--- a/00-首页/题组Word/第一轮习题集-学生版/第一轮化学原理-酸碱理论习题集.docx
+++ b/00-首页/题组Word/第一轮习题集-学生版/第一轮化学原理-酸碱理论习题集.docx
@@ -2,7 +2,7 @@
 <file path=word/document.xml><?xml version="1.0" encoding="utf-8"?>
 <w:document xmlns:w="http://schemas.openxmlformats.org/wordprocessingml/2006/main" xmlns:m="http://schemas.openxmlformats.org/officeDocument/2006/math" xmlns:r="http://schemas.openxmlformats.org/officeDocument/2006/relationships" xmlns:o="urn:schemas-microsoft-com:office:office" xmlns:v="urn:schemas-microsoft-com:vml" xmlns:w10="urn:schemas-microsoft-com:office:word" xmlns:a="http://schemas.openxmlformats.org/drawingml/2006/main" xmlns:pic="http://schemas.openxmlformats.org/drawingml/2006/picture" xmlns:wp="http://schemas.openxmlformats.org/drawingml/2006/wordprocessingDrawing">
   <w:body>
-    <w:bookmarkStart w:id="80" w:name="第一轮化学原理酸碱理论-习题集"/>
+    <w:bookmarkStart w:id="78" w:name="第一轮化学原理酸碱理论-习题集"/>
     <w:p>
       <w:pPr>
         <w:spacing w:after="1800" w:before="1200" w:line="276" w:lineRule="auto"/>
@@ -2468,23 +2468,6 @@
     </w:p>
     <w:p>
       <w:pPr>
-        <w:pStyle w:val="BlockText"/>
-      </w:pPr>
-      <w:r>
-        <w:rPr>
-          <w:rFonts w:hint="eastAsia" w:ascii="Times New Roman" w:hAnsi="Times New Roman" w:eastAsia="FangSong" w:cs="Times New Roman"/>
-        </w:rPr>
-        <w:t>原题</w:t>
-      </w:r>
-      <w:r>
-        <w:rPr>
-          <w:rFonts w:hint="eastAsia" w:ascii="Times New Roman" w:hAnsi="Times New Roman" w:eastAsia="Times New Roman" w:cs="Times New Roman"/>
-        </w:rPr>
-        <w:t>：08-05</w:t>
-      </w:r>
-    </w:p>
-    <w:p>
-      <w:pPr>
         <w:pStyle w:val="FirstParagraph"/>
       </w:pPr>
       <w:r>
@@ -3951,23 +3934,6 @@
           <w:rFonts w:hint="eastAsia" w:ascii="Times New Roman" w:hAnsi="Times New Roman" w:eastAsia="Times New Roman" w:cs="Times New Roman"/>
         </w:rPr>
         <w:t>]</w:t>
-      </w:r>
-    </w:p>
-    <w:p>
-      <w:pPr>
-        <w:pStyle w:val="BlockText"/>
-      </w:pPr>
-      <w:r>
-        <w:rPr>
-          <w:rFonts w:hint="eastAsia" w:ascii="Times New Roman" w:hAnsi="Times New Roman" w:eastAsia="FangSong" w:cs="Times New Roman"/>
-        </w:rPr>
-        <w:t>原题</w:t>
-      </w:r>
-      <w:r>
-        <w:rPr>
-          <w:rFonts w:hint="eastAsia" w:ascii="Times New Roman" w:hAnsi="Times New Roman" w:eastAsia="Times New Roman" w:cs="Times New Roman"/>
-        </w:rPr>
-        <w:t>：08-13</w:t>
       </w:r>
     </w:p>
     <w:p>
@@ -4392,23 +4358,6 @@
     </w:p>
     <w:p>
       <w:pPr>
-        <w:pStyle w:val="BlockText"/>
-      </w:pPr>
-      <w:r>
-        <w:rPr>
-          <w:rFonts w:hint="eastAsia" w:ascii="Times New Roman" w:hAnsi="Times New Roman" w:eastAsia="FangSong" w:cs="Times New Roman"/>
-        </w:rPr>
-        <w:t>原题</w:t>
-      </w:r>
-      <w:r>
-        <w:rPr>
-          <w:rFonts w:hint="eastAsia" w:ascii="Times New Roman" w:hAnsi="Times New Roman" w:eastAsia="Times New Roman" w:cs="Times New Roman"/>
-        </w:rPr>
-        <w:t>：08-15</w:t>
-      </w:r>
-    </w:p>
-    <w:p>
-      <w:pPr>
         <w:pStyle w:val="FirstParagraph"/>
       </w:pPr>
       <w:r>
@@ -5280,23 +5229,6 @@
           <w:rFonts w:hint="eastAsia" w:ascii="Times New Roman" w:hAnsi="Times New Roman" w:eastAsia="Times New Roman" w:cs="Times New Roman"/>
         </w:rPr>
         <w:t>]</w:t>
-      </w:r>
-    </w:p>
-    <w:p>
-      <w:pPr>
-        <w:pStyle w:val="BlockText"/>
-      </w:pPr>
-      <w:r>
-        <w:rPr>
-          <w:rFonts w:hint="eastAsia" w:ascii="Times New Roman" w:hAnsi="Times New Roman" w:eastAsia="FangSong" w:cs="Times New Roman"/>
-        </w:rPr>
-        <w:t>原题</w:t>
-      </w:r>
-      <w:r>
-        <w:rPr>
-          <w:rFonts w:hint="eastAsia" w:ascii="Times New Roman" w:hAnsi="Times New Roman" w:eastAsia="Times New Roman" w:cs="Times New Roman"/>
-        </w:rPr>
-        <w:t>：08-01</w:t>
       </w:r>
     </w:p>
     <w:p>
@@ -5991,23 +5923,6 @@
     </w:p>
     <w:p>
       <w:pPr>
-        <w:pStyle w:val="BlockText"/>
-      </w:pPr>
-      <w:r>
-        <w:rPr>
-          <w:rFonts w:hint="eastAsia" w:ascii="Times New Roman" w:hAnsi="Times New Roman" w:eastAsia="FangSong" w:cs="Times New Roman"/>
-        </w:rPr>
-        <w:t>原题</w:t>
-      </w:r>
-      <w:r>
-        <w:rPr>
-          <w:rFonts w:hint="eastAsia" w:ascii="Times New Roman" w:hAnsi="Times New Roman" w:eastAsia="Times New Roman" w:cs="Times New Roman"/>
-        </w:rPr>
-        <w:t>：08-02</w:t>
-      </w:r>
-    </w:p>
-    <w:p>
-      <w:pPr>
         <w:pStyle w:val="FirstParagraph"/>
       </w:pPr>
       <w:r>
@@ -6242,23 +6157,6 @@
           <w:rFonts w:hint="eastAsia" w:ascii="Times New Roman" w:hAnsi="Times New Roman" w:eastAsia="Times New Roman" w:cs="Times New Roman"/>
         </w:rPr>
         <w:t>]</w:t>
-      </w:r>
-    </w:p>
-    <w:p>
-      <w:pPr>
-        <w:pStyle w:val="BlockText"/>
-      </w:pPr>
-      <w:r>
-        <w:rPr>
-          <w:rFonts w:hint="eastAsia" w:ascii="Times New Roman" w:hAnsi="Times New Roman" w:eastAsia="FangSong" w:cs="Times New Roman"/>
-        </w:rPr>
-        <w:t>原题</w:t>
-      </w:r>
-      <w:r>
-        <w:rPr>
-          <w:rFonts w:hint="eastAsia" w:ascii="Times New Roman" w:hAnsi="Times New Roman" w:eastAsia="Times New Roman" w:cs="Times New Roman"/>
-        </w:rPr>
-        <w:t>：08-03</w:t>
       </w:r>
     </w:p>
     <w:p>
@@ -6692,23 +6590,6 @@
           <w:rFonts w:hint="eastAsia" w:ascii="Times New Roman" w:hAnsi="Times New Roman" w:eastAsia="Times New Roman" w:cs="Times New Roman"/>
         </w:rPr>
         <w:t>]</w:t>
-      </w:r>
-    </w:p>
-    <w:p>
-      <w:pPr>
-        <w:pStyle w:val="BlockText"/>
-      </w:pPr>
-      <w:r>
-        <w:rPr>
-          <w:rFonts w:hint="eastAsia" w:ascii="Times New Roman" w:hAnsi="Times New Roman" w:eastAsia="FangSong" w:cs="Times New Roman"/>
-        </w:rPr>
-        <w:t>原题</w:t>
-      </w:r>
-      <w:r>
-        <w:rPr>
-          <w:rFonts w:hint="eastAsia" w:ascii="Times New Roman" w:hAnsi="Times New Roman" w:eastAsia="Times New Roman" w:cs="Times New Roman"/>
-        </w:rPr>
-        <w:t>：08-04</w:t>
       </w:r>
     </w:p>
     <w:p>
@@ -7018,23 +6899,6 @@
     </w:p>
     <w:p>
       <w:pPr>
-        <w:pStyle w:val="BlockText"/>
-      </w:pPr>
-      <w:r>
-        <w:rPr>
-          <w:rFonts w:hint="eastAsia" w:ascii="Times New Roman" w:hAnsi="Times New Roman" w:eastAsia="FangSong" w:cs="Times New Roman"/>
-        </w:rPr>
-        <w:t>原题</w:t>
-      </w:r>
-      <w:r>
-        <w:rPr>
-          <w:rFonts w:hint="eastAsia" w:ascii="Times New Roman" w:hAnsi="Times New Roman" w:eastAsia="Times New Roman" w:cs="Times New Roman"/>
-        </w:rPr>
-        <w:t>：08-08</w:t>
-      </w:r>
-    </w:p>
-    <w:p>
-      <w:pPr>
         <w:pStyle w:val="FirstParagraph"/>
       </w:pPr>
       <w:r>
@@ -7664,23 +7528,6 @@
     </w:p>
     <w:p>
       <w:pPr>
-        <w:pStyle w:val="BlockText"/>
-      </w:pPr>
-      <w:r>
-        <w:rPr>
-          <w:rFonts w:hint="eastAsia" w:ascii="Times New Roman" w:hAnsi="Times New Roman" w:eastAsia="FangSong" w:cs="Times New Roman"/>
-        </w:rPr>
-        <w:t>原题</w:t>
-      </w:r>
-      <w:r>
-        <w:rPr>
-          <w:rFonts w:hint="eastAsia" w:ascii="Times New Roman" w:hAnsi="Times New Roman" w:eastAsia="Times New Roman" w:cs="Times New Roman"/>
-        </w:rPr>
-        <w:t>：08-10</w:t>
-      </w:r>
-    </w:p>
-    <w:p>
-      <w:pPr>
         <w:pStyle w:val="FirstParagraph"/>
       </w:pPr>
       <w:r>
@@ -8119,23 +7966,6 @@
           <w:rFonts w:hint="eastAsia" w:ascii="Times New Roman" w:hAnsi="Times New Roman" w:eastAsia="Times New Roman" w:cs="Times New Roman"/>
         </w:rPr>
         <w:t>]</w:t>
-      </w:r>
-    </w:p>
-    <w:p>
-      <w:pPr>
-        <w:pStyle w:val="BlockText"/>
-      </w:pPr>
-      <w:r>
-        <w:rPr>
-          <w:rFonts w:hint="eastAsia" w:ascii="Times New Roman" w:hAnsi="Times New Roman" w:eastAsia="FangSong" w:cs="Times New Roman"/>
-        </w:rPr>
-        <w:t>原题</w:t>
-      </w:r>
-      <w:r>
-        <w:rPr>
-          <w:rFonts w:hint="eastAsia" w:ascii="Times New Roman" w:hAnsi="Times New Roman" w:eastAsia="Times New Roman" w:cs="Times New Roman"/>
-        </w:rPr>
-        <w:t>：08-11</w:t>
       </w:r>
     </w:p>
     <w:p>
@@ -12191,71 +12021,6 @@
     </w:p>
     <w:p>
       <w:pPr>
-        <w:pStyle w:val="BlockText"/>
-      </w:pPr>
-      <w:r>
-        <w:rPr>
-          <w:rFonts w:hint="eastAsia" w:ascii="Times New Roman" w:hAnsi="Times New Roman" w:eastAsia="FangSong" w:cs="Times New Roman"/>
-        </w:rPr>
-        <w:t>原题</w:t>
-      </w:r>
-      <w:r>
-        <w:rPr>
-          <w:rFonts w:hint="eastAsia" w:ascii="Times New Roman" w:hAnsi="Times New Roman" w:eastAsia="Times New Roman" w:cs="Times New Roman"/>
-        </w:rPr>
-        <w:t>：</w:t>
-      </w:r>
-      <w:r>
-        <w:rPr>
-          <w:rFonts w:hint="eastAsia" w:ascii="Times New Roman" w:hAnsi="Times New Roman" w:eastAsia="FangSong" w:cs="Times New Roman"/>
-        </w:rPr>
-        <w:t>题</w:t>
-      </w:r>
-      <w:r>
-        <w:rPr>
-          <w:rFonts w:hint="eastAsia" w:ascii="Times New Roman" w:hAnsi="Times New Roman" w:eastAsia="Times New Roman" w:cs="Times New Roman"/>
-        </w:rPr>
-        <w:t>-058-</w:t>
-      </w:r>
-      <w:r>
-        <w:rPr>
-          <w:rFonts w:hint="eastAsia" w:ascii="Times New Roman" w:hAnsi="Times New Roman" w:eastAsia="FangSong" w:cs="Times New Roman"/>
-        </w:rPr>
-        <w:t>上海中学</w:t>
-      </w:r>
-      <w:r>
-        <w:rPr>
-          <w:rFonts w:hint="eastAsia" w:ascii="Times New Roman" w:hAnsi="Times New Roman" w:eastAsia="Times New Roman" w:cs="Times New Roman"/>
-        </w:rPr>
-        <w:t>-</w:t>
-      </w:r>
-      <w:r>
-        <w:rPr>
-          <w:rFonts w:hint="eastAsia" w:ascii="Times New Roman" w:hAnsi="Times New Roman" w:eastAsia="FangSong" w:cs="Times New Roman"/>
-        </w:rPr>
-        <w:t>水中平衡</w:t>
-      </w:r>
-      <w:r>
-        <w:rPr>
-          <w:rFonts w:hint="eastAsia" w:ascii="Times New Roman" w:hAnsi="Times New Roman" w:eastAsia="Times New Roman" w:cs="Times New Roman"/>
-        </w:rPr>
-        <w:t>-</w:t>
-      </w:r>
-      <w:r>
-        <w:rPr>
-          <w:rFonts w:hint="eastAsia" w:ascii="Times New Roman" w:hAnsi="Times New Roman" w:eastAsia="FangSong" w:cs="Times New Roman"/>
-        </w:rPr>
-        <w:t>习题</w:t>
-      </w:r>
-      <w:r>
-        <w:rPr>
-          <w:rFonts w:hint="eastAsia" w:ascii="Times New Roman" w:hAnsi="Times New Roman" w:eastAsia="Times New Roman" w:cs="Times New Roman"/>
-        </w:rPr>
-        <w:t>2</w:t>
-      </w:r>
-    </w:p>
-    <w:p>
-      <w:pPr>
         <w:pStyle w:val="FirstParagraph"/>
       </w:pPr>
       <w:r>
@@ -18495,71 +18260,6 @@
     </w:p>
     <w:p>
       <w:pPr>
-        <w:pStyle w:val="BlockText"/>
-      </w:pPr>
-      <w:r>
-        <w:rPr>
-          <w:rFonts w:hint="eastAsia" w:ascii="Times New Roman" w:hAnsi="Times New Roman" w:eastAsia="FangSong" w:cs="Times New Roman"/>
-        </w:rPr>
-        <w:t>原题</w:t>
-      </w:r>
-      <w:r>
-        <w:rPr>
-          <w:rFonts w:hint="eastAsia" w:ascii="Times New Roman" w:hAnsi="Times New Roman" w:eastAsia="Times New Roman" w:cs="Times New Roman"/>
-        </w:rPr>
-        <w:t>：</w:t>
-      </w:r>
-      <w:r>
-        <w:rPr>
-          <w:rFonts w:hint="eastAsia" w:ascii="Times New Roman" w:hAnsi="Times New Roman" w:eastAsia="FangSong" w:cs="Times New Roman"/>
-        </w:rPr>
-        <w:t>题</w:t>
-      </w:r>
-      <w:r>
-        <w:rPr>
-          <w:rFonts w:hint="eastAsia" w:ascii="Times New Roman" w:hAnsi="Times New Roman" w:eastAsia="Times New Roman" w:cs="Times New Roman"/>
-        </w:rPr>
-        <w:t>-058-</w:t>
-      </w:r>
-      <w:r>
-        <w:rPr>
-          <w:rFonts w:hint="eastAsia" w:ascii="Times New Roman" w:hAnsi="Times New Roman" w:eastAsia="FangSong" w:cs="Times New Roman"/>
-        </w:rPr>
-        <w:t>上海中学</w:t>
-      </w:r>
-      <w:r>
-        <w:rPr>
-          <w:rFonts w:hint="eastAsia" w:ascii="Times New Roman" w:hAnsi="Times New Roman" w:eastAsia="Times New Roman" w:cs="Times New Roman"/>
-        </w:rPr>
-        <w:t>-</w:t>
-      </w:r>
-      <w:r>
-        <w:rPr>
-          <w:rFonts w:hint="eastAsia" w:ascii="Times New Roman" w:hAnsi="Times New Roman" w:eastAsia="FangSong" w:cs="Times New Roman"/>
-        </w:rPr>
-        <w:t>水中平衡</w:t>
-      </w:r>
-      <w:r>
-        <w:rPr>
-          <w:rFonts w:hint="eastAsia" w:ascii="Times New Roman" w:hAnsi="Times New Roman" w:eastAsia="Times New Roman" w:cs="Times New Roman"/>
-        </w:rPr>
-        <w:t>-</w:t>
-      </w:r>
-      <w:r>
-        <w:rPr>
-          <w:rFonts w:hint="eastAsia" w:ascii="Times New Roman" w:hAnsi="Times New Roman" w:eastAsia="FangSong" w:cs="Times New Roman"/>
-        </w:rPr>
-        <w:t>习题</w:t>
-      </w:r>
-      <w:r>
-        <w:rPr>
-          <w:rFonts w:hint="eastAsia" w:ascii="Times New Roman" w:hAnsi="Times New Roman" w:eastAsia="Times New Roman" w:cs="Times New Roman"/>
-        </w:rPr>
-        <w:t>1</w:t>
-      </w:r>
-    </w:p>
-    <w:p>
-      <w:pPr>
         <w:pStyle w:val="FirstParagraph"/>
       </w:pPr>
       <w:r>
@@ -21728,71 +21428,6 @@
           <w:rFonts w:hint="eastAsia" w:ascii="Times New Roman" w:hAnsi="Times New Roman" w:eastAsia="Times New Roman" w:cs="Times New Roman"/>
         </w:rPr>
         <w:t>]</w:t>
-      </w:r>
-    </w:p>
-    <w:p>
-      <w:pPr>
-        <w:pStyle w:val="BlockText"/>
-      </w:pPr>
-      <w:r>
-        <w:rPr>
-          <w:rFonts w:hint="eastAsia" w:ascii="Times New Roman" w:hAnsi="Times New Roman" w:eastAsia="FangSong" w:cs="Times New Roman"/>
-        </w:rPr>
-        <w:t>原题</w:t>
-      </w:r>
-      <w:r>
-        <w:rPr>
-          <w:rFonts w:hint="eastAsia" w:ascii="Times New Roman" w:hAnsi="Times New Roman" w:eastAsia="Times New Roman" w:cs="Times New Roman"/>
-        </w:rPr>
-        <w:t>：</w:t>
-      </w:r>
-      <w:r>
-        <w:rPr>
-          <w:rFonts w:hint="eastAsia" w:ascii="Times New Roman" w:hAnsi="Times New Roman" w:eastAsia="FangSong" w:cs="Times New Roman"/>
-        </w:rPr>
-        <w:t>题</w:t>
-      </w:r>
-      <w:r>
-        <w:rPr>
-          <w:rFonts w:hint="eastAsia" w:ascii="Times New Roman" w:hAnsi="Times New Roman" w:eastAsia="Times New Roman" w:cs="Times New Roman"/>
-        </w:rPr>
-        <w:t>-051-</w:t>
-      </w:r>
-      <w:r>
-        <w:rPr>
-          <w:rFonts w:hint="eastAsia" w:ascii="Times New Roman" w:hAnsi="Times New Roman" w:eastAsia="FangSong" w:cs="Times New Roman"/>
-        </w:rPr>
-        <w:t>初赛讲义</w:t>
-      </w:r>
-      <w:r>
-        <w:rPr>
-          <w:rFonts w:hint="eastAsia" w:ascii="Times New Roman" w:hAnsi="Times New Roman" w:eastAsia="Times New Roman" w:cs="Times New Roman"/>
-        </w:rPr>
-        <w:t>-</w:t>
-      </w:r>
-      <w:r>
-        <w:rPr>
-          <w:rFonts w:hint="eastAsia" w:ascii="Times New Roman" w:hAnsi="Times New Roman" w:eastAsia="FangSong" w:cs="Times New Roman"/>
-        </w:rPr>
-        <w:t>溶液与化学分析</w:t>
-      </w:r>
-      <w:r>
-        <w:rPr>
-          <w:rFonts w:hint="eastAsia" w:ascii="Times New Roman" w:hAnsi="Times New Roman" w:eastAsia="Times New Roman" w:cs="Times New Roman"/>
-        </w:rPr>
-        <w:t>-</w:t>
-      </w:r>
-      <w:r>
-        <w:rPr>
-          <w:rFonts w:hint="eastAsia" w:ascii="Times New Roman" w:hAnsi="Times New Roman" w:eastAsia="FangSong" w:cs="Times New Roman"/>
-        </w:rPr>
-        <w:t>习题</w:t>
-      </w:r>
-      <w:r>
-        <w:rPr>
-          <w:rFonts w:hint="eastAsia" w:ascii="Times New Roman" w:hAnsi="Times New Roman" w:eastAsia="Times New Roman" w:cs="Times New Roman"/>
-        </w:rPr>
-        <w:t>9.25</w:t>
       </w:r>
     </w:p>
     <w:p>
@@ -24115,71 +23750,6 @@
     </w:p>
     <w:p>
       <w:pPr>
-        <w:pStyle w:val="BlockText"/>
-      </w:pPr>
-      <w:r>
-        <w:rPr>
-          <w:rFonts w:hint="eastAsia" w:ascii="Times New Roman" w:hAnsi="Times New Roman" w:eastAsia="FangSong" w:cs="Times New Roman"/>
-        </w:rPr>
-        <w:t>原题</w:t>
-      </w:r>
-      <w:r>
-        <w:rPr>
-          <w:rFonts w:hint="eastAsia" w:ascii="Times New Roman" w:hAnsi="Times New Roman" w:eastAsia="Times New Roman" w:cs="Times New Roman"/>
-        </w:rPr>
-        <w:t>：</w:t>
-      </w:r>
-      <w:r>
-        <w:rPr>
-          <w:rFonts w:hint="eastAsia" w:ascii="Times New Roman" w:hAnsi="Times New Roman" w:eastAsia="FangSong" w:cs="Times New Roman"/>
-        </w:rPr>
-        <w:t>题</w:t>
-      </w:r>
-      <w:r>
-        <w:rPr>
-          <w:rFonts w:hint="eastAsia" w:ascii="Times New Roman" w:hAnsi="Times New Roman" w:eastAsia="Times New Roman" w:cs="Times New Roman"/>
-        </w:rPr>
-        <w:t>-064-</w:t>
-      </w:r>
-      <w:r>
-        <w:rPr>
-          <w:rFonts w:hint="eastAsia" w:ascii="Times New Roman" w:hAnsi="Times New Roman" w:eastAsia="FangSong" w:cs="Times New Roman"/>
-        </w:rPr>
-        <w:t>初赛讲义</w:t>
-      </w:r>
-      <w:r>
-        <w:rPr>
-          <w:rFonts w:hint="eastAsia" w:ascii="Times New Roman" w:hAnsi="Times New Roman" w:eastAsia="Times New Roman" w:cs="Times New Roman"/>
-        </w:rPr>
-        <w:t>-</w:t>
-      </w:r>
-      <w:r>
-        <w:rPr>
-          <w:rFonts w:hint="eastAsia" w:ascii="Times New Roman" w:hAnsi="Times New Roman" w:eastAsia="FangSong" w:cs="Times New Roman"/>
-        </w:rPr>
-        <w:t>溶液与化学分析</w:t>
-      </w:r>
-      <w:r>
-        <w:rPr>
-          <w:rFonts w:hint="eastAsia" w:ascii="Times New Roman" w:hAnsi="Times New Roman" w:eastAsia="Times New Roman" w:cs="Times New Roman"/>
-        </w:rPr>
-        <w:t>-</w:t>
-      </w:r>
-      <w:r>
-        <w:rPr>
-          <w:rFonts w:hint="eastAsia" w:ascii="Times New Roman" w:hAnsi="Times New Roman" w:eastAsia="FangSong" w:cs="Times New Roman"/>
-        </w:rPr>
-        <w:t>习题</w:t>
-      </w:r>
-      <w:r>
-        <w:rPr>
-          <w:rFonts w:hint="eastAsia" w:ascii="Times New Roman" w:hAnsi="Times New Roman" w:eastAsia="Times New Roman" w:cs="Times New Roman"/>
-        </w:rPr>
-        <w:t>9.7</w:t>
-      </w:r>
-    </w:p>
-    <w:p>
-      <w:pPr>
         <w:pStyle w:val="FirstParagraph"/>
       </w:pPr>
       <w:r>
@@ -24627,71 +24197,6 @@
           <w:rFonts w:hint="eastAsia" w:ascii="Times New Roman" w:hAnsi="Times New Roman" w:eastAsia="Times New Roman" w:cs="Times New Roman"/>
         </w:rPr>
         <w:t>]</w:t>
-      </w:r>
-    </w:p>
-    <w:p>
-      <w:pPr>
-        <w:pStyle w:val="BlockText"/>
-      </w:pPr>
-      <w:r>
-        <w:rPr>
-          <w:rFonts w:hint="eastAsia" w:ascii="Times New Roman" w:hAnsi="Times New Roman" w:eastAsia="FangSong" w:cs="Times New Roman"/>
-        </w:rPr>
-        <w:t>原题</w:t>
-      </w:r>
-      <w:r>
-        <w:rPr>
-          <w:rFonts w:hint="eastAsia" w:ascii="Times New Roman" w:hAnsi="Times New Roman" w:eastAsia="Times New Roman" w:cs="Times New Roman"/>
-        </w:rPr>
-        <w:t>：</w:t>
-      </w:r>
-      <w:r>
-        <w:rPr>
-          <w:rFonts w:hint="eastAsia" w:ascii="Times New Roman" w:hAnsi="Times New Roman" w:eastAsia="FangSong" w:cs="Times New Roman"/>
-        </w:rPr>
-        <w:t>题</w:t>
-      </w:r>
-      <w:r>
-        <w:rPr>
-          <w:rFonts w:hint="eastAsia" w:ascii="Times New Roman" w:hAnsi="Times New Roman" w:eastAsia="Times New Roman" w:cs="Times New Roman"/>
-        </w:rPr>
-        <w:t>-054-</w:t>
-      </w:r>
-      <w:r>
-        <w:rPr>
-          <w:rFonts w:hint="eastAsia" w:ascii="Times New Roman" w:hAnsi="Times New Roman" w:eastAsia="FangSong" w:cs="Times New Roman"/>
-        </w:rPr>
-        <w:t>初赛讲义</w:t>
-      </w:r>
-      <w:r>
-        <w:rPr>
-          <w:rFonts w:hint="eastAsia" w:ascii="Times New Roman" w:hAnsi="Times New Roman" w:eastAsia="Times New Roman" w:cs="Times New Roman"/>
-        </w:rPr>
-        <w:t>-</w:t>
-      </w:r>
-      <w:r>
-        <w:rPr>
-          <w:rFonts w:hint="eastAsia" w:ascii="Times New Roman" w:hAnsi="Times New Roman" w:eastAsia="FangSong" w:cs="Times New Roman"/>
-        </w:rPr>
-        <w:t>溶液与化学分析</w:t>
-      </w:r>
-      <w:r>
-        <w:rPr>
-          <w:rFonts w:hint="eastAsia" w:ascii="Times New Roman" w:hAnsi="Times New Roman" w:eastAsia="Times New Roman" w:cs="Times New Roman"/>
-        </w:rPr>
-        <w:t>-</w:t>
-      </w:r>
-      <w:r>
-        <w:rPr>
-          <w:rFonts w:hint="eastAsia" w:ascii="Times New Roman" w:hAnsi="Times New Roman" w:eastAsia="FangSong" w:cs="Times New Roman"/>
-        </w:rPr>
-        <w:t>习题</w:t>
-      </w:r>
-      <w:r>
-        <w:rPr>
-          <w:rFonts w:hint="eastAsia" w:ascii="Times New Roman" w:hAnsi="Times New Roman" w:eastAsia="Times New Roman" w:cs="Times New Roman"/>
-        </w:rPr>
-        <w:t>9.31</w:t>
       </w:r>
     </w:p>
     <w:p>
@@ -25532,71 +25037,6 @@
           <w:rFonts w:hint="eastAsia" w:ascii="Times New Roman" w:hAnsi="Times New Roman" w:eastAsia="Times New Roman" w:cs="Times New Roman"/>
         </w:rPr>
         <w:t>]</w:t>
-      </w:r>
-    </w:p>
-    <w:p>
-      <w:pPr>
-        <w:pStyle w:val="BlockText"/>
-      </w:pPr>
-      <w:r>
-        <w:rPr>
-          <w:rFonts w:hint="eastAsia" w:ascii="Times New Roman" w:hAnsi="Times New Roman" w:eastAsia="FangSong" w:cs="Times New Roman"/>
-        </w:rPr>
-        <w:t>原题</w:t>
-      </w:r>
-      <w:r>
-        <w:rPr>
-          <w:rFonts w:hint="eastAsia" w:ascii="Times New Roman" w:hAnsi="Times New Roman" w:eastAsia="Times New Roman" w:cs="Times New Roman"/>
-        </w:rPr>
-        <w:t>：</w:t>
-      </w:r>
-      <w:r>
-        <w:rPr>
-          <w:rFonts w:hint="eastAsia" w:ascii="Times New Roman" w:hAnsi="Times New Roman" w:eastAsia="FangSong" w:cs="Times New Roman"/>
-        </w:rPr>
-        <w:t>题</w:t>
-      </w:r>
-      <w:r>
-        <w:rPr>
-          <w:rFonts w:hint="eastAsia" w:ascii="Times New Roman" w:hAnsi="Times New Roman" w:eastAsia="Times New Roman" w:cs="Times New Roman"/>
-        </w:rPr>
-        <w:t>-053-</w:t>
-      </w:r>
-      <w:r>
-        <w:rPr>
-          <w:rFonts w:hint="eastAsia" w:ascii="Times New Roman" w:hAnsi="Times New Roman" w:eastAsia="FangSong" w:cs="Times New Roman"/>
-        </w:rPr>
-        <w:t>初赛讲义</w:t>
-      </w:r>
-      <w:r>
-        <w:rPr>
-          <w:rFonts w:hint="eastAsia" w:ascii="Times New Roman" w:hAnsi="Times New Roman" w:eastAsia="Times New Roman" w:cs="Times New Roman"/>
-        </w:rPr>
-        <w:t>-</w:t>
-      </w:r>
-      <w:r>
-        <w:rPr>
-          <w:rFonts w:hint="eastAsia" w:ascii="Times New Roman" w:hAnsi="Times New Roman" w:eastAsia="FangSong" w:cs="Times New Roman"/>
-        </w:rPr>
-        <w:t>溶液与化学分析</w:t>
-      </w:r>
-      <w:r>
-        <w:rPr>
-          <w:rFonts w:hint="eastAsia" w:ascii="Times New Roman" w:hAnsi="Times New Roman" w:eastAsia="Times New Roman" w:cs="Times New Roman"/>
-        </w:rPr>
-        <w:t>-</w:t>
-      </w:r>
-      <w:r>
-        <w:rPr>
-          <w:rFonts w:hint="eastAsia" w:ascii="Times New Roman" w:hAnsi="Times New Roman" w:eastAsia="FangSong" w:cs="Times New Roman"/>
-        </w:rPr>
-        <w:t>习题</w:t>
-      </w:r>
-      <w:r>
-        <w:rPr>
-          <w:rFonts w:hint="eastAsia" w:ascii="Times New Roman" w:hAnsi="Times New Roman" w:eastAsia="Times New Roman" w:cs="Times New Roman"/>
-        </w:rPr>
-        <w:t>9.41</w:t>
       </w:r>
     </w:p>
     <w:p>
@@ -26205,71 +25645,6 @@
     </w:p>
     <w:p>
       <w:pPr>
-        <w:pStyle w:val="BlockText"/>
-      </w:pPr>
-      <w:r>
-        <w:rPr>
-          <w:rFonts w:hint="eastAsia" w:ascii="Times New Roman" w:hAnsi="Times New Roman" w:eastAsia="FangSong" w:cs="Times New Roman"/>
-        </w:rPr>
-        <w:t>原题</w:t>
-      </w:r>
-      <w:r>
-        <w:rPr>
-          <w:rFonts w:hint="eastAsia" w:ascii="Times New Roman" w:hAnsi="Times New Roman" w:eastAsia="Times New Roman" w:cs="Times New Roman"/>
-        </w:rPr>
-        <w:t>：</w:t>
-      </w:r>
-      <w:r>
-        <w:rPr>
-          <w:rFonts w:hint="eastAsia" w:ascii="Times New Roman" w:hAnsi="Times New Roman" w:eastAsia="FangSong" w:cs="Times New Roman"/>
-        </w:rPr>
-        <w:t>题</w:t>
-      </w:r>
-      <w:r>
-        <w:rPr>
-          <w:rFonts w:hint="eastAsia" w:ascii="Times New Roman" w:hAnsi="Times New Roman" w:eastAsia="Times New Roman" w:cs="Times New Roman"/>
-        </w:rPr>
-        <w:t>-052-</w:t>
-      </w:r>
-      <w:r>
-        <w:rPr>
-          <w:rFonts w:hint="eastAsia" w:ascii="Times New Roman" w:hAnsi="Times New Roman" w:eastAsia="FangSong" w:cs="Times New Roman"/>
-        </w:rPr>
-        <w:t>初赛讲义</w:t>
-      </w:r>
-      <w:r>
-        <w:rPr>
-          <w:rFonts w:hint="eastAsia" w:ascii="Times New Roman" w:hAnsi="Times New Roman" w:eastAsia="Times New Roman" w:cs="Times New Roman"/>
-        </w:rPr>
-        <w:t>-</w:t>
-      </w:r>
-      <w:r>
-        <w:rPr>
-          <w:rFonts w:hint="eastAsia" w:ascii="Times New Roman" w:hAnsi="Times New Roman" w:eastAsia="FangSong" w:cs="Times New Roman"/>
-        </w:rPr>
-        <w:t>溶液与化学分析</w:t>
-      </w:r>
-      <w:r>
-        <w:rPr>
-          <w:rFonts w:hint="eastAsia" w:ascii="Times New Roman" w:hAnsi="Times New Roman" w:eastAsia="Times New Roman" w:cs="Times New Roman"/>
-        </w:rPr>
-        <w:t>-</w:t>
-      </w:r>
-      <w:r>
-        <w:rPr>
-          <w:rFonts w:hint="eastAsia" w:ascii="Times New Roman" w:hAnsi="Times New Roman" w:eastAsia="FangSong" w:cs="Times New Roman"/>
-        </w:rPr>
-        <w:t>习题</w:t>
-      </w:r>
-      <w:r>
-        <w:rPr>
-          <w:rFonts w:hint="eastAsia" w:ascii="Times New Roman" w:hAnsi="Times New Roman" w:eastAsia="Times New Roman" w:cs="Times New Roman"/>
-        </w:rPr>
-        <w:t>9.30</w:t>
-      </w:r>
-    </w:p>
-    <w:p>
-      <w:pPr>
         <w:pStyle w:val="FirstParagraph"/>
         <w:spacing w:after="80"/>
       </w:pPr>
@@ -27996,71 +27371,6 @@
           <w:rFonts w:hint="eastAsia" w:ascii="Times New Roman" w:hAnsi="Times New Roman" w:eastAsia="Times New Roman" w:cs="Times New Roman"/>
         </w:rPr>
         <w:t>]</w:t>
-      </w:r>
-    </w:p>
-    <w:p>
-      <w:pPr>
-        <w:pStyle w:val="BlockText"/>
-      </w:pPr>
-      <w:r>
-        <w:rPr>
-          <w:rFonts w:hint="eastAsia" w:ascii="Times New Roman" w:hAnsi="Times New Roman" w:eastAsia="FangSong" w:cs="Times New Roman"/>
-        </w:rPr>
-        <w:t>原题</w:t>
-      </w:r>
-      <w:r>
-        <w:rPr>
-          <w:rFonts w:hint="eastAsia" w:ascii="Times New Roman" w:hAnsi="Times New Roman" w:eastAsia="Times New Roman" w:cs="Times New Roman"/>
-        </w:rPr>
-        <w:t>：</w:t>
-      </w:r>
-      <w:r>
-        <w:rPr>
-          <w:rFonts w:hint="eastAsia" w:ascii="Times New Roman" w:hAnsi="Times New Roman" w:eastAsia="FangSong" w:cs="Times New Roman"/>
-        </w:rPr>
-        <w:t>题</w:t>
-      </w:r>
-      <w:r>
-        <w:rPr>
-          <w:rFonts w:hint="eastAsia" w:ascii="Times New Roman" w:hAnsi="Times New Roman" w:eastAsia="Times New Roman" w:cs="Times New Roman"/>
-        </w:rPr>
-        <w:t>-057-</w:t>
-      </w:r>
-      <w:r>
-        <w:rPr>
-          <w:rFonts w:hint="eastAsia" w:ascii="Times New Roman" w:hAnsi="Times New Roman" w:eastAsia="FangSong" w:cs="Times New Roman"/>
-        </w:rPr>
-        <w:t>初赛讲义</w:t>
-      </w:r>
-      <w:r>
-        <w:rPr>
-          <w:rFonts w:hint="eastAsia" w:ascii="Times New Roman" w:hAnsi="Times New Roman" w:eastAsia="Times New Roman" w:cs="Times New Roman"/>
-        </w:rPr>
-        <w:t>-</w:t>
-      </w:r>
-      <w:r>
-        <w:rPr>
-          <w:rFonts w:hint="eastAsia" w:ascii="Times New Roman" w:hAnsi="Times New Roman" w:eastAsia="FangSong" w:cs="Times New Roman"/>
-        </w:rPr>
-        <w:t>溶液与化学分析</w:t>
-      </w:r>
-      <w:r>
-        <w:rPr>
-          <w:rFonts w:hint="eastAsia" w:ascii="Times New Roman" w:hAnsi="Times New Roman" w:eastAsia="Times New Roman" w:cs="Times New Roman"/>
-        </w:rPr>
-        <w:t>-</w:t>
-      </w:r>
-      <w:r>
-        <w:rPr>
-          <w:rFonts w:hint="eastAsia" w:ascii="Times New Roman" w:hAnsi="Times New Roman" w:eastAsia="FangSong" w:cs="Times New Roman"/>
-        </w:rPr>
-        <w:t>习题</w:t>
-      </w:r>
-      <w:r>
-        <w:rPr>
-          <w:rFonts w:hint="eastAsia" w:ascii="Times New Roman" w:hAnsi="Times New Roman" w:eastAsia="Times New Roman" w:cs="Times New Roman"/>
-        </w:rPr>
-        <w:t>9.34</w:t>
       </w:r>
     </w:p>
     <w:p>
@@ -30339,71 +29649,6 @@
     </w:p>
     <w:p>
       <w:pPr>
-        <w:pStyle w:val="BlockText"/>
-      </w:pPr>
-      <w:r>
-        <w:rPr>
-          <w:rFonts w:hint="eastAsia" w:ascii="Times New Roman" w:hAnsi="Times New Roman" w:eastAsia="FangSong" w:cs="Times New Roman"/>
-        </w:rPr>
-        <w:t>原题</w:t>
-      </w:r>
-      <w:r>
-        <w:rPr>
-          <w:rFonts w:hint="eastAsia" w:ascii="Times New Roman" w:hAnsi="Times New Roman" w:eastAsia="Times New Roman" w:cs="Times New Roman"/>
-        </w:rPr>
-        <w:t>：</w:t>
-      </w:r>
-      <w:r>
-        <w:rPr>
-          <w:rFonts w:hint="eastAsia" w:ascii="Times New Roman" w:hAnsi="Times New Roman" w:eastAsia="FangSong" w:cs="Times New Roman"/>
-        </w:rPr>
-        <w:t>题</w:t>
-      </w:r>
-      <w:r>
-        <w:rPr>
-          <w:rFonts w:hint="eastAsia" w:ascii="Times New Roman" w:hAnsi="Times New Roman" w:eastAsia="Times New Roman" w:cs="Times New Roman"/>
-        </w:rPr>
-        <w:t>-060-</w:t>
-      </w:r>
-      <w:r>
-        <w:rPr>
-          <w:rFonts w:hint="eastAsia" w:ascii="Times New Roman" w:hAnsi="Times New Roman" w:eastAsia="FangSong" w:cs="Times New Roman"/>
-        </w:rPr>
-        <w:t>初赛讲义</w:t>
-      </w:r>
-      <w:r>
-        <w:rPr>
-          <w:rFonts w:hint="eastAsia" w:ascii="Times New Roman" w:hAnsi="Times New Roman" w:eastAsia="Times New Roman" w:cs="Times New Roman"/>
-        </w:rPr>
-        <w:t>-</w:t>
-      </w:r>
-      <w:r>
-        <w:rPr>
-          <w:rFonts w:hint="eastAsia" w:ascii="Times New Roman" w:hAnsi="Times New Roman" w:eastAsia="FangSong" w:cs="Times New Roman"/>
-        </w:rPr>
-        <w:t>溶液与化学分析</w:t>
-      </w:r>
-      <w:r>
-        <w:rPr>
-          <w:rFonts w:hint="eastAsia" w:ascii="Times New Roman" w:hAnsi="Times New Roman" w:eastAsia="Times New Roman" w:cs="Times New Roman"/>
-        </w:rPr>
-        <w:t>-</w:t>
-      </w:r>
-      <w:r>
-        <w:rPr>
-          <w:rFonts w:hint="eastAsia" w:ascii="Times New Roman" w:hAnsi="Times New Roman" w:eastAsia="FangSong" w:cs="Times New Roman"/>
-        </w:rPr>
-        <w:t>习题</w:t>
-      </w:r>
-      <w:r>
-        <w:rPr>
-          <w:rFonts w:hint="eastAsia" w:ascii="Times New Roman" w:hAnsi="Times New Roman" w:eastAsia="Times New Roman" w:cs="Times New Roman"/>
-        </w:rPr>
-        <w:t>9.48</w:t>
-      </w:r>
-    </w:p>
-    <w:p>
-      <w:pPr>
         <w:pStyle w:val="FirstParagraph"/>
       </w:pPr>
       <w:r>
@@ -33212,71 +32457,6 @@
           <w:rFonts w:hint="eastAsia" w:ascii="Times New Roman" w:hAnsi="Times New Roman" w:eastAsia="Times New Roman" w:cs="Times New Roman"/>
         </w:rPr>
         <w:t>]</w:t>
-      </w:r>
-    </w:p>
-    <w:p>
-      <w:pPr>
-        <w:pStyle w:val="BlockText"/>
-      </w:pPr>
-      <w:r>
-        <w:rPr>
-          <w:rFonts w:hint="eastAsia" w:ascii="Times New Roman" w:hAnsi="Times New Roman" w:eastAsia="FangSong" w:cs="Times New Roman"/>
-        </w:rPr>
-        <w:t>原题</w:t>
-      </w:r>
-      <w:r>
-        <w:rPr>
-          <w:rFonts w:hint="eastAsia" w:ascii="Times New Roman" w:hAnsi="Times New Roman" w:eastAsia="Times New Roman" w:cs="Times New Roman"/>
-        </w:rPr>
-        <w:t>：</w:t>
-      </w:r>
-      <w:r>
-        <w:rPr>
-          <w:rFonts w:hint="eastAsia" w:ascii="Times New Roman" w:hAnsi="Times New Roman" w:eastAsia="FangSong" w:cs="Times New Roman"/>
-        </w:rPr>
-        <w:t>题</w:t>
-      </w:r>
-      <w:r>
-        <w:rPr>
-          <w:rFonts w:hint="eastAsia" w:ascii="Times New Roman" w:hAnsi="Times New Roman" w:eastAsia="Times New Roman" w:cs="Times New Roman"/>
-        </w:rPr>
-        <w:t>-</w:t>
-      </w:r>
-      <w:r>
-        <w:rPr>
-          <w:rFonts w:hint="eastAsia" w:ascii="Times New Roman" w:hAnsi="Times New Roman" w:eastAsia="FangSong" w:cs="Times New Roman"/>
-        </w:rPr>
-        <w:t>赵鑫光</w:t>
-      </w:r>
-      <w:r>
-        <w:rPr>
-          <w:rFonts w:hint="eastAsia" w:ascii="Times New Roman" w:hAnsi="Times New Roman" w:eastAsia="Times New Roman" w:cs="Times New Roman"/>
-        </w:rPr>
-        <w:t>-</w:t>
-      </w:r>
-      <w:r>
-        <w:rPr>
-          <w:rFonts w:hint="eastAsia" w:ascii="Times New Roman" w:hAnsi="Times New Roman" w:eastAsia="FangSong" w:cs="Times New Roman"/>
-        </w:rPr>
-        <w:t>动力学</w:t>
-      </w:r>
-      <w:r>
-        <w:rPr>
-          <w:rFonts w:hint="eastAsia" w:ascii="Times New Roman" w:hAnsi="Times New Roman" w:eastAsia="Times New Roman" w:cs="Times New Roman"/>
-        </w:rPr>
-        <w:t>-</w:t>
-      </w:r>
-      <w:r>
-        <w:rPr>
-          <w:rFonts w:hint="eastAsia" w:ascii="Times New Roman" w:hAnsi="Times New Roman" w:eastAsia="FangSong" w:cs="Times New Roman"/>
-        </w:rPr>
-        <w:t>习</w:t>
-      </w:r>
-      <w:r>
-        <w:rPr>
-          <w:rFonts w:hint="eastAsia" w:ascii="Times New Roman" w:hAnsi="Times New Roman" w:eastAsia="Times New Roman" w:cs="Times New Roman"/>
-        </w:rPr>
-        <w:t>23</w:t>
       </w:r>
     </w:p>
     <w:p>
@@ -34085,71 +33265,6 @@
     </w:p>
     <w:p>
       <w:pPr>
-        <w:pStyle w:val="BlockText"/>
-      </w:pPr>
-      <w:r>
-        <w:rPr>
-          <w:rFonts w:hint="eastAsia" w:ascii="Times New Roman" w:hAnsi="Times New Roman" w:eastAsia="FangSong" w:cs="Times New Roman"/>
-        </w:rPr>
-        <w:t>原题</w:t>
-      </w:r>
-      <w:r>
-        <w:rPr>
-          <w:rFonts w:hint="eastAsia" w:ascii="Times New Roman" w:hAnsi="Times New Roman" w:eastAsia="Times New Roman" w:cs="Times New Roman"/>
-        </w:rPr>
-        <w:t>：</w:t>
-      </w:r>
-      <w:r>
-        <w:rPr>
-          <w:rFonts w:hint="eastAsia" w:ascii="Times New Roman" w:hAnsi="Times New Roman" w:eastAsia="FangSong" w:cs="Times New Roman"/>
-        </w:rPr>
-        <w:t>题</w:t>
-      </w:r>
-      <w:r>
-        <w:rPr>
-          <w:rFonts w:hint="eastAsia" w:ascii="Times New Roman" w:hAnsi="Times New Roman" w:eastAsia="Times New Roman" w:cs="Times New Roman"/>
-        </w:rPr>
-        <w:t>-</w:t>
-      </w:r>
-      <w:r>
-        <w:rPr>
-          <w:rFonts w:hint="eastAsia" w:ascii="Times New Roman" w:hAnsi="Times New Roman" w:eastAsia="FangSong" w:cs="Times New Roman"/>
-        </w:rPr>
-        <w:t>赵鑫光</w:t>
-      </w:r>
-      <w:r>
-        <w:rPr>
-          <w:rFonts w:hint="eastAsia" w:ascii="Times New Roman" w:hAnsi="Times New Roman" w:eastAsia="Times New Roman" w:cs="Times New Roman"/>
-        </w:rPr>
-        <w:t>-</w:t>
-      </w:r>
-      <w:r>
-        <w:rPr>
-          <w:rFonts w:hint="eastAsia" w:ascii="Times New Roman" w:hAnsi="Times New Roman" w:eastAsia="FangSong" w:cs="Times New Roman"/>
-        </w:rPr>
-        <w:t>动力学</w:t>
-      </w:r>
-      <w:r>
-        <w:rPr>
-          <w:rFonts w:hint="eastAsia" w:ascii="Times New Roman" w:hAnsi="Times New Roman" w:eastAsia="Times New Roman" w:cs="Times New Roman"/>
-        </w:rPr>
-        <w:t>-</w:t>
-      </w:r>
-      <w:r>
-        <w:rPr>
-          <w:rFonts w:hint="eastAsia" w:ascii="Times New Roman" w:hAnsi="Times New Roman" w:eastAsia="FangSong" w:cs="Times New Roman"/>
-        </w:rPr>
-        <w:t>习</w:t>
-      </w:r>
-      <w:r>
-        <w:rPr>
-          <w:rFonts w:hint="eastAsia" w:ascii="Times New Roman" w:hAnsi="Times New Roman" w:eastAsia="Times New Roman" w:cs="Times New Roman"/>
-        </w:rPr>
-        <w:t>27</w:t>
-      </w:r>
-    </w:p>
-    <w:p>
-      <w:pPr>
         <w:pStyle w:val="FirstParagraph"/>
       </w:pPr>
       <w:r>
@@ -34556,71 +33671,6 @@
           <w:rFonts w:hint="eastAsia" w:ascii="Times New Roman" w:hAnsi="Times New Roman" w:eastAsia="Times New Roman" w:cs="Times New Roman"/>
         </w:rPr>
         <w:t>]</w:t>
-      </w:r>
-    </w:p>
-    <w:p>
-      <w:pPr>
-        <w:pStyle w:val="BlockText"/>
-      </w:pPr>
-      <w:r>
-        <w:rPr>
-          <w:rFonts w:hint="eastAsia" w:ascii="Times New Roman" w:hAnsi="Times New Roman" w:eastAsia="FangSong" w:cs="Times New Roman"/>
-        </w:rPr>
-        <w:t>原题</w:t>
-      </w:r>
-      <w:r>
-        <w:rPr>
-          <w:rFonts w:hint="eastAsia" w:ascii="Times New Roman" w:hAnsi="Times New Roman" w:eastAsia="Times New Roman" w:cs="Times New Roman"/>
-        </w:rPr>
-        <w:t>：</w:t>
-      </w:r>
-      <w:r>
-        <w:rPr>
-          <w:rFonts w:hint="eastAsia" w:ascii="Times New Roman" w:hAnsi="Times New Roman" w:eastAsia="FangSong" w:cs="Times New Roman"/>
-        </w:rPr>
-        <w:t>题</w:t>
-      </w:r>
-      <w:r>
-        <w:rPr>
-          <w:rFonts w:hint="eastAsia" w:ascii="Times New Roman" w:hAnsi="Times New Roman" w:eastAsia="Times New Roman" w:cs="Times New Roman"/>
-        </w:rPr>
-        <w:t>-</w:t>
-      </w:r>
-      <w:r>
-        <w:rPr>
-          <w:rFonts w:hint="eastAsia" w:ascii="Times New Roman" w:hAnsi="Times New Roman" w:eastAsia="FangSong" w:cs="Times New Roman"/>
-        </w:rPr>
-        <w:t>赵鑫光</w:t>
-      </w:r>
-      <w:r>
-        <w:rPr>
-          <w:rFonts w:hint="eastAsia" w:ascii="Times New Roman" w:hAnsi="Times New Roman" w:eastAsia="Times New Roman" w:cs="Times New Roman"/>
-        </w:rPr>
-        <w:t>-</w:t>
-      </w:r>
-      <w:r>
-        <w:rPr>
-          <w:rFonts w:hint="eastAsia" w:ascii="Times New Roman" w:hAnsi="Times New Roman" w:eastAsia="FangSong" w:cs="Times New Roman"/>
-        </w:rPr>
-        <w:t>动力学</w:t>
-      </w:r>
-      <w:r>
-        <w:rPr>
-          <w:rFonts w:hint="eastAsia" w:ascii="Times New Roman" w:hAnsi="Times New Roman" w:eastAsia="Times New Roman" w:cs="Times New Roman"/>
-        </w:rPr>
-        <w:t>-</w:t>
-      </w:r>
-      <w:r>
-        <w:rPr>
-          <w:rFonts w:hint="eastAsia" w:ascii="Times New Roman" w:hAnsi="Times New Roman" w:eastAsia="FangSong" w:cs="Times New Roman"/>
-        </w:rPr>
-        <w:t>习</w:t>
-      </w:r>
-      <w:r>
-        <w:rPr>
-          <w:rFonts w:hint="eastAsia" w:ascii="Times New Roman" w:hAnsi="Times New Roman" w:eastAsia="Times New Roman" w:cs="Times New Roman"/>
-        </w:rPr>
-        <w:t>28</w:t>
       </w:r>
     </w:p>
     <w:p>
@@ -35407,71 +34457,6 @@
           <w:rFonts w:hint="eastAsia" w:ascii="Times New Roman" w:hAnsi="Times New Roman" w:eastAsia="Times New Roman" w:cs="Times New Roman"/>
         </w:rPr>
         <w:t>]</w:t>
-      </w:r>
-    </w:p>
-    <w:p>
-      <w:pPr>
-        <w:pStyle w:val="BlockText"/>
-      </w:pPr>
-      <w:r>
-        <w:rPr>
-          <w:rFonts w:hint="eastAsia" w:ascii="Times New Roman" w:hAnsi="Times New Roman" w:eastAsia="FangSong" w:cs="Times New Roman"/>
-        </w:rPr>
-        <w:t>原题</w:t>
-      </w:r>
-      <w:r>
-        <w:rPr>
-          <w:rFonts w:hint="eastAsia" w:ascii="Times New Roman" w:hAnsi="Times New Roman" w:eastAsia="Times New Roman" w:cs="Times New Roman"/>
-        </w:rPr>
-        <w:t>：</w:t>
-      </w:r>
-      <w:r>
-        <w:rPr>
-          <w:rFonts w:hint="eastAsia" w:ascii="Times New Roman" w:hAnsi="Times New Roman" w:eastAsia="FangSong" w:cs="Times New Roman"/>
-        </w:rPr>
-        <w:t>题</w:t>
-      </w:r>
-      <w:r>
-        <w:rPr>
-          <w:rFonts w:hint="eastAsia" w:ascii="Times New Roman" w:hAnsi="Times New Roman" w:eastAsia="Times New Roman" w:cs="Times New Roman"/>
-        </w:rPr>
-        <w:t>-</w:t>
-      </w:r>
-      <w:r>
-        <w:rPr>
-          <w:rFonts w:hint="eastAsia" w:ascii="Times New Roman" w:hAnsi="Times New Roman" w:eastAsia="FangSong" w:cs="Times New Roman"/>
-        </w:rPr>
-        <w:t>赵鑫光</w:t>
-      </w:r>
-      <w:r>
-        <w:rPr>
-          <w:rFonts w:hint="eastAsia" w:ascii="Times New Roman" w:hAnsi="Times New Roman" w:eastAsia="Times New Roman" w:cs="Times New Roman"/>
-        </w:rPr>
-        <w:t>-</w:t>
-      </w:r>
-      <w:r>
-        <w:rPr>
-          <w:rFonts w:hint="eastAsia" w:ascii="Times New Roman" w:hAnsi="Times New Roman" w:eastAsia="FangSong" w:cs="Times New Roman"/>
-        </w:rPr>
-        <w:t>动力学</w:t>
-      </w:r>
-      <w:r>
-        <w:rPr>
-          <w:rFonts w:hint="eastAsia" w:ascii="Times New Roman" w:hAnsi="Times New Roman" w:eastAsia="Times New Roman" w:cs="Times New Roman"/>
-        </w:rPr>
-        <w:t>-</w:t>
-      </w:r>
-      <w:r>
-        <w:rPr>
-          <w:rFonts w:hint="eastAsia" w:ascii="Times New Roman" w:hAnsi="Times New Roman" w:eastAsia="FangSong" w:cs="Times New Roman"/>
-        </w:rPr>
-        <w:t>习</w:t>
-      </w:r>
-      <w:r>
-        <w:rPr>
-          <w:rFonts w:hint="eastAsia" w:ascii="Times New Roman" w:hAnsi="Times New Roman" w:eastAsia="Times New Roman" w:cs="Times New Roman"/>
-        </w:rPr>
-        <w:t>30</w:t>
       </w:r>
     </w:p>
     <w:p>
@@ -38331,6075 +37316,7 @@
     </w:p>
     <w:bookmarkEnd w:id="76"/>
     <w:bookmarkEnd w:id="77"/>
-    <w:bookmarkStart w:id="78" w:name="知识点索引"/>
-    <w:p>
-      <w:pPr>
-        <w:pStyle w:val="Heading2"/>
-        <w:spacing w:after="120" w:before="280"/>
-      </w:pPr>
-      <w:r>
-        <w:rPr>
-          <w:rFonts w:hint="eastAsia" w:ascii="Times New Roman" w:hAnsi="Times New Roman" w:eastAsia="SimHei" w:cs="Times New Roman"/>
-        </w:rPr>
-        <w:t xml:space="preserve">知识点索引</w:t>
-      </w:r>
-    </w:p>
-    <w:tbl>
-      <w:tblPr>
-        <w:tblStyle w:val="Table"/>
-        <w:tblW w:type="auto" w:w="0"/>
-        <w:tblLook w:firstRow="1" w:lastRow="0" w:firstColumn="0" w:lastColumn="0" w:noHBand="0" w:noVBand="0" w:val="0020"/>
-      </w:tblPr>
-      <w:tblGrid>
-        <w:gridCol w:w="1980"/>
-        <w:gridCol w:w="1980"/>
-        <w:gridCol w:w="1980"/>
-        <w:gridCol w:w="1980"/>
-      </w:tblGrid>
-      <w:tr>
-        <w:trPr>
-          <w:tblHeader w:val="on"/>
-        </w:trPr>
-        <w:tc>
-          <w:tcPr/>
-          <w:p>
-            <w:pPr>
-              <w:pStyle w:val="Compact"/>
-              <w:jc w:val="center"/>
-            </w:pPr>
-            <w:r>
-              <w:rPr>
-                <w:rFonts w:hint="eastAsia" w:ascii="Times New Roman" w:hAnsi="Times New Roman" w:eastAsia="SimHei" w:cs="Times New Roman"/>
-                <w:b/>
-              </w:rPr>
-              <w:t xml:space="preserve">知识点</w:t>
-            </w:r>
-          </w:p>
-        </w:tc>
-        <w:tc>
-          <w:tcPr/>
-          <w:p>
-            <w:pPr>
-              <w:pStyle w:val="Compact"/>
-              <w:jc w:val="center"/>
-            </w:pPr>
-            <w:r>
-              <w:rPr>
-                <w:rFonts w:hint="eastAsia" w:ascii="Times New Roman" w:hAnsi="Times New Roman" w:eastAsia="SimHei" w:cs="Times New Roman"/>
-                <w:b/>
-              </w:rPr>
-              <w:t xml:space="preserve">基础题号</w:t>
-            </w:r>
-          </w:p>
-        </w:tc>
-        <w:tc>
-          <w:tcPr/>
-          <w:p>
-            <w:pPr>
-              <w:pStyle w:val="Compact"/>
-              <w:jc w:val="center"/>
-            </w:pPr>
-            <w:r>
-              <w:rPr>
-                <w:rFonts w:hint="eastAsia" w:ascii="Times New Roman" w:hAnsi="Times New Roman" w:eastAsia="SimHei" w:cs="Times New Roman"/>
-                <w:b/>
-              </w:rPr>
-              <w:t xml:space="preserve">提升题号</w:t>
-            </w:r>
-          </w:p>
-        </w:tc>
-        <w:tc>
-          <w:tcPr/>
-          <w:p>
-            <w:pPr>
-              <w:pStyle w:val="Compact"/>
-              <w:jc w:val="center"/>
-            </w:pPr>
-            <w:r>
-              <w:rPr>
-                <w:rFonts w:hint="eastAsia" w:ascii="Times New Roman" w:hAnsi="Times New Roman" w:eastAsia="SimHei" w:cs="Times New Roman"/>
-                <w:b/>
-              </w:rPr>
-              <w:t xml:space="preserve">挑战题号</w:t>
-            </w:r>
-          </w:p>
-        </w:tc>
-      </w:tr>
-      <w:tr>
-        <w:tc>
-          <w:tcPr/>
-          <w:p>
-            <w:pPr>
-              <w:pStyle w:val="Compact"/>
-              <w:jc w:val="center"/>
-            </w:pPr>
-            <w:r>
-              <w:rPr>
-                <w:rFonts w:hint="eastAsia" w:ascii="Times New Roman" w:hAnsi="Times New Roman" w:eastAsia="FangSong" w:cs="Times New Roman"/>
-              </w:rPr>
-              <w:t xml:space="preserve">共轭酸碱对与平衡常数</w:t>
-            </w:r>
-          </w:p>
-        </w:tc>
-        <w:tc>
-          <w:tcPr/>
-          <w:p>
-            <w:pPr>
-              <w:pStyle w:val="Compact"/>
-              <w:jc w:val="center"/>
-            </w:pPr>
-            <w:r>
-              <w:rPr>
-                <w:rFonts w:ascii="Times New Roman" w:hAnsi="Times New Roman" w:eastAsia="Times New Roman" w:cs="Times New Roman"/>
-              </w:rPr>
-              <w:t xml:space="preserve">1</w:t>
-            </w:r>
-          </w:p>
-        </w:tc>
-        <w:tc>
-          <w:tcPr/>
-          <w:p>
-            <w:pPr>
-              <w:pStyle w:val="Compact"/>
-              <w:jc w:val="center"/>
-            </w:pPr>
-            <w:r>
-              <w:rPr>
-                <w:rFonts w:ascii="Times New Roman" w:hAnsi="Times New Roman" w:eastAsia="Times New Roman" w:cs="Times New Roman"/>
-              </w:rPr>
-              <w:t xml:space="preserve">14</w:t>
-            </w:r>
-          </w:p>
-        </w:tc>
-        <w:tc>
-          <w:tcPr/>
-          <w:p>
-            <w:pPr>
-              <w:pStyle w:val="Compact"/>
-              <w:jc w:val="center"/>
-            </w:pPr>
-            <w:r>
-              <w:rPr>
-                <w:rFonts w:ascii="Times New Roman" w:hAnsi="Times New Roman" w:eastAsia="Times New Roman" w:cs="Times New Roman"/>
-              </w:rPr>
-              <w:t xml:space="preserve">—</w:t>
-            </w:r>
-          </w:p>
-        </w:tc>
-      </w:tr>
-      <w:tr>
-        <w:tc>
-          <w:tcPr/>
-          <w:p>
-            <w:pPr>
-              <w:pStyle w:val="Compact"/>
-              <w:jc w:val="center"/>
-            </w:pPr>
-            <w:r>
-              <w:rPr>
-                <w:rFonts w:hint="eastAsia" w:ascii="Times New Roman" w:hAnsi="Times New Roman" w:eastAsia="FangSong" w:cs="Times New Roman"/>
-              </w:rPr>
-              <w:t>弱酸</w:t>
-            </w:r>
-            <w:r>
-              <w:rPr>
-                <w:rFonts w:hint="eastAsia" w:ascii="Times New Roman" w:hAnsi="Times New Roman" w:eastAsia="Times New Roman" w:cs="Times New Roman"/>
-              </w:rPr>
-              <w:t>pH</w:t>
-            </w:r>
-            <w:r>
-              <w:rPr>
-                <w:rFonts w:hint="eastAsia" w:ascii="Times New Roman" w:hAnsi="Times New Roman" w:eastAsia="FangSong" w:cs="Times New Roman"/>
-              </w:rPr>
-              <w:t>计算</w:t>
-            </w:r>
-          </w:p>
-        </w:tc>
-        <w:tc>
-          <w:tcPr/>
-          <w:p>
-            <w:pPr>
-              <w:pStyle w:val="Compact"/>
-              <w:jc w:val="center"/>
-            </w:pPr>
-            <w:r>
-              <w:rPr>
-                <w:rFonts w:ascii="Times New Roman" w:hAnsi="Times New Roman" w:eastAsia="Times New Roman" w:cs="Times New Roman"/>
-              </w:rPr>
-              <w:t xml:space="preserve">2,3,4,10,36,37</w:t>
-            </w:r>
-          </w:p>
-        </w:tc>
-        <w:tc>
-          <w:tcPr/>
-          <w:p>
-            <w:pPr>
-              <w:pStyle w:val="Compact"/>
-              <w:jc w:val="center"/>
-            </w:pPr>
-            <w:r>
-              <w:rPr>
-                <w:rFonts w:ascii="Times New Roman" w:hAnsi="Times New Roman" w:eastAsia="Times New Roman" w:cs="Times New Roman"/>
-              </w:rPr>
-              <w:t xml:space="preserve">16</w:t>
-            </w:r>
-          </w:p>
-        </w:tc>
-        <w:tc>
-          <w:tcPr/>
-          <w:p>
-            <w:pPr>
-              <w:pStyle w:val="Compact"/>
-              <w:jc w:val="center"/>
-            </w:pPr>
-            <w:r>
-              <w:rPr>
-                <w:rFonts w:ascii="Times New Roman" w:hAnsi="Times New Roman" w:eastAsia="Times New Roman" w:cs="Times New Roman"/>
-              </w:rPr>
-              <w:t xml:space="preserve">—</w:t>
-            </w:r>
-          </w:p>
-        </w:tc>
-      </w:tr>
-      <w:tr>
-        <w:tc>
-          <w:tcPr/>
-          <w:p>
-            <w:pPr>
-              <w:pStyle w:val="Compact"/>
-              <w:jc w:val="center"/>
-            </w:pPr>
-            <w:r>
-              <w:rPr>
-                <w:rFonts w:hint="eastAsia" w:ascii="Times New Roman" w:hAnsi="Times New Roman" w:eastAsia="Times New Roman" w:cs="Times New Roman"/>
-              </w:rPr>
-              <w:t>Ka/Kb</w:t>
-            </w:r>
-            <w:r>
-              <w:rPr>
-                <w:rFonts w:hint="eastAsia" w:ascii="Times New Roman" w:hAnsi="Times New Roman" w:eastAsia="FangSong" w:cs="Times New Roman"/>
-              </w:rPr>
-              <w:t>关系</w:t>
-            </w:r>
-          </w:p>
-        </w:tc>
-        <w:tc>
-          <w:tcPr/>
-          <w:p>
-            <w:pPr>
-              <w:pStyle w:val="Compact"/>
-              <w:jc w:val="center"/>
-            </w:pPr>
-            <w:r>
-              <w:rPr>
-                <w:rFonts w:ascii="Times New Roman" w:hAnsi="Times New Roman" w:eastAsia="Times New Roman" w:cs="Times New Roman"/>
-              </w:rPr>
-              <w:t xml:space="preserve">1,5</w:t>
-            </w:r>
-          </w:p>
-        </w:tc>
-        <w:tc>
-          <w:tcPr/>
-          <w:p>
-            <w:pPr>
-              <w:pStyle w:val="Compact"/>
-              <w:jc w:val="center"/>
-            </w:pPr>
-            <w:r>
-              <w:rPr>
-                <w:rFonts w:ascii="Times New Roman" w:hAnsi="Times New Roman" w:eastAsia="Times New Roman" w:cs="Times New Roman"/>
-              </w:rPr>
-              <w:t xml:space="preserve">14,20,43</w:t>
-            </w:r>
-          </w:p>
-        </w:tc>
-        <w:tc>
-          <w:tcPr/>
-          <w:p>
-            <w:pPr>
-              <w:pStyle w:val="Compact"/>
-              <w:jc w:val="center"/>
-            </w:pPr>
-            <w:r>
-              <w:rPr>
-                <w:rFonts w:ascii="Times New Roman" w:hAnsi="Times New Roman" w:eastAsia="Times New Roman" w:cs="Times New Roman"/>
-              </w:rPr>
-              <w:t xml:space="preserve">—</w:t>
-            </w:r>
-          </w:p>
-        </w:tc>
-      </w:tr>
-      <w:tr>
-        <w:tc>
-          <w:tcPr/>
-          <w:p>
-            <w:pPr>
-              <w:pStyle w:val="Compact"/>
-              <w:jc w:val="center"/>
-            </w:pPr>
-            <w:r>
-              <w:rPr>
-                <w:rFonts w:hint="eastAsia" w:ascii="Times New Roman" w:hAnsi="Times New Roman" w:eastAsia="FangSong" w:cs="Times New Roman"/>
-              </w:rPr>
-              <w:t>缓冲溶液</w:t>
-            </w:r>
-            <w:r>
-              <w:rPr>
-                <w:rFonts w:hint="eastAsia" w:ascii="Times New Roman" w:hAnsi="Times New Roman" w:eastAsia="Times New Roman" w:cs="Times New Roman"/>
-              </w:rPr>
-              <w:t>pH</w:t>
-            </w:r>
-          </w:p>
-        </w:tc>
-        <w:tc>
-          <w:tcPr/>
-          <w:p>
-            <w:pPr>
-              <w:pStyle w:val="Compact"/>
-              <w:jc w:val="center"/>
-            </w:pPr>
-            <w:r>
-              <w:rPr>
-                <w:rFonts w:ascii="Times New Roman" w:hAnsi="Times New Roman" w:eastAsia="Times New Roman" w:cs="Times New Roman"/>
-              </w:rPr>
-              <w:t xml:space="preserve">—</w:t>
-            </w:r>
-          </w:p>
-        </w:tc>
-        <w:tc>
-          <w:tcPr/>
-          <w:p>
-            <w:pPr>
-              <w:pStyle w:val="Compact"/>
-              <w:jc w:val="center"/>
-            </w:pPr>
-            <w:r>
-              <w:rPr>
-                <w:rFonts w:ascii="Times New Roman" w:hAnsi="Times New Roman" w:eastAsia="Times New Roman" w:cs="Times New Roman"/>
-              </w:rPr>
-              <w:t xml:space="preserve">12,13,15,19,22</w:t>
-            </w:r>
-          </w:p>
-        </w:tc>
-        <w:tc>
-          <w:tcPr/>
-          <w:p>
-            <w:pPr>
-              <w:pStyle w:val="Compact"/>
-              <w:jc w:val="center"/>
-            </w:pPr>
-            <w:r>
-              <w:rPr>
-                <w:rFonts w:ascii="Times New Roman" w:hAnsi="Times New Roman" w:eastAsia="Times New Roman" w:cs="Times New Roman"/>
-              </w:rPr>
-              <w:t xml:space="preserve">24,26</w:t>
-            </w:r>
-          </w:p>
-        </w:tc>
-      </w:tr>
-      <w:tr>
-        <w:tc>
-          <w:tcPr/>
-          <w:p>
-            <w:pPr>
-              <w:pStyle w:val="Compact"/>
-              <w:jc w:val="center"/>
-            </w:pPr>
-            <w:r>
-              <w:rPr>
-                <w:rFonts w:hint="eastAsia" w:ascii="Times New Roman" w:hAnsi="Times New Roman" w:eastAsia="FangSong" w:cs="Times New Roman"/>
-              </w:rPr>
-              <w:t xml:space="preserve">酸碱指示剂</w:t>
-            </w:r>
-          </w:p>
-        </w:tc>
-        <w:tc>
-          <w:tcPr/>
-          <w:p>
-            <w:pPr>
-              <w:pStyle w:val="Compact"/>
-              <w:jc w:val="center"/>
-            </w:pPr>
-            <w:r>
-              <w:rPr>
-                <w:rFonts w:ascii="Times New Roman" w:hAnsi="Times New Roman" w:eastAsia="Times New Roman" w:cs="Times New Roman"/>
-              </w:rPr>
-              <w:t xml:space="preserve">7</w:t>
-            </w:r>
-          </w:p>
-        </w:tc>
-        <w:tc>
-          <w:tcPr/>
-          <w:p>
-            <w:pPr>
-              <w:pStyle w:val="Compact"/>
-              <w:jc w:val="center"/>
-            </w:pPr>
-            <w:r>
-              <w:rPr>
-                <w:rFonts w:ascii="Times New Roman" w:hAnsi="Times New Roman" w:eastAsia="Times New Roman" w:cs="Times New Roman"/>
-              </w:rPr>
-              <w:t xml:space="preserve">42,46</w:t>
-            </w:r>
-          </w:p>
-        </w:tc>
-        <w:tc>
-          <w:tcPr/>
-          <w:p>
-            <w:pPr>
-              <w:pStyle w:val="Compact"/>
-              <w:jc w:val="center"/>
-            </w:pPr>
-            <w:r>
-              <w:rPr>
-                <w:rFonts w:ascii="Times New Roman" w:hAnsi="Times New Roman" w:eastAsia="Times New Roman" w:cs="Times New Roman"/>
-              </w:rPr>
-              <w:t xml:space="preserve">25</w:t>
-            </w:r>
-          </w:p>
-        </w:tc>
-      </w:tr>
-      <w:tr>
-        <w:tc>
-          <w:tcPr/>
-          <w:p>
-            <w:pPr>
-              <w:pStyle w:val="Compact"/>
-              <w:jc w:val="center"/>
-            </w:pPr>
-            <w:r>
-              <w:rPr>
-                <w:rFonts w:hint="eastAsia" w:ascii="Times New Roman" w:hAnsi="Times New Roman" w:eastAsia="FangSong" w:cs="Times New Roman"/>
-              </w:rPr>
-              <w:t xml:space="preserve">多元酸分步解离</w:t>
-            </w:r>
-          </w:p>
-        </w:tc>
-        <w:tc>
-          <w:tcPr/>
-          <w:p>
-            <w:pPr>
-              <w:pStyle w:val="Compact"/>
-              <w:jc w:val="center"/>
-            </w:pPr>
-            <w:r>
-              <w:rPr>
-                <w:rFonts w:ascii="Times New Roman" w:hAnsi="Times New Roman" w:eastAsia="Times New Roman" w:cs="Times New Roman"/>
-              </w:rPr>
-              <w:t xml:space="preserve">4,6,39</w:t>
-            </w:r>
-          </w:p>
-        </w:tc>
-        <w:tc>
-          <w:tcPr/>
-          <w:p>
-            <w:pPr>
-              <w:pStyle w:val="Compact"/>
-              <w:jc w:val="center"/>
-            </w:pPr>
-            <w:r>
-              <w:rPr>
-                <w:rFonts w:ascii="Times New Roman" w:hAnsi="Times New Roman" w:eastAsia="Times New Roman" w:cs="Times New Roman"/>
-              </w:rPr>
-              <w:t xml:space="preserve">20,40</w:t>
-            </w:r>
-          </w:p>
-        </w:tc>
-        <w:tc>
-          <w:tcPr/>
-          <w:p>
-            <w:pPr>
-              <w:pStyle w:val="Compact"/>
-              <w:jc w:val="center"/>
-            </w:pPr>
-            <w:r>
-              <w:rPr>
-                <w:rFonts w:ascii="Times New Roman" w:hAnsi="Times New Roman" w:eastAsia="Times New Roman" w:cs="Times New Roman"/>
-              </w:rPr>
-              <w:t xml:space="preserve">25,35</w:t>
-            </w:r>
-          </w:p>
-        </w:tc>
-      </w:tr>
-      <w:tr>
-        <w:tc>
-          <w:tcPr/>
-          <w:p>
-            <w:pPr>
-              <w:pStyle w:val="Compact"/>
-              <w:jc w:val="center"/>
-            </w:pPr>
-            <w:r>
-              <w:rPr>
-                <w:rFonts w:hint="eastAsia" w:ascii="Times New Roman" w:hAnsi="Times New Roman" w:eastAsia="FangSong" w:cs="Times New Roman"/>
-              </w:rPr>
-              <w:t xml:space="preserve">盐类水解</w:t>
-            </w:r>
-          </w:p>
-        </w:tc>
-        <w:tc>
-          <w:tcPr/>
-          <w:p>
-            <w:pPr>
-              <w:pStyle w:val="Compact"/>
-              <w:jc w:val="center"/>
-            </w:pPr>
-            <w:r>
-              <w:rPr>
-                <w:rFonts w:ascii="Times New Roman" w:hAnsi="Times New Roman" w:eastAsia="Times New Roman" w:cs="Times New Roman"/>
-              </w:rPr>
-              <w:t xml:space="preserve">—</w:t>
-            </w:r>
-          </w:p>
-        </w:tc>
-        <w:tc>
-          <w:tcPr/>
-          <w:p>
-            <w:pPr>
-              <w:pStyle w:val="Compact"/>
-              <w:jc w:val="center"/>
-            </w:pPr>
-            <w:r>
-              <w:rPr>
-                <w:rFonts w:ascii="Times New Roman" w:hAnsi="Times New Roman" w:eastAsia="Times New Roman" w:cs="Times New Roman"/>
-              </w:rPr>
-              <w:t xml:space="preserve">20</w:t>
-            </w:r>
-          </w:p>
-        </w:tc>
-        <w:tc>
-          <w:tcPr/>
-          <w:p>
-            <w:pPr>
-              <w:pStyle w:val="Compact"/>
-              <w:jc w:val="center"/>
-            </w:pPr>
-            <w:r>
-              <w:rPr>
-                <w:rFonts w:ascii="Times New Roman" w:hAnsi="Times New Roman" w:eastAsia="Times New Roman" w:cs="Times New Roman"/>
-              </w:rPr>
-              <w:t xml:space="preserve">32</w:t>
-            </w:r>
-          </w:p>
-        </w:tc>
-      </w:tr>
-      <w:tr>
-        <w:tc>
-          <w:tcPr/>
-          <w:p>
-            <w:pPr>
-              <w:pStyle w:val="Compact"/>
-              <w:jc w:val="center"/>
-            </w:pPr>
-            <w:r>
-              <w:rPr>
-                <w:rFonts w:hint="eastAsia" w:ascii="Times New Roman" w:hAnsi="Times New Roman" w:eastAsia="FangSong" w:cs="Times New Roman"/>
-              </w:rPr>
-              <w:t>两性物质</w:t>
-            </w:r>
-            <w:r>
-              <w:rPr>
-                <w:rFonts w:hint="eastAsia" w:ascii="Times New Roman" w:hAnsi="Times New Roman" w:eastAsia="Times New Roman" w:cs="Times New Roman"/>
-              </w:rPr>
-              <w:t>pH</w:t>
-            </w:r>
-          </w:p>
-        </w:tc>
-        <w:tc>
-          <w:tcPr/>
-          <w:p>
-            <w:pPr>
-              <w:pStyle w:val="Compact"/>
-              <w:jc w:val="center"/>
-            </w:pPr>
-            <w:r>
-              <w:rPr>
-                <w:rFonts w:ascii="Times New Roman" w:hAnsi="Times New Roman" w:eastAsia="Times New Roman" w:cs="Times New Roman"/>
-              </w:rPr>
-              <w:t xml:space="preserve">—</w:t>
-            </w:r>
-          </w:p>
-        </w:tc>
-        <w:tc>
-          <w:tcPr/>
-          <w:p>
-            <w:pPr>
-              <w:pStyle w:val="Compact"/>
-              <w:jc w:val="center"/>
-            </w:pPr>
-            <w:r>
-              <w:rPr>
-                <w:rFonts w:ascii="Times New Roman" w:hAnsi="Times New Roman" w:eastAsia="Times New Roman" w:cs="Times New Roman"/>
-              </w:rPr>
-              <w:t xml:space="preserve">9,16,41</w:t>
-            </w:r>
-          </w:p>
-        </w:tc>
-        <w:tc>
-          <w:tcPr/>
-          <w:p>
-            <w:pPr>
-              <w:pStyle w:val="Compact"/>
-              <w:jc w:val="center"/>
-            </w:pPr>
-            <w:r>
-              <w:rPr>
-                <w:rFonts w:ascii="Times New Roman" w:hAnsi="Times New Roman" w:eastAsia="Times New Roman" w:cs="Times New Roman"/>
-              </w:rPr>
-              <w:t xml:space="preserve">—</w:t>
-            </w:r>
-          </w:p>
-        </w:tc>
-      </w:tr>
-      <w:tr>
-        <w:tc>
-          <w:tcPr/>
-          <w:p>
-            <w:pPr>
-              <w:pStyle w:val="Compact"/>
-              <w:jc w:val="center"/>
-            </w:pPr>
-            <w:r>
-              <w:rPr>
-                <w:rFonts w:hint="eastAsia" w:ascii="Times New Roman" w:hAnsi="Times New Roman" w:eastAsia="FangSong" w:cs="Times New Roman"/>
-              </w:rPr>
-              <w:t xml:space="preserve">缓冲溶液配制</w:t>
-            </w:r>
-          </w:p>
-        </w:tc>
-        <w:tc>
-          <w:tcPr/>
-          <w:p>
-            <w:pPr>
-              <w:pStyle w:val="Compact"/>
-              <w:jc w:val="center"/>
-            </w:pPr>
-            <w:r>
-              <w:rPr>
-                <w:rFonts w:ascii="Times New Roman" w:hAnsi="Times New Roman" w:eastAsia="Times New Roman" w:cs="Times New Roman"/>
-              </w:rPr>
-              <w:t xml:space="preserve">—</w:t>
-            </w:r>
-          </w:p>
-        </w:tc>
-        <w:tc>
-          <w:tcPr/>
-          <w:p>
-            <w:pPr>
-              <w:pStyle w:val="Compact"/>
-              <w:jc w:val="center"/>
-            </w:pPr>
-            <w:r>
-              <w:rPr>
-                <w:rFonts w:ascii="Times New Roman" w:hAnsi="Times New Roman" w:eastAsia="Times New Roman" w:cs="Times New Roman"/>
-              </w:rPr>
-              <w:t xml:space="preserve">13,19,22</w:t>
-            </w:r>
-          </w:p>
-        </w:tc>
-        <w:tc>
-          <w:tcPr/>
-          <w:p>
-            <w:pPr>
-              <w:pStyle w:val="Compact"/>
-              <w:jc w:val="center"/>
-            </w:pPr>
-            <w:r>
-              <w:rPr>
-                <w:rFonts w:ascii="Times New Roman" w:hAnsi="Times New Roman" w:eastAsia="Times New Roman" w:cs="Times New Roman"/>
-              </w:rPr>
-              <w:t xml:space="preserve">24</w:t>
-            </w:r>
-          </w:p>
-        </w:tc>
-      </w:tr>
-      <w:tr>
-        <w:tc>
-          <w:tcPr/>
-          <w:p>
-            <w:pPr>
-              <w:pStyle w:val="Compact"/>
-              <w:jc w:val="center"/>
-            </w:pPr>
-            <w:r>
-              <w:rPr>
-                <w:rFonts w:hint="eastAsia" w:ascii="Times New Roman" w:hAnsi="Times New Roman" w:eastAsia="FangSong" w:cs="Times New Roman"/>
-              </w:rPr>
-              <w:t xml:space="preserve">同离子效应</w:t>
-            </w:r>
-          </w:p>
-        </w:tc>
-        <w:tc>
-          <w:tcPr/>
-          <w:p>
-            <w:pPr>
-              <w:pStyle w:val="Compact"/>
-              <w:jc w:val="center"/>
-            </w:pPr>
-            <w:r>
-              <w:rPr>
-                <w:rFonts w:ascii="Times New Roman" w:hAnsi="Times New Roman" w:eastAsia="Times New Roman" w:cs="Times New Roman"/>
-              </w:rPr>
-              <w:t xml:space="preserve">5</w:t>
-            </w:r>
-          </w:p>
-        </w:tc>
-        <w:tc>
-          <w:tcPr/>
-          <w:p>
-            <w:pPr>
-              <w:pStyle w:val="Compact"/>
-              <w:jc w:val="center"/>
-            </w:pPr>
-            <w:r>
-              <w:rPr>
-                <w:rFonts w:ascii="Times New Roman" w:hAnsi="Times New Roman" w:eastAsia="Times New Roman" w:cs="Times New Roman"/>
-              </w:rPr>
-              <w:t xml:space="preserve">11</w:t>
-            </w:r>
-          </w:p>
-        </w:tc>
-        <w:tc>
-          <w:tcPr/>
-          <w:p>
-            <w:pPr>
-              <w:pStyle w:val="Compact"/>
-              <w:jc w:val="center"/>
-            </w:pPr>
-            <w:r>
-              <w:rPr>
-                <w:rFonts w:ascii="Times New Roman" w:hAnsi="Times New Roman" w:eastAsia="Times New Roman" w:cs="Times New Roman"/>
-              </w:rPr>
-              <w:t xml:space="preserve">—</w:t>
-            </w:r>
-          </w:p>
-        </w:tc>
-      </w:tr>
-      <w:tr>
-        <w:tc>
-          <w:tcPr/>
-          <w:p>
-            <w:pPr>
-              <w:pStyle w:val="Compact"/>
-              <w:jc w:val="center"/>
-            </w:pPr>
-            <w:r>
-              <w:rPr>
-                <w:rFonts w:hint="eastAsia" w:ascii="Times New Roman" w:hAnsi="Times New Roman" w:eastAsia="FangSong" w:cs="Times New Roman"/>
-              </w:rPr>
-              <w:t xml:space="preserve">滴定分析</w:t>
-            </w:r>
-          </w:p>
-        </w:tc>
-        <w:tc>
-          <w:tcPr/>
-          <w:p>
-            <w:pPr>
-              <w:pStyle w:val="Compact"/>
-              <w:jc w:val="center"/>
-            </w:pPr>
-            <w:r>
-              <w:rPr>
-                <w:rFonts w:ascii="Times New Roman" w:hAnsi="Times New Roman" w:eastAsia="Times New Roman" w:cs="Times New Roman"/>
-              </w:rPr>
-              <w:t xml:space="preserve">—</w:t>
-            </w:r>
-          </w:p>
-        </w:tc>
-        <w:tc>
-          <w:tcPr/>
-          <w:p>
-            <w:pPr>
-              <w:pStyle w:val="Compact"/>
-              <w:jc w:val="center"/>
-            </w:pPr>
-            <w:r>
-              <w:rPr>
-                <w:rFonts w:ascii="Times New Roman" w:hAnsi="Times New Roman" w:eastAsia="Times New Roman" w:cs="Times New Roman"/>
-              </w:rPr>
-              <w:t xml:space="preserve">12,21,45</w:t>
-            </w:r>
-          </w:p>
-        </w:tc>
-        <w:tc>
-          <w:tcPr/>
-          <w:p>
-            <w:pPr>
-              <w:pStyle w:val="Compact"/>
-              <w:jc w:val="center"/>
-            </w:pPr>
-            <w:r>
-              <w:rPr>
-                <w:rFonts w:ascii="Times New Roman" w:hAnsi="Times New Roman" w:eastAsia="Times New Roman" w:cs="Times New Roman"/>
-              </w:rPr>
-              <w:t xml:space="preserve">25,26,27,28,29,30,50</w:t>
-            </w:r>
-          </w:p>
-        </w:tc>
-      </w:tr>
-      <w:tr>
-        <w:tc>
-          <w:tcPr/>
-          <w:p>
-            <w:pPr>
-              <w:pStyle w:val="Compact"/>
-              <w:jc w:val="center"/>
-            </w:pPr>
-            <w:r>
-              <w:rPr>
-                <w:rFonts w:hint="eastAsia" w:ascii="Times New Roman" w:hAnsi="Times New Roman" w:eastAsia="FangSong" w:cs="Times New Roman"/>
-              </w:rPr>
-              <w:t xml:space="preserve">酸性强弱比较</w:t>
-            </w:r>
-          </w:p>
-        </w:tc>
-        <w:tc>
-          <w:tcPr/>
-          <w:p>
-            <w:pPr>
-              <w:pStyle w:val="Compact"/>
-              <w:jc w:val="center"/>
-            </w:pPr>
-            <w:r>
-              <w:rPr>
-                <w:rFonts w:ascii="Times New Roman" w:hAnsi="Times New Roman" w:eastAsia="Times New Roman" w:cs="Times New Roman"/>
-              </w:rPr>
-              <w:t xml:space="preserve">—</w:t>
-            </w:r>
-          </w:p>
-        </w:tc>
-        <w:tc>
-          <w:tcPr/>
-          <w:p>
-            <w:pPr>
-              <w:pStyle w:val="Compact"/>
-              <w:jc w:val="center"/>
-            </w:pPr>
-            <w:r>
-              <w:rPr>
-                <w:rFonts w:ascii="Times New Roman" w:hAnsi="Times New Roman" w:eastAsia="Times New Roman" w:cs="Times New Roman"/>
-              </w:rPr>
-              <w:t xml:space="preserve">17,23</w:t>
-            </w:r>
-          </w:p>
-        </w:tc>
-        <w:tc>
-          <w:tcPr/>
-          <w:p>
-            <w:pPr>
-              <w:pStyle w:val="Compact"/>
-              <w:jc w:val="center"/>
-            </w:pPr>
-            <w:r>
-              <w:rPr>
-                <w:rFonts w:ascii="Times New Roman" w:hAnsi="Times New Roman" w:eastAsia="Times New Roman" w:cs="Times New Roman"/>
-              </w:rPr>
-              <w:t xml:space="preserve">—</w:t>
-            </w:r>
-          </w:p>
-        </w:tc>
-      </w:tr>
-      <w:tr>
-        <w:tc>
-          <w:tcPr/>
-          <w:p>
-            <w:pPr>
-              <w:pStyle w:val="Compact"/>
-              <w:jc w:val="center"/>
-            </w:pPr>
-            <w:r>
-              <w:rPr>
-                <w:rFonts w:hint="eastAsia" w:ascii="Times New Roman" w:hAnsi="Times New Roman" w:eastAsia="Times New Roman" w:cs="Times New Roman"/>
-              </w:rPr>
-              <w:t>pH</w:t>
-            </w:r>
-            <w:r>
-              <w:rPr>
-                <w:rFonts w:hint="eastAsia" w:ascii="Times New Roman" w:hAnsi="Times New Roman" w:eastAsia="FangSong" w:cs="Times New Roman"/>
-              </w:rPr>
-              <w:t>调控与形态分布</w:t>
-            </w:r>
-          </w:p>
-        </w:tc>
-        <w:tc>
-          <w:tcPr/>
-          <w:p>
-            <w:pPr>
-              <w:pStyle w:val="Compact"/>
-              <w:jc w:val="center"/>
-            </w:pPr>
-            <w:r>
-              <w:rPr>
-                <w:rFonts w:ascii="Times New Roman" w:hAnsi="Times New Roman" w:eastAsia="Times New Roman" w:cs="Times New Roman"/>
-              </w:rPr>
-              <w:t xml:space="preserve">6</w:t>
-            </w:r>
-          </w:p>
-        </w:tc>
-        <w:tc>
-          <w:tcPr/>
-          <w:p>
-            <w:pPr>
-              <w:pStyle w:val="Compact"/>
-              <w:jc w:val="center"/>
-            </w:pPr>
-            <w:r>
-              <w:rPr>
-                <w:rFonts w:ascii="Times New Roman" w:hAnsi="Times New Roman" w:eastAsia="Times New Roman" w:cs="Times New Roman"/>
-              </w:rPr>
-              <w:t xml:space="preserve">15,18,38,39,47</w:t>
-            </w:r>
-          </w:p>
-        </w:tc>
-        <w:tc>
-          <w:tcPr/>
-          <w:p>
-            <w:pPr>
-              <w:pStyle w:val="Compact"/>
-              <w:jc w:val="center"/>
-            </w:pPr>
-            <w:r>
-              <w:rPr>
-                <w:rFonts w:ascii="Times New Roman" w:hAnsi="Times New Roman" w:eastAsia="Times New Roman" w:cs="Times New Roman"/>
-              </w:rPr>
-              <w:t xml:space="preserve">33,34,35</w:t>
-            </w:r>
-          </w:p>
-        </w:tc>
-      </w:tr>
-      <w:tr>
-        <w:tc>
-          <w:tcPr/>
-          <w:p>
-            <w:pPr>
-              <w:pStyle w:val="Compact"/>
-              <w:jc w:val="center"/>
-            </w:pPr>
-            <w:r>
-              <w:rPr>
-                <w:rFonts w:hint="eastAsia" w:ascii="Times New Roman" w:hAnsi="Times New Roman" w:eastAsia="FangSong" w:cs="Times New Roman"/>
-              </w:rPr>
-              <w:t>电导法求</w:t>
-            </w:r>
-            <w:r>
-              <w:rPr>
-                <w:rFonts w:hint="eastAsia" w:ascii="Times New Roman" w:hAnsi="Times New Roman" w:eastAsia="Times New Roman" w:cs="Times New Roman"/>
-              </w:rPr>
-              <w:t>Ka</w:t>
-            </w:r>
-          </w:p>
-        </w:tc>
-        <w:tc>
-          <w:tcPr/>
-          <w:p>
-            <w:pPr>
-              <w:pStyle w:val="Compact"/>
-              <w:jc w:val="center"/>
-            </w:pPr>
-            <w:r>
-              <w:rPr>
-                <w:rFonts w:ascii="Times New Roman" w:hAnsi="Times New Roman" w:eastAsia="Times New Roman" w:cs="Times New Roman"/>
-              </w:rPr>
-              <w:t xml:space="preserve">—</w:t>
-            </w:r>
-          </w:p>
-        </w:tc>
-        <w:tc>
-          <w:tcPr/>
-          <w:p>
-            <w:pPr>
-              <w:pStyle w:val="Compact"/>
-              <w:jc w:val="center"/>
-            </w:pPr>
-            <w:r>
-              <w:rPr>
-                <w:rFonts w:ascii="Times New Roman" w:hAnsi="Times New Roman" w:eastAsia="Times New Roman" w:cs="Times New Roman"/>
-              </w:rPr>
-              <w:t xml:space="preserve">43</w:t>
-            </w:r>
-          </w:p>
-        </w:tc>
-        <w:tc>
-          <w:tcPr/>
-          <w:p>
-            <w:pPr>
-              <w:pStyle w:val="Compact"/>
-              <w:jc w:val="center"/>
-            </w:pPr>
-            <w:r>
-              <w:rPr>
-                <w:rFonts w:ascii="Times New Roman" w:hAnsi="Times New Roman" w:eastAsia="Times New Roman" w:cs="Times New Roman"/>
-              </w:rPr>
-              <w:t xml:space="preserve">—</w:t>
-            </w:r>
-          </w:p>
-        </w:tc>
-      </w:tr>
-      <w:tr>
-        <w:tc>
-          <w:tcPr/>
-          <w:p>
-            <w:pPr>
-              <w:pStyle w:val="Compact"/>
-              <w:jc w:val="center"/>
-            </w:pPr>
-            <w:r>
-              <w:rPr>
-                <w:rFonts w:hint="eastAsia" w:ascii="Times New Roman" w:hAnsi="Times New Roman" w:eastAsia="FangSong" w:cs="Times New Roman"/>
-              </w:rPr>
-              <w:t>指示剂</w:t>
-            </w:r>
-            <w:r>
-              <w:rPr>
-                <w:rFonts w:hint="eastAsia" w:ascii="Times New Roman" w:hAnsi="Times New Roman" w:eastAsia="Times New Roman" w:cs="Times New Roman"/>
-              </w:rPr>
-              <w:t>pKa</w:t>
-            </w:r>
-            <w:r>
-              <w:rPr>
-                <w:rFonts w:hint="eastAsia" w:ascii="Times New Roman" w:hAnsi="Times New Roman" w:eastAsia="FangSong" w:cs="Times New Roman"/>
-              </w:rPr>
-              <w:t>测定</w:t>
-            </w:r>
-          </w:p>
-        </w:tc>
-        <w:tc>
-          <w:tcPr/>
-          <w:p>
-            <w:pPr>
-              <w:pStyle w:val="Compact"/>
-              <w:jc w:val="center"/>
-            </w:pPr>
-            <w:r>
-              <w:rPr>
-                <w:rFonts w:ascii="Times New Roman" w:hAnsi="Times New Roman" w:eastAsia="Times New Roman" w:cs="Times New Roman"/>
-              </w:rPr>
-              <w:t xml:space="preserve">—</w:t>
-            </w:r>
-          </w:p>
-        </w:tc>
-        <w:tc>
-          <w:tcPr/>
-          <w:p>
-            <w:pPr>
-              <w:pStyle w:val="Compact"/>
-              <w:jc w:val="center"/>
-            </w:pPr>
-            <w:r>
-              <w:rPr>
-                <w:rFonts w:ascii="Times New Roman" w:hAnsi="Times New Roman" w:eastAsia="Times New Roman" w:cs="Times New Roman"/>
-              </w:rPr>
-              <w:t xml:space="preserve">42</w:t>
-            </w:r>
-          </w:p>
-        </w:tc>
-        <w:tc>
-          <w:tcPr/>
-          <w:p>
-            <w:pPr>
-              <w:pStyle w:val="Compact"/>
-              <w:jc w:val="center"/>
-            </w:pPr>
-            <w:r>
-              <w:rPr>
-                <w:rFonts w:ascii="Times New Roman" w:hAnsi="Times New Roman" w:eastAsia="Times New Roman" w:cs="Times New Roman"/>
-              </w:rPr>
-              <w:t xml:space="preserve">—</w:t>
-            </w:r>
-          </w:p>
-        </w:tc>
-      </w:tr>
-      <w:tr>
-        <w:tc>
-          <w:tcPr/>
-          <w:p>
-            <w:pPr>
-              <w:pStyle w:val="Compact"/>
-              <w:jc w:val="center"/>
-            </w:pPr>
-            <w:r>
-              <w:rPr>
-                <w:rFonts w:hint="eastAsia" w:ascii="Times New Roman" w:hAnsi="Times New Roman" w:eastAsia="FangSong" w:cs="Times New Roman"/>
-              </w:rPr>
-              <w:t xml:space="preserve">磷酸盐滴定与化学式</w:t>
-            </w:r>
-          </w:p>
-        </w:tc>
-        <w:tc>
-          <w:tcPr/>
-          <w:p>
-            <w:pPr>
-              <w:pStyle w:val="Compact"/>
-              <w:jc w:val="center"/>
-            </w:pPr>
-            <w:r>
-              <w:rPr>
-                <w:rFonts w:ascii="Times New Roman" w:hAnsi="Times New Roman" w:eastAsia="Times New Roman" w:cs="Times New Roman"/>
-              </w:rPr>
-              <w:t xml:space="preserve">—</w:t>
-            </w:r>
-          </w:p>
-        </w:tc>
-        <w:tc>
-          <w:tcPr/>
-          <w:p>
-            <w:pPr>
-              <w:pStyle w:val="Compact"/>
-              <w:jc w:val="center"/>
-            </w:pPr>
-            <w:r>
-              <w:rPr>
-                <w:rFonts w:ascii="Times New Roman" w:hAnsi="Times New Roman" w:eastAsia="Times New Roman" w:cs="Times New Roman"/>
-              </w:rPr>
-              <w:t xml:space="preserve">41</w:t>
-            </w:r>
-          </w:p>
-        </w:tc>
-        <w:tc>
-          <w:tcPr/>
-          <w:p>
-            <w:pPr>
-              <w:pStyle w:val="Compact"/>
-              <w:jc w:val="center"/>
-            </w:pPr>
-            <w:r>
-              <w:rPr>
-                <w:rFonts w:ascii="Times New Roman" w:hAnsi="Times New Roman" w:eastAsia="Times New Roman" w:cs="Times New Roman"/>
-              </w:rPr>
-              <w:t xml:space="preserve">—</w:t>
-            </w:r>
-          </w:p>
-        </w:tc>
-      </w:tr>
-      <w:tr>
-        <w:tc>
-          <w:tcPr/>
-          <w:p>
-            <w:pPr>
-              <w:pStyle w:val="Compact"/>
-              <w:jc w:val="center"/>
-            </w:pPr>
-            <w:r>
-              <w:rPr>
-                <w:rFonts w:hint="eastAsia" w:ascii="Times New Roman" w:hAnsi="Times New Roman" w:eastAsia="FangSong" w:cs="Times New Roman"/>
-              </w:rPr>
-              <w:t xml:space="preserve">沉淀溶解与误差</w:t>
-            </w:r>
-          </w:p>
-        </w:tc>
-        <w:tc>
-          <w:tcPr/>
-          <w:p>
-            <w:pPr>
-              <w:pStyle w:val="Compact"/>
-              <w:jc w:val="center"/>
-            </w:pPr>
-            <w:r>
-              <w:rPr>
-                <w:rFonts w:ascii="Times New Roman" w:hAnsi="Times New Roman" w:eastAsia="Times New Roman" w:cs="Times New Roman"/>
-              </w:rPr>
-              <w:t xml:space="preserve">—</w:t>
-            </w:r>
-          </w:p>
-        </w:tc>
-        <w:tc>
-          <w:tcPr/>
-          <w:p>
-            <w:pPr>
-              <w:pStyle w:val="Compact"/>
-              <w:jc w:val="center"/>
-            </w:pPr>
-            <w:r>
-              <w:rPr>
-                <w:rFonts w:ascii="Times New Roman" w:hAnsi="Times New Roman" w:eastAsia="Times New Roman" w:cs="Times New Roman"/>
-              </w:rPr>
-              <w:t xml:space="preserve">44</w:t>
-            </w:r>
-          </w:p>
-        </w:tc>
-        <w:tc>
-          <w:tcPr/>
-          <w:p>
-            <w:pPr>
-              <w:pStyle w:val="Compact"/>
-              <w:jc w:val="center"/>
-            </w:pPr>
-            <w:r>
-              <w:rPr>
-                <w:rFonts w:ascii="Times New Roman" w:hAnsi="Times New Roman" w:eastAsia="Times New Roman" w:cs="Times New Roman"/>
-              </w:rPr>
-              <w:t xml:space="preserve">—</w:t>
-            </w:r>
-          </w:p>
-        </w:tc>
-      </w:tr>
-      <w:tr>
-        <w:tc>
-          <w:tcPr/>
-          <w:p>
-            <w:pPr>
-              <w:pStyle w:val="Compact"/>
-              <w:jc w:val="center"/>
-            </w:pPr>
-            <w:r>
-              <w:rPr>
-                <w:rFonts w:hint="eastAsia" w:ascii="Times New Roman" w:hAnsi="Times New Roman" w:eastAsia="FangSong" w:cs="Times New Roman"/>
-              </w:rPr>
-              <w:t>有效数字与</w:t>
-            </w:r>
-            <w:r>
-              <w:rPr>
-                <w:rFonts w:hint="eastAsia" w:ascii="Times New Roman" w:hAnsi="Times New Roman" w:eastAsia="Times New Roman" w:cs="Times New Roman"/>
-              </w:rPr>
-              <w:t>pH</w:t>
-            </w:r>
-          </w:p>
-        </w:tc>
-        <w:tc>
-          <w:tcPr/>
-          <w:p>
-            <w:pPr>
-              <w:pStyle w:val="Compact"/>
-              <w:jc w:val="center"/>
-            </w:pPr>
-            <w:r>
-              <w:rPr>
-                <w:rFonts w:ascii="Times New Roman" w:hAnsi="Times New Roman" w:eastAsia="Times New Roman" w:cs="Times New Roman"/>
-              </w:rPr>
-              <w:t xml:space="preserve">49</w:t>
-            </w:r>
-          </w:p>
-        </w:tc>
-        <w:tc>
-          <w:tcPr/>
-          <w:p>
-            <w:pPr>
-              <w:pStyle w:val="Compact"/>
-              <w:jc w:val="center"/>
-            </w:pPr>
-            <w:r>
-              <w:rPr>
-                <w:rFonts w:ascii="Times New Roman" w:hAnsi="Times New Roman" w:eastAsia="Times New Roman" w:cs="Times New Roman"/>
-              </w:rPr>
-              <w:t xml:space="preserve">—</w:t>
-            </w:r>
-          </w:p>
-        </w:tc>
-        <w:tc>
-          <w:tcPr/>
-          <w:p>
-            <w:pPr>
-              <w:pStyle w:val="Compact"/>
-              <w:jc w:val="center"/>
-            </w:pPr>
-            <w:r>
-              <w:rPr>
-                <w:rFonts w:ascii="Times New Roman" w:hAnsi="Times New Roman" w:eastAsia="Times New Roman" w:cs="Times New Roman"/>
-              </w:rPr>
-              <w:t xml:space="preserve">—</w:t>
-            </w:r>
-          </w:p>
-        </w:tc>
-      </w:tr>
-      <w:tr>
-        <w:tc>
-          <w:tcPr/>
-          <w:p>
-            <w:pPr>
-              <w:pStyle w:val="Compact"/>
-              <w:jc w:val="center"/>
-            </w:pPr>
-            <w:r>
-              <w:rPr>
-                <w:rFonts w:hint="eastAsia" w:ascii="Times New Roman" w:hAnsi="Times New Roman" w:eastAsia="FangSong" w:cs="Times New Roman"/>
-              </w:rPr>
-              <w:t xml:space="preserve">萃取与酸碱滴定</w:t>
-            </w:r>
-          </w:p>
-        </w:tc>
-        <w:tc>
-          <w:tcPr/>
-          <w:p>
-            <w:pPr>
-              <w:pStyle w:val="Compact"/>
-              <w:jc w:val="center"/>
-            </w:pPr>
-            <w:r>
-              <w:rPr>
-                <w:rFonts w:ascii="Times New Roman" w:hAnsi="Times New Roman" w:eastAsia="Times New Roman" w:cs="Times New Roman"/>
-              </w:rPr>
-              <w:t xml:space="preserve">—</w:t>
-            </w:r>
-          </w:p>
-        </w:tc>
-        <w:tc>
-          <w:tcPr/>
-          <w:p>
-            <w:pPr>
-              <w:pStyle w:val="Compact"/>
-              <w:jc w:val="center"/>
-            </w:pPr>
-            <w:r>
-              <w:rPr>
-                <w:rFonts w:ascii="Times New Roman" w:hAnsi="Times New Roman" w:eastAsia="Times New Roman" w:cs="Times New Roman"/>
-              </w:rPr>
-              <w:t xml:space="preserve">—</w:t>
-            </w:r>
-          </w:p>
-        </w:tc>
-        <w:tc>
-          <w:tcPr/>
-          <w:p>
-            <w:pPr>
-              <w:pStyle w:val="Compact"/>
-              <w:jc w:val="center"/>
-            </w:pPr>
-            <w:r>
-              <w:rPr>
-                <w:rFonts w:ascii="Times New Roman" w:hAnsi="Times New Roman" w:eastAsia="Times New Roman" w:cs="Times New Roman"/>
-              </w:rPr>
-              <w:t xml:space="preserve">48</w:t>
-            </w:r>
-          </w:p>
-        </w:tc>
-      </w:tr>
-    </w:tbl>
-    <w:p>
-      <w:pPr>
-        <w:spacing w:before="160" w:after="80"/>
-      </w:pPr>
-      <w:r>
-        <w:pict>
-          <v:rect style="width:0;height:1.5pt" o:hralign="center" o:hrstd="t" o:hr="t"/>
-        </w:pict>
-      </w:r>
-    </w:p>
     <w:bookmarkEnd w:id="78"/>
-    <w:bookmarkStart w:id="79" w:name="题目来源索引"/>
-    <w:p>
-      <w:pPr>
-        <w:pStyle w:val="Heading2"/>
-        <w:spacing w:after="120" w:before="280"/>
-      </w:pPr>
-      <w:r>
-        <w:rPr>
-          <w:rFonts w:hint="eastAsia" w:ascii="Times New Roman" w:hAnsi="Times New Roman" w:eastAsia="SimHei" w:cs="Times New Roman"/>
-        </w:rPr>
-        <w:t xml:space="preserve">题目来源索引</w:t>
-      </w:r>
-    </w:p>
-    <w:tbl>
-      <w:tblPr>
-        <w:tblStyle w:val="Table"/>
-        <w:tblW w:type="auto" w:w="0"/>
-        <w:tblLook w:firstRow="1" w:lastRow="0" w:firstColumn="0" w:lastColumn="0" w:noHBand="0" w:noVBand="0" w:val="0020"/>
-      </w:tblPr>
-      <w:tblGrid>
-        <w:gridCol w:w="2640"/>
-        <w:gridCol w:w="2640"/>
-        <w:gridCol w:w="2640"/>
-      </w:tblGrid>
-      <w:tr>
-        <w:trPr>
-          <w:tblHeader w:val="on"/>
-        </w:trPr>
-        <w:tc>
-          <w:tcPr/>
-          <w:p>
-            <w:pPr>
-              <w:pStyle w:val="Compact"/>
-              <w:jc w:val="center"/>
-            </w:pPr>
-            <w:r>
-              <w:rPr>
-                <w:rFonts w:hint="eastAsia" w:ascii="Times New Roman" w:hAnsi="Times New Roman" w:eastAsia="SimHei" w:cs="Times New Roman"/>
-                <w:b/>
-              </w:rPr>
-              <w:t xml:space="preserve">题号</w:t>
-            </w:r>
-          </w:p>
-        </w:tc>
-        <w:tc>
-          <w:tcPr/>
-          <w:p>
-            <w:pPr>
-              <w:pStyle w:val="Compact"/>
-              <w:jc w:val="center"/>
-            </w:pPr>
-            <w:r>
-              <w:rPr>
-                <w:rFonts w:hint="eastAsia" w:ascii="Times New Roman" w:hAnsi="Times New Roman" w:eastAsia="SimHei" w:cs="Times New Roman"/>
-                <w:b/>
-              </w:rPr>
-              <w:t xml:space="preserve">来源</w:t>
-            </w:r>
-          </w:p>
-        </w:tc>
-        <w:tc>
-          <w:tcPr/>
-          <w:p>
-            <w:pPr>
-              <w:pStyle w:val="Compact"/>
-              <w:jc w:val="center"/>
-            </w:pPr>
-            <w:r>
-              <w:rPr>
-                <w:rFonts w:hint="eastAsia" w:ascii="Times New Roman" w:hAnsi="Times New Roman" w:eastAsia="SimHei" w:cs="Times New Roman"/>
-                <w:b/>
-              </w:rPr>
-              <w:t xml:space="preserve">具体内容</w:t>
-            </w:r>
-          </w:p>
-        </w:tc>
-      </w:tr>
-      <w:tr>
-        <w:tc>
-          <w:tcPr/>
-          <w:p>
-            <w:pPr>
-              <w:pStyle w:val="Compact"/>
-              <w:jc w:val="center"/>
-            </w:pPr>
-            <w:r>
-              <w:rPr>
-                <w:rFonts w:ascii="Times New Roman" w:hAnsi="Times New Roman" w:eastAsia="Times New Roman" w:cs="Times New Roman"/>
-              </w:rPr>
-              <w:t xml:space="preserve">1</w:t>
-            </w:r>
-          </w:p>
-        </w:tc>
-        <w:tc>
-          <w:tcPr/>
-          <w:p>
-            <w:pPr>
-              <w:pStyle w:val="Compact"/>
-              <w:jc w:val="center"/>
-            </w:pPr>
-            <w:r>
-              <w:rPr>
-                <w:rFonts w:hint="eastAsia" w:ascii="Times New Roman" w:hAnsi="Times New Roman" w:eastAsia="FangSong" w:cs="Times New Roman"/>
-              </w:rPr>
-              <w:t xml:space="preserve">普化</w:t>
-            </w:r>
-            <w:r>
-              <w:rPr>
-                <w:rFonts w:ascii="Times New Roman" w:hAnsi="Times New Roman" w:eastAsia="Times New Roman" w:cs="Times New Roman"/>
-              </w:rPr>
-              <w:t xml:space="preserve"> </w:t>
-            </w:r>
-            <w:r>
-              <w:rPr>
-                <w:rFonts w:hint="eastAsia" w:ascii="Times New Roman" w:hAnsi="Times New Roman" w:eastAsia="FangSong" w:cs="Times New Roman"/>
-              </w:rPr>
-              <w:t>习题</w:t>
-            </w:r>
-            <w:r>
-              <w:rPr>
-                <w:rFonts w:hint="eastAsia" w:ascii="Times New Roman" w:hAnsi="Times New Roman" w:eastAsia="Times New Roman" w:cs="Times New Roman"/>
-              </w:rPr>
-              <w:t>8.1</w:t>
-            </w:r>
-          </w:p>
-        </w:tc>
-        <w:tc>
-          <w:tcPr/>
-          <w:p>
-            <w:pPr>
-              <w:pStyle w:val="Compact"/>
-              <w:jc w:val="center"/>
-            </w:pPr>
-            <w:r>
-              <w:rPr>
-                <w:rFonts w:hint="eastAsia" w:ascii="Times New Roman" w:hAnsi="Times New Roman" w:eastAsia="FangSong" w:cs="Times New Roman"/>
-              </w:rPr>
-              <w:t xml:space="preserve">共轭酸碱对与平衡常数</w:t>
-            </w:r>
-          </w:p>
-        </w:tc>
-      </w:tr>
-      <w:tr>
-        <w:tc>
-          <w:tcPr/>
-          <w:p>
-            <w:pPr>
-              <w:pStyle w:val="Compact"/>
-              <w:jc w:val="center"/>
-            </w:pPr>
-            <w:r>
-              <w:rPr>
-                <w:rFonts w:ascii="Times New Roman" w:hAnsi="Times New Roman" w:eastAsia="Times New Roman" w:cs="Times New Roman"/>
-              </w:rPr>
-              <w:t xml:space="preserve">2</w:t>
-            </w:r>
-          </w:p>
-        </w:tc>
-        <w:tc>
-          <w:tcPr/>
-          <w:p>
-            <w:pPr>
-              <w:pStyle w:val="Compact"/>
-              <w:jc w:val="center"/>
-            </w:pPr>
-            <w:r>
-              <w:rPr>
-                <w:rFonts w:hint="eastAsia" w:ascii="Times New Roman" w:hAnsi="Times New Roman" w:eastAsia="FangSong" w:cs="Times New Roman"/>
-              </w:rPr>
-              <w:t xml:space="preserve">普化</w:t>
-            </w:r>
-            <w:r>
-              <w:rPr>
-                <w:rFonts w:ascii="Times New Roman" w:hAnsi="Times New Roman" w:eastAsia="Times New Roman" w:cs="Times New Roman"/>
-              </w:rPr>
-              <w:t xml:space="preserve"> </w:t>
-            </w:r>
-            <w:r>
-              <w:rPr>
-                <w:rFonts w:hint="eastAsia" w:ascii="Times New Roman" w:hAnsi="Times New Roman" w:eastAsia="FangSong" w:cs="Times New Roman"/>
-              </w:rPr>
-              <w:t>习题</w:t>
-            </w:r>
-            <w:r>
-              <w:rPr>
-                <w:rFonts w:hint="eastAsia" w:ascii="Times New Roman" w:hAnsi="Times New Roman" w:eastAsia="Times New Roman" w:cs="Times New Roman"/>
-              </w:rPr>
-              <w:t>8.3</w:t>
-            </w:r>
-          </w:p>
-        </w:tc>
-        <w:tc>
-          <w:tcPr/>
-          <w:p>
-            <w:pPr>
-              <w:pStyle w:val="Compact"/>
-              <w:jc w:val="center"/>
-            </w:pPr>
-            <w:r>
-              <w:rPr>
-                <w:rFonts w:hint="eastAsia" w:ascii="Times New Roman" w:hAnsi="Times New Roman" w:eastAsia="FangSong" w:cs="Times New Roman"/>
-              </w:rPr>
-              <w:t>弱酸溶液</w:t>
-            </w:r>
-            <w:r>
-              <w:rPr>
-                <w:rFonts w:hint="eastAsia" w:ascii="Times New Roman" w:hAnsi="Times New Roman" w:eastAsia="Times New Roman" w:cs="Times New Roman"/>
-              </w:rPr>
-              <w:t>pH</w:t>
-            </w:r>
-            <w:r>
-              <w:rPr>
-                <w:rFonts w:hint="eastAsia" w:ascii="Times New Roman" w:hAnsi="Times New Roman" w:eastAsia="FangSong" w:cs="Times New Roman"/>
-              </w:rPr>
-              <w:t>计算</w:t>
-            </w:r>
-          </w:p>
-        </w:tc>
-      </w:tr>
-      <w:tr>
-        <w:tc>
-          <w:tcPr/>
-          <w:p>
-            <w:pPr>
-              <w:pStyle w:val="Compact"/>
-              <w:jc w:val="center"/>
-            </w:pPr>
-            <w:r>
-              <w:rPr>
-                <w:rFonts w:ascii="Times New Roman" w:hAnsi="Times New Roman" w:eastAsia="Times New Roman" w:cs="Times New Roman"/>
-              </w:rPr>
-              <w:t xml:space="preserve">3</w:t>
-            </w:r>
-          </w:p>
-        </w:tc>
-        <w:tc>
-          <w:tcPr/>
-          <w:p>
-            <w:pPr>
-              <w:pStyle w:val="Compact"/>
-              <w:jc w:val="center"/>
-            </w:pPr>
-            <w:r>
-              <w:rPr>
-                <w:rFonts w:hint="eastAsia" w:ascii="Times New Roman" w:hAnsi="Times New Roman" w:eastAsia="FangSong" w:cs="Times New Roman"/>
-              </w:rPr>
-              <w:t xml:space="preserve">普化</w:t>
-            </w:r>
-            <w:r>
-              <w:rPr>
-                <w:rFonts w:ascii="Times New Roman" w:hAnsi="Times New Roman" w:eastAsia="Times New Roman" w:cs="Times New Roman"/>
-              </w:rPr>
-              <w:t xml:space="preserve"> </w:t>
-            </w:r>
-            <w:r>
-              <w:rPr>
-                <w:rFonts w:hint="eastAsia" w:ascii="Times New Roman" w:hAnsi="Times New Roman" w:eastAsia="FangSong" w:cs="Times New Roman"/>
-              </w:rPr>
-              <w:t>习题</w:t>
-            </w:r>
-            <w:r>
-              <w:rPr>
-                <w:rFonts w:hint="eastAsia" w:ascii="Times New Roman" w:hAnsi="Times New Roman" w:eastAsia="Times New Roman" w:cs="Times New Roman"/>
-              </w:rPr>
-              <w:t>8.5</w:t>
-            </w:r>
-          </w:p>
-        </w:tc>
-        <w:tc>
-          <w:tcPr/>
-          <w:p>
-            <w:pPr>
-              <w:pStyle w:val="Compact"/>
-              <w:jc w:val="center"/>
-            </w:pPr>
-            <w:r>
-              <w:rPr>
-                <w:rFonts w:hint="eastAsia" w:ascii="Times New Roman" w:hAnsi="Times New Roman" w:eastAsia="Times New Roman" w:cs="Times New Roman"/>
-              </w:rPr>
-              <w:t>CO</w:t>
-            </w:r>
-            <w:r>
-              <w:rPr>
-                <w:rFonts w:hint="eastAsia" w:ascii="Times New Roman" w:hAnsi="Times New Roman" w:eastAsia="Times New Roman" w:cs="Times New Roman"/>
-                <w:vertAlign w:val="subscript"/>
-              </w:rPr>
-              <w:t>2</w:t>
-            </w:r>
-            <w:r>
-              <w:rPr>
-                <w:rFonts w:hint="eastAsia" w:ascii="Times New Roman" w:hAnsi="Times New Roman" w:eastAsia="FangSong" w:cs="Times New Roman"/>
-              </w:rPr>
-              <w:t>饱和溶液</w:t>
-            </w:r>
-            <w:r>
-              <w:rPr>
-                <w:rFonts w:hint="eastAsia" w:ascii="Times New Roman" w:hAnsi="Times New Roman" w:eastAsia="Times New Roman" w:cs="Times New Roman"/>
-              </w:rPr>
-              <w:t>pH</w:t>
-            </w:r>
-          </w:p>
-        </w:tc>
-      </w:tr>
-      <w:tr>
-        <w:tc>
-          <w:tcPr/>
-          <w:p>
-            <w:pPr>
-              <w:pStyle w:val="Compact"/>
-              <w:jc w:val="center"/>
-            </w:pPr>
-            <w:r>
-              <w:rPr>
-                <w:rFonts w:ascii="Times New Roman" w:hAnsi="Times New Roman" w:eastAsia="Times New Roman" w:cs="Times New Roman"/>
-              </w:rPr>
-              <w:t xml:space="preserve">4</w:t>
-            </w:r>
-          </w:p>
-        </w:tc>
-        <w:tc>
-          <w:tcPr/>
-          <w:p>
-            <w:pPr>
-              <w:pStyle w:val="Compact"/>
-              <w:jc w:val="center"/>
-            </w:pPr>
-            <w:r>
-              <w:rPr>
-                <w:rFonts w:hint="eastAsia" w:ascii="Times New Roman" w:hAnsi="Times New Roman" w:eastAsia="FangSong" w:cs="Times New Roman"/>
-              </w:rPr>
-              <w:t xml:space="preserve">普化</w:t>
-            </w:r>
-            <w:r>
-              <w:rPr>
-                <w:rFonts w:ascii="Times New Roman" w:hAnsi="Times New Roman" w:eastAsia="Times New Roman" w:cs="Times New Roman"/>
-              </w:rPr>
-              <w:t xml:space="preserve"> </w:t>
-            </w:r>
-            <w:r>
-              <w:rPr>
-                <w:rFonts w:hint="eastAsia" w:ascii="Times New Roman" w:hAnsi="Times New Roman" w:eastAsia="FangSong" w:cs="Times New Roman"/>
-              </w:rPr>
-              <w:t>习题</w:t>
-            </w:r>
-            <w:r>
-              <w:rPr>
-                <w:rFonts w:hint="eastAsia" w:ascii="Times New Roman" w:hAnsi="Times New Roman" w:eastAsia="Times New Roman" w:cs="Times New Roman"/>
-              </w:rPr>
-              <w:t>8.7</w:t>
-            </w:r>
-          </w:p>
-        </w:tc>
-        <w:tc>
-          <w:tcPr/>
-          <w:p>
-            <w:pPr>
-              <w:pStyle w:val="Compact"/>
-              <w:jc w:val="center"/>
-            </w:pPr>
-            <w:r>
-              <w:rPr>
-                <w:rFonts w:hint="eastAsia" w:ascii="Times New Roman" w:hAnsi="Times New Roman" w:eastAsia="Times New Roman" w:cs="Times New Roman"/>
-              </w:rPr>
-              <w:t>P</w:t>
-            </w:r>
-            <w:r>
-              <w:rPr>
-                <w:rFonts w:hint="eastAsia" w:ascii="Times New Roman" w:hAnsi="Times New Roman" w:eastAsia="Times New Roman" w:cs="Times New Roman"/>
-                <w:vertAlign w:val="subscript"/>
-              </w:rPr>
-              <w:t>2</w:t>
-            </w:r>
-            <w:r>
-              <w:rPr>
-                <w:rFonts w:hint="eastAsia" w:ascii="Times New Roman" w:hAnsi="Times New Roman" w:eastAsia="Times New Roman" w:cs="Times New Roman"/>
-              </w:rPr>
-              <w:t>O</w:t>
-            </w:r>
-            <w:r>
-              <w:rPr>
-                <w:rFonts w:hint="eastAsia" w:ascii="Times New Roman" w:hAnsi="Times New Roman" w:eastAsia="Times New Roman" w:cs="Times New Roman"/>
-                <w:vertAlign w:val="subscript"/>
-              </w:rPr>
-              <w:t>5</w:t>
-            </w:r>
-            <w:r>
-              <w:rPr>
-                <w:rFonts w:hint="eastAsia" w:ascii="Times New Roman" w:hAnsi="Times New Roman" w:eastAsia="FangSong" w:cs="Times New Roman"/>
-              </w:rPr>
-              <w:t>水化后磷酸各物种浓度</w:t>
-            </w:r>
-          </w:p>
-        </w:tc>
-      </w:tr>
-      <w:tr>
-        <w:tc>
-          <w:tcPr/>
-          <w:p>
-            <w:pPr>
-              <w:pStyle w:val="Compact"/>
-              <w:jc w:val="center"/>
-            </w:pPr>
-            <w:r>
-              <w:rPr>
-                <w:rFonts w:ascii="Times New Roman" w:hAnsi="Times New Roman" w:eastAsia="Times New Roman" w:cs="Times New Roman"/>
-              </w:rPr>
-              <w:t xml:space="preserve">5</w:t>
-            </w:r>
-          </w:p>
-        </w:tc>
-        <w:tc>
-          <w:tcPr/>
-          <w:p>
-            <w:pPr>
-              <w:pStyle w:val="Compact"/>
-              <w:jc w:val="center"/>
-            </w:pPr>
-            <w:r>
-              <w:rPr>
-                <w:rFonts w:hint="eastAsia" w:ascii="Times New Roman" w:hAnsi="Times New Roman" w:eastAsia="FangSong" w:cs="Times New Roman"/>
-              </w:rPr>
-              <w:t xml:space="preserve">普化</w:t>
-            </w:r>
-            <w:r>
-              <w:rPr>
-                <w:rFonts w:ascii="Times New Roman" w:hAnsi="Times New Roman" w:eastAsia="Times New Roman" w:cs="Times New Roman"/>
-              </w:rPr>
-              <w:t xml:space="preserve"> </w:t>
-            </w:r>
-            <w:r>
-              <w:rPr>
-                <w:rFonts w:hint="eastAsia" w:ascii="Times New Roman" w:hAnsi="Times New Roman" w:eastAsia="FangSong" w:cs="Times New Roman"/>
-              </w:rPr>
-              <w:t>习题</w:t>
-            </w:r>
-            <w:r>
-              <w:rPr>
-                <w:rFonts w:hint="eastAsia" w:ascii="Times New Roman" w:hAnsi="Times New Roman" w:eastAsia="Times New Roman" w:cs="Times New Roman"/>
-              </w:rPr>
-              <w:t>8.9</w:t>
-            </w:r>
-          </w:p>
-        </w:tc>
-        <w:tc>
-          <w:tcPr/>
-          <w:p>
-            <w:pPr>
-              <w:pStyle w:val="Compact"/>
-              <w:jc w:val="center"/>
-            </w:pPr>
-            <w:r>
-              <w:rPr>
-                <w:rFonts w:hint="eastAsia" w:ascii="Times New Roman" w:hAnsi="Times New Roman" w:eastAsia="Times New Roman" w:cs="Times New Roman"/>
-              </w:rPr>
-              <w:t>HAc</w:t>
-            </w:r>
-            <w:r>
-              <w:rPr>
-                <w:rFonts w:hint="eastAsia" w:ascii="Times New Roman" w:hAnsi="Times New Roman" w:eastAsia="FangSong" w:cs="Times New Roman"/>
-              </w:rPr>
-              <w:t>与</w:t>
-            </w:r>
-            <w:r>
-              <w:rPr>
-                <w:rFonts w:hint="eastAsia" w:ascii="Times New Roman" w:hAnsi="Times New Roman" w:eastAsia="Times New Roman" w:cs="Times New Roman"/>
-              </w:rPr>
-              <w:t>HCN</w:t>
-            </w:r>
-            <w:r>
-              <w:rPr>
-                <w:rFonts w:hint="eastAsia" w:ascii="Times New Roman" w:hAnsi="Times New Roman" w:eastAsia="FangSong" w:cs="Times New Roman"/>
-              </w:rPr>
-              <w:t>混合溶液离子浓度</w:t>
-            </w:r>
-          </w:p>
-        </w:tc>
-      </w:tr>
-      <w:tr>
-        <w:tc>
-          <w:tcPr/>
-          <w:p>
-            <w:pPr>
-              <w:pStyle w:val="Compact"/>
-              <w:jc w:val="center"/>
-            </w:pPr>
-            <w:r>
-              <w:rPr>
-                <w:rFonts w:ascii="Times New Roman" w:hAnsi="Times New Roman" w:eastAsia="Times New Roman" w:cs="Times New Roman"/>
-              </w:rPr>
-              <w:t xml:space="preserve">6</w:t>
-            </w:r>
-          </w:p>
-        </w:tc>
-        <w:tc>
-          <w:tcPr/>
-          <w:p>
-            <w:pPr>
-              <w:pStyle w:val="Compact"/>
-              <w:jc w:val="center"/>
-            </w:pPr>
-            <w:r>
-              <w:rPr>
-                <w:rFonts w:hint="eastAsia" w:ascii="Times New Roman" w:hAnsi="Times New Roman" w:eastAsia="FangSong" w:cs="Times New Roman"/>
-              </w:rPr>
-              <w:t xml:space="preserve">普化</w:t>
-            </w:r>
-            <w:r>
-              <w:rPr>
-                <w:rFonts w:ascii="Times New Roman" w:hAnsi="Times New Roman" w:eastAsia="Times New Roman" w:cs="Times New Roman"/>
-              </w:rPr>
-              <w:t xml:space="preserve"> </w:t>
-            </w:r>
-            <w:r>
-              <w:rPr>
-                <w:rFonts w:hint="eastAsia" w:ascii="Times New Roman" w:hAnsi="Times New Roman" w:eastAsia="FangSong" w:cs="Times New Roman"/>
-              </w:rPr>
-              <w:t>习题</w:t>
-            </w:r>
-            <w:r>
-              <w:rPr>
-                <w:rFonts w:hint="eastAsia" w:ascii="Times New Roman" w:hAnsi="Times New Roman" w:eastAsia="Times New Roman" w:cs="Times New Roman"/>
-              </w:rPr>
-              <w:t>8.13</w:t>
-            </w:r>
-          </w:p>
-        </w:tc>
-        <w:tc>
-          <w:tcPr/>
-          <w:p>
-            <w:pPr>
-              <w:pStyle w:val="Compact"/>
-              <w:jc w:val="center"/>
-            </w:pPr>
-            <w:r>
-              <w:rPr>
-                <w:rFonts w:hint="eastAsia" w:ascii="Times New Roman" w:hAnsi="Times New Roman" w:eastAsia="Times New Roman" w:cs="Times New Roman"/>
-              </w:rPr>
-              <w:t>CO</w:t>
-            </w:r>
-            <w:r>
-              <w:rPr>
-                <w:rFonts w:hint="eastAsia" w:ascii="Times New Roman" w:hAnsi="Times New Roman" w:eastAsia="Times New Roman" w:cs="Times New Roman"/>
-                <w:vertAlign w:val="subscript"/>
-              </w:rPr>
-              <w:t>2</w:t>
-            </w:r>
-            <w:r>
-              <w:rPr>
-                <w:rFonts w:hint="eastAsia" w:ascii="Times New Roman" w:hAnsi="Times New Roman" w:eastAsia="FangSong" w:cs="Times New Roman"/>
-              </w:rPr>
-              <w:t>在不同</w:t>
-            </w:r>
-            <w:r>
-              <w:rPr>
-                <w:rFonts w:hint="eastAsia" w:ascii="Times New Roman" w:hAnsi="Times New Roman" w:eastAsia="Times New Roman" w:cs="Times New Roman"/>
-              </w:rPr>
-              <w:t>pH</w:t>
-            </w:r>
-            <w:r>
-              <w:rPr>
-                <w:rFonts w:hint="eastAsia" w:ascii="Times New Roman" w:hAnsi="Times New Roman" w:eastAsia="FangSong" w:cs="Times New Roman"/>
-              </w:rPr>
-              <w:t>下的形态</w:t>
-            </w:r>
-          </w:p>
-        </w:tc>
-      </w:tr>
-      <w:tr>
-        <w:tc>
-          <w:tcPr/>
-          <w:p>
-            <w:pPr>
-              <w:pStyle w:val="Compact"/>
-              <w:jc w:val="center"/>
-            </w:pPr>
-            <w:r>
-              <w:rPr>
-                <w:rFonts w:ascii="Times New Roman" w:hAnsi="Times New Roman" w:eastAsia="Times New Roman" w:cs="Times New Roman"/>
-              </w:rPr>
-              <w:t xml:space="preserve">7</w:t>
-            </w:r>
-          </w:p>
-        </w:tc>
-        <w:tc>
-          <w:tcPr/>
-          <w:p>
-            <w:pPr>
-              <w:pStyle w:val="Compact"/>
-              <w:jc w:val="center"/>
-            </w:pPr>
-            <w:r>
-              <w:rPr>
-                <w:rFonts w:hint="eastAsia" w:ascii="Times New Roman" w:hAnsi="Times New Roman" w:eastAsia="FangSong" w:cs="Times New Roman"/>
-              </w:rPr>
-              <w:t xml:space="preserve">普化</w:t>
-            </w:r>
-            <w:r>
-              <w:rPr>
-                <w:rFonts w:ascii="Times New Roman" w:hAnsi="Times New Roman" w:eastAsia="Times New Roman" w:cs="Times New Roman"/>
-              </w:rPr>
-              <w:t xml:space="preserve"> </w:t>
-            </w:r>
-            <w:r>
-              <w:rPr>
-                <w:rFonts w:hint="eastAsia" w:ascii="Times New Roman" w:hAnsi="Times New Roman" w:eastAsia="FangSong" w:cs="Times New Roman"/>
-              </w:rPr>
-              <w:t>习题</w:t>
-            </w:r>
-            <w:r>
-              <w:rPr>
-                <w:rFonts w:hint="eastAsia" w:ascii="Times New Roman" w:hAnsi="Times New Roman" w:eastAsia="Times New Roman" w:cs="Times New Roman"/>
-              </w:rPr>
-              <w:t>8.14</w:t>
-            </w:r>
-          </w:p>
-        </w:tc>
-        <w:tc>
-          <w:tcPr/>
-          <w:p>
-            <w:pPr>
-              <w:pStyle w:val="Compact"/>
-              <w:jc w:val="center"/>
-            </w:pPr>
-            <w:r>
-              <w:rPr>
-                <w:rFonts w:hint="eastAsia" w:ascii="Times New Roman" w:hAnsi="Times New Roman" w:eastAsia="FangSong" w:cs="Times New Roman"/>
-              </w:rPr>
-              <w:t xml:space="preserve">酚红指示剂变色范围</w:t>
-            </w:r>
-          </w:p>
-        </w:tc>
-      </w:tr>
-      <w:tr>
-        <w:tc>
-          <w:tcPr/>
-          <w:p>
-            <w:pPr>
-              <w:pStyle w:val="Compact"/>
-              <w:jc w:val="center"/>
-            </w:pPr>
-            <w:r>
-              <w:rPr>
-                <w:rFonts w:ascii="Times New Roman" w:hAnsi="Times New Roman" w:eastAsia="Times New Roman" w:cs="Times New Roman"/>
-              </w:rPr>
-              <w:t xml:space="preserve">8</w:t>
-            </w:r>
-          </w:p>
-        </w:tc>
-        <w:tc>
-          <w:tcPr/>
-          <w:p>
-            <w:pPr>
-              <w:pStyle w:val="Compact"/>
-              <w:jc w:val="center"/>
-            </w:pPr>
-            <w:r>
-              <w:rPr>
-                <w:rFonts w:hint="eastAsia" w:ascii="Times New Roman" w:hAnsi="Times New Roman" w:eastAsia="FangSong" w:cs="Times New Roman"/>
-              </w:rPr>
-              <w:t xml:space="preserve">普化</w:t>
-            </w:r>
-            <w:r>
-              <w:rPr>
-                <w:rFonts w:ascii="Times New Roman" w:hAnsi="Times New Roman" w:eastAsia="Times New Roman" w:cs="Times New Roman"/>
-              </w:rPr>
-              <w:t xml:space="preserve"> </w:t>
-            </w:r>
-            <w:r>
-              <w:rPr>
-                <w:rFonts w:hint="eastAsia" w:ascii="Times New Roman" w:hAnsi="Times New Roman" w:eastAsia="FangSong" w:cs="Times New Roman"/>
-              </w:rPr>
-              <w:t>习题</w:t>
-            </w:r>
-            <w:r>
-              <w:rPr>
-                <w:rFonts w:hint="eastAsia" w:ascii="Times New Roman" w:hAnsi="Times New Roman" w:eastAsia="Times New Roman" w:cs="Times New Roman"/>
-              </w:rPr>
-              <w:t>8.15</w:t>
-            </w:r>
-          </w:p>
-        </w:tc>
-        <w:tc>
-          <w:tcPr/>
-          <w:p>
-            <w:pPr>
-              <w:pStyle w:val="Compact"/>
-              <w:jc w:val="center"/>
-            </w:pPr>
-            <w:r>
-              <w:rPr>
-                <w:rFonts w:hint="eastAsia" w:ascii="Times New Roman" w:hAnsi="Times New Roman" w:eastAsia="FangSong" w:cs="Times New Roman"/>
-              </w:rPr>
-              <w:t xml:space="preserve">缓冲溶液判别</w:t>
-            </w:r>
-          </w:p>
-        </w:tc>
-      </w:tr>
-      <w:tr>
-        <w:tc>
-          <w:tcPr/>
-          <w:p>
-            <w:pPr>
-              <w:pStyle w:val="Compact"/>
-              <w:jc w:val="center"/>
-            </w:pPr>
-            <w:r>
-              <w:rPr>
-                <w:rFonts w:ascii="Times New Roman" w:hAnsi="Times New Roman" w:eastAsia="Times New Roman" w:cs="Times New Roman"/>
-              </w:rPr>
-              <w:t xml:space="preserve">9</w:t>
-            </w:r>
-          </w:p>
-        </w:tc>
-        <w:tc>
-          <w:tcPr/>
-          <w:p>
-            <w:pPr>
-              <w:pStyle w:val="Compact"/>
-              <w:jc w:val="center"/>
-            </w:pPr>
-            <w:r>
-              <w:rPr>
-                <w:rFonts w:hint="eastAsia" w:ascii="Times New Roman" w:hAnsi="Times New Roman" w:eastAsia="FangSong" w:cs="Times New Roman"/>
-              </w:rPr>
-              <w:t xml:space="preserve">质心</w:t>
-            </w:r>
-            <w:r>
-              <w:rPr>
-                <w:rFonts w:ascii="Times New Roman" w:hAnsi="Times New Roman" w:eastAsia="Times New Roman" w:cs="Times New Roman"/>
-              </w:rPr>
-              <w:t xml:space="preserve"> </w:t>
-            </w:r>
-            <w:r>
-              <w:rPr>
-                <w:rFonts w:hint="eastAsia" w:ascii="Times New Roman" w:hAnsi="Times New Roman" w:eastAsia="Times New Roman" w:cs="Times New Roman"/>
-              </w:rPr>
-              <w:t>L8</w:t>
-            </w:r>
-            <w:r>
-              <w:rPr>
-                <w:rFonts w:hint="eastAsia" w:ascii="Times New Roman" w:hAnsi="Times New Roman" w:eastAsia="FangSong" w:cs="Times New Roman"/>
-              </w:rPr>
-              <w:t>中期复习</w:t>
-            </w:r>
-          </w:p>
-        </w:tc>
-        <w:tc>
-          <w:tcPr/>
-          <w:p>
-            <w:pPr>
-              <w:pStyle w:val="Compact"/>
-              <w:jc w:val="center"/>
-            </w:pPr>
-            <w:r>
-              <w:rPr>
-                <w:rFonts w:hint="eastAsia" w:ascii="Times New Roman" w:hAnsi="Times New Roman" w:eastAsia="FangSong" w:cs="Times New Roman"/>
-              </w:rPr>
-              <w:t>水的离子积与</w:t>
-            </w:r>
-            <w:r>
-              <w:rPr>
-                <w:rFonts w:hint="eastAsia" w:ascii="Times New Roman" w:hAnsi="Times New Roman" w:eastAsia="Times New Roman" w:cs="Times New Roman"/>
-              </w:rPr>
-              <w:t>pH</w:t>
-            </w:r>
-            <w:r>
-              <w:rPr>
-                <w:rFonts w:hint="eastAsia" w:ascii="Times New Roman" w:hAnsi="Times New Roman" w:eastAsia="FangSong" w:cs="Times New Roman"/>
-              </w:rPr>
-              <w:t>判断</w:t>
-            </w:r>
-          </w:p>
-        </w:tc>
-      </w:tr>
-      <w:tr>
-        <w:tc>
-          <w:tcPr/>
-          <w:p>
-            <w:pPr>
-              <w:pStyle w:val="Compact"/>
-              <w:jc w:val="center"/>
-            </w:pPr>
-            <w:r>
-              <w:rPr>
-                <w:rFonts w:ascii="Times New Roman" w:hAnsi="Times New Roman" w:eastAsia="Times New Roman" w:cs="Times New Roman"/>
-              </w:rPr>
-              <w:t xml:space="preserve">10</w:t>
-            </w:r>
-          </w:p>
-        </w:tc>
-        <w:tc>
-          <w:tcPr/>
-          <w:p>
-            <w:pPr>
-              <w:pStyle w:val="Compact"/>
-              <w:jc w:val="center"/>
-            </w:pPr>
-            <w:r>
-              <w:rPr>
-                <w:rFonts w:hint="eastAsia" w:ascii="Times New Roman" w:hAnsi="Times New Roman" w:eastAsia="FangSong" w:cs="Times New Roman"/>
-              </w:rPr>
-              <w:t xml:space="preserve">经典</w:t>
-            </w:r>
-            <w:r>
-              <w:rPr>
-                <w:rFonts w:ascii="Times New Roman" w:hAnsi="Times New Roman" w:eastAsia="Times New Roman" w:cs="Times New Roman"/>
-              </w:rPr>
-              <w:t xml:space="preserve"> </w:t>
-            </w:r>
-            <w:r>
-              <w:rPr>
-                <w:rFonts w:hint="eastAsia" w:ascii="Times New Roman" w:hAnsi="Times New Roman" w:eastAsia="FangSong" w:cs="Times New Roman"/>
-              </w:rPr>
-              <w:t>题</w:t>
-            </w:r>
-            <w:r>
-              <w:rPr>
-                <w:rFonts w:hint="eastAsia" w:ascii="Times New Roman" w:hAnsi="Times New Roman" w:eastAsia="Times New Roman" w:cs="Times New Roman"/>
-              </w:rPr>
-              <w:t>-001</w:t>
-            </w:r>
-          </w:p>
-        </w:tc>
-        <w:tc>
-          <w:tcPr/>
-          <w:p>
-            <w:pPr>
-              <w:pStyle w:val="Compact"/>
-              <w:jc w:val="center"/>
-            </w:pPr>
-            <w:r>
-              <w:rPr>
-                <w:rFonts w:hint="eastAsia" w:ascii="Times New Roman" w:hAnsi="Times New Roman" w:eastAsia="FangSong" w:cs="Times New Roman"/>
-              </w:rPr>
-              <w:t>弱酸</w:t>
-            </w:r>
-            <w:r>
-              <w:rPr>
-                <w:rFonts w:hint="eastAsia" w:ascii="Times New Roman" w:hAnsi="Times New Roman" w:eastAsia="Times New Roman" w:cs="Times New Roman"/>
-              </w:rPr>
-              <w:t>pH</w:t>
-            </w:r>
-            <w:r>
-              <w:rPr>
-                <w:rFonts w:hint="eastAsia" w:ascii="Times New Roman" w:hAnsi="Times New Roman" w:eastAsia="FangSong" w:cs="Times New Roman"/>
-              </w:rPr>
-              <w:t>计算</w:t>
-            </w:r>
-            <w:r>
-              <w:rPr>
-                <w:rFonts w:hint="eastAsia" w:ascii="Times New Roman" w:hAnsi="Times New Roman" w:eastAsia="Times New Roman" w:cs="Times New Roman"/>
-              </w:rPr>
-              <w:t>（HAc）</w:t>
-            </w:r>
-          </w:p>
-        </w:tc>
-      </w:tr>
-      <w:tr>
-        <w:tc>
-          <w:tcPr/>
-          <w:p>
-            <w:pPr>
-              <w:pStyle w:val="Compact"/>
-              <w:jc w:val="center"/>
-            </w:pPr>
-            <w:r>
-              <w:rPr>
-                <w:rFonts w:ascii="Times New Roman" w:hAnsi="Times New Roman" w:eastAsia="Times New Roman" w:cs="Times New Roman"/>
-              </w:rPr>
-              <w:t xml:space="preserve">11</w:t>
-            </w:r>
-          </w:p>
-        </w:tc>
-        <w:tc>
-          <w:tcPr/>
-          <w:p>
-            <w:pPr>
-              <w:pStyle w:val="Compact"/>
-              <w:jc w:val="center"/>
-            </w:pPr>
-            <w:r>
-              <w:rPr>
-                <w:rFonts w:hint="eastAsia" w:ascii="Times New Roman" w:hAnsi="Times New Roman" w:eastAsia="FangSong" w:cs="Times New Roman"/>
-              </w:rPr>
-              <w:t xml:space="preserve">普化</w:t>
-            </w:r>
-            <w:r>
-              <w:rPr>
-                <w:rFonts w:ascii="Times New Roman" w:hAnsi="Times New Roman" w:eastAsia="Times New Roman" w:cs="Times New Roman"/>
-              </w:rPr>
-              <w:t xml:space="preserve"> </w:t>
-            </w:r>
-            <w:r>
-              <w:rPr>
-                <w:rFonts w:hint="eastAsia" w:ascii="Times New Roman" w:hAnsi="Times New Roman" w:eastAsia="FangSong" w:cs="Times New Roman"/>
-              </w:rPr>
-              <w:t>习题</w:t>
-            </w:r>
-            <w:r>
-              <w:rPr>
-                <w:rFonts w:hint="eastAsia" w:ascii="Times New Roman" w:hAnsi="Times New Roman" w:eastAsia="Times New Roman" w:cs="Times New Roman"/>
-              </w:rPr>
-              <w:t>8.11</w:t>
-            </w:r>
-          </w:p>
-        </w:tc>
-        <w:tc>
-          <w:tcPr/>
-          <w:p>
-            <w:pPr>
-              <w:pStyle w:val="Compact"/>
-              <w:jc w:val="center"/>
-            </w:pPr>
-            <w:r>
-              <w:rPr>
-                <w:rFonts w:hint="eastAsia" w:ascii="Times New Roman" w:hAnsi="Times New Roman" w:eastAsia="FangSong" w:cs="Times New Roman"/>
-              </w:rPr>
-              <w:t>同离子效应降低</w:t>
-            </w:r>
-            <w:r>
-              <w:rPr>
-                <w:rFonts w:hint="eastAsia" w:ascii="Times New Roman" w:hAnsi="Times New Roman" w:eastAsia="Times New Roman" w:cs="Times New Roman"/>
-              </w:rPr>
-              <w:t>OH</w:t>
-            </w:r>
-            <w:r>
-              <w:rPr>
-                <w:rFonts w:hint="eastAsia" w:ascii="Times New Roman" w:hAnsi="Times New Roman" w:eastAsia="Times New Roman" w:cs="Times New Roman"/>
-                <w:vertAlign w:val="superscript"/>
-              </w:rPr>
-              <w:t>-</w:t>
-            </w:r>
-            <w:r>
-              <w:rPr>
-                <w:rFonts w:hint="eastAsia" w:ascii="Times New Roman" w:hAnsi="Times New Roman" w:eastAsia="FangSong" w:cs="Times New Roman"/>
-              </w:rPr>
-              <w:t>浓度</w:t>
-            </w:r>
-          </w:p>
-        </w:tc>
-      </w:tr>
-      <w:tr>
-        <w:tc>
-          <w:tcPr/>
-          <w:p>
-            <w:pPr>
-              <w:pStyle w:val="Compact"/>
-              <w:jc w:val="center"/>
-            </w:pPr>
-            <w:r>
-              <w:rPr>
-                <w:rFonts w:ascii="Times New Roman" w:hAnsi="Times New Roman" w:eastAsia="Times New Roman" w:cs="Times New Roman"/>
-              </w:rPr>
-              <w:t xml:space="preserve">12</w:t>
-            </w:r>
-          </w:p>
-        </w:tc>
-        <w:tc>
-          <w:tcPr/>
-          <w:p>
-            <w:pPr>
-              <w:pStyle w:val="Compact"/>
-              <w:jc w:val="center"/>
-            </w:pPr>
-            <w:r>
-              <w:rPr>
-                <w:rFonts w:hint="eastAsia" w:ascii="Times New Roman" w:hAnsi="Times New Roman" w:eastAsia="FangSong" w:cs="Times New Roman"/>
-              </w:rPr>
-              <w:t xml:space="preserve">普化</w:t>
-            </w:r>
-            <w:r>
-              <w:rPr>
-                <w:rFonts w:ascii="Times New Roman" w:hAnsi="Times New Roman" w:eastAsia="Times New Roman" w:cs="Times New Roman"/>
-              </w:rPr>
-              <w:t xml:space="preserve"> </w:t>
-            </w:r>
-            <w:r>
-              <w:rPr>
-                <w:rFonts w:hint="eastAsia" w:ascii="Times New Roman" w:hAnsi="Times New Roman" w:eastAsia="FangSong" w:cs="Times New Roman"/>
-              </w:rPr>
-              <w:t>习题</w:t>
-            </w:r>
-            <w:r>
-              <w:rPr>
-                <w:rFonts w:hint="eastAsia" w:ascii="Times New Roman" w:hAnsi="Times New Roman" w:eastAsia="Times New Roman" w:cs="Times New Roman"/>
-              </w:rPr>
-              <w:t>8.22</w:t>
-            </w:r>
-          </w:p>
-        </w:tc>
-        <w:tc>
-          <w:tcPr/>
-          <w:p>
-            <w:pPr>
-              <w:pStyle w:val="Compact"/>
-              <w:jc w:val="center"/>
-            </w:pPr>
-            <w:r>
-              <w:rPr>
-                <w:rFonts w:hint="eastAsia" w:ascii="Times New Roman" w:hAnsi="Times New Roman" w:eastAsia="FangSong" w:cs="Times New Roman"/>
-              </w:rPr>
-              <w:t>滴定法求弱酸</w:t>
-            </w:r>
-            <w:r>
-              <w:rPr>
-                <w:rFonts w:hint="eastAsia" w:ascii="Times New Roman" w:hAnsi="Times New Roman" w:eastAsia="Times New Roman" w:cs="Times New Roman"/>
-              </w:rPr>
-              <w:t>Ka</w:t>
-            </w:r>
-          </w:p>
-        </w:tc>
-      </w:tr>
-      <w:tr>
-        <w:tc>
-          <w:tcPr/>
-          <w:p>
-            <w:pPr>
-              <w:pStyle w:val="Compact"/>
-              <w:jc w:val="center"/>
-            </w:pPr>
-            <w:r>
-              <w:rPr>
-                <w:rFonts w:ascii="Times New Roman" w:hAnsi="Times New Roman" w:eastAsia="Times New Roman" w:cs="Times New Roman"/>
-              </w:rPr>
-              <w:t xml:space="preserve">13</w:t>
-            </w:r>
-          </w:p>
-        </w:tc>
-        <w:tc>
-          <w:tcPr/>
-          <w:p>
-            <w:pPr>
-              <w:pStyle w:val="Compact"/>
-              <w:jc w:val="center"/>
-            </w:pPr>
-            <w:r>
-              <w:rPr>
-                <w:rFonts w:hint="eastAsia" w:ascii="Times New Roman" w:hAnsi="Times New Roman" w:eastAsia="FangSong" w:cs="Times New Roman"/>
-              </w:rPr>
-              <w:t xml:space="preserve">普化</w:t>
-            </w:r>
-            <w:r>
-              <w:rPr>
-                <w:rFonts w:ascii="Times New Roman" w:hAnsi="Times New Roman" w:eastAsia="Times New Roman" w:cs="Times New Roman"/>
-              </w:rPr>
-              <w:t xml:space="preserve"> </w:t>
-            </w:r>
-            <w:r>
-              <w:rPr>
-                <w:rFonts w:hint="eastAsia" w:ascii="Times New Roman" w:hAnsi="Times New Roman" w:eastAsia="FangSong" w:cs="Times New Roman"/>
-              </w:rPr>
-              <w:t>习题</w:t>
-            </w:r>
-            <w:r>
-              <w:rPr>
-                <w:rFonts w:hint="eastAsia" w:ascii="Times New Roman" w:hAnsi="Times New Roman" w:eastAsia="Times New Roman" w:cs="Times New Roman"/>
-              </w:rPr>
-              <w:t>8.19</w:t>
-            </w:r>
-          </w:p>
-        </w:tc>
-        <w:tc>
-          <w:tcPr/>
-          <w:p>
-            <w:pPr>
-              <w:pStyle w:val="Compact"/>
-              <w:jc w:val="center"/>
-            </w:pPr>
-            <w:r>
-              <w:rPr>
-                <w:rFonts w:hint="eastAsia" w:ascii="Times New Roman" w:hAnsi="Times New Roman" w:eastAsia="FangSong" w:cs="Times New Roman"/>
-              </w:rPr>
-              <w:t>缓冲溶液配制</w:t>
-            </w:r>
-            <w:r>
-              <w:rPr>
-                <w:rFonts w:hint="eastAsia" w:ascii="Times New Roman" w:hAnsi="Times New Roman" w:eastAsia="Times New Roman" w:cs="Times New Roman"/>
-              </w:rPr>
-              <w:t>-pH3.50</w:t>
-            </w:r>
-          </w:p>
-        </w:tc>
-      </w:tr>
-      <w:tr>
-        <w:tc>
-          <w:tcPr/>
-          <w:p>
-            <w:pPr>
-              <w:pStyle w:val="Compact"/>
-              <w:jc w:val="center"/>
-            </w:pPr>
-            <w:r>
-              <w:rPr>
-                <w:rFonts w:ascii="Times New Roman" w:hAnsi="Times New Roman" w:eastAsia="Times New Roman" w:cs="Times New Roman"/>
-              </w:rPr>
-              <w:t xml:space="preserve">14</w:t>
-            </w:r>
-          </w:p>
-        </w:tc>
-        <w:tc>
-          <w:tcPr/>
-          <w:p>
-            <w:pPr>
-              <w:pStyle w:val="Compact"/>
-              <w:jc w:val="center"/>
-            </w:pPr>
-            <w:r>
-              <w:rPr>
-                <w:rFonts w:hint="eastAsia" w:ascii="Times New Roman" w:hAnsi="Times New Roman" w:eastAsia="FangSong" w:cs="Times New Roman"/>
-              </w:rPr>
-              <w:t xml:space="preserve">质心</w:t>
-            </w:r>
-            <w:r>
-              <w:rPr>
-                <w:rFonts w:ascii="Times New Roman" w:hAnsi="Times New Roman" w:eastAsia="Times New Roman" w:cs="Times New Roman"/>
-              </w:rPr>
-              <w:t xml:space="preserve"> </w:t>
-            </w:r>
-            <w:r>
-              <w:rPr>
-                <w:rFonts w:hint="eastAsia" w:ascii="Times New Roman" w:hAnsi="Times New Roman" w:eastAsia="Times New Roman" w:cs="Times New Roman"/>
-              </w:rPr>
-              <w:t>L8</w:t>
-            </w:r>
-            <w:r>
-              <w:rPr>
-                <w:rFonts w:hint="eastAsia" w:ascii="Times New Roman" w:hAnsi="Times New Roman" w:eastAsia="FangSong" w:cs="Times New Roman"/>
-              </w:rPr>
-              <w:t>中期复习</w:t>
-            </w:r>
-          </w:p>
-        </w:tc>
-        <w:tc>
-          <w:tcPr/>
-          <w:p>
-            <w:pPr>
-              <w:pStyle w:val="Compact"/>
-              <w:jc w:val="center"/>
-            </w:pPr>
-            <w:r>
-              <w:rPr>
-                <w:rFonts w:hint="eastAsia" w:ascii="Times New Roman" w:hAnsi="Times New Roman" w:eastAsia="FangSong" w:cs="Times New Roman"/>
-              </w:rPr>
-              <w:t>多元弱酸共轭碱</w:t>
-            </w:r>
-            <w:r>
-              <w:rPr>
-                <w:rFonts w:hint="eastAsia" w:ascii="Times New Roman" w:hAnsi="Times New Roman" w:eastAsia="Times New Roman" w:cs="Times New Roman"/>
-              </w:rPr>
-              <w:t>Kb</w:t>
-            </w:r>
-            <w:r>
-              <w:rPr>
-                <w:rFonts w:hint="eastAsia" w:ascii="Times New Roman" w:hAnsi="Times New Roman" w:eastAsia="FangSong" w:cs="Times New Roman"/>
-              </w:rPr>
-              <w:t>关系</w:t>
-            </w:r>
-          </w:p>
-        </w:tc>
-      </w:tr>
-      <w:tr>
-        <w:tc>
-          <w:tcPr/>
-          <w:p>
-            <w:pPr>
-              <w:pStyle w:val="Compact"/>
-              <w:jc w:val="center"/>
-            </w:pPr>
-            <w:r>
-              <w:rPr>
-                <w:rFonts w:ascii="Times New Roman" w:hAnsi="Times New Roman" w:eastAsia="Times New Roman" w:cs="Times New Roman"/>
-              </w:rPr>
-              <w:t xml:space="preserve">15</w:t>
-            </w:r>
-          </w:p>
-        </w:tc>
-        <w:tc>
-          <w:tcPr/>
-          <w:p>
-            <w:pPr>
-              <w:pStyle w:val="Compact"/>
-              <w:jc w:val="center"/>
-            </w:pPr>
-            <w:r>
-              <w:rPr>
-                <w:rFonts w:hint="eastAsia" w:ascii="Times New Roman" w:hAnsi="Times New Roman" w:eastAsia="FangSong" w:cs="Times New Roman"/>
-              </w:rPr>
-              <w:t xml:space="preserve">质心</w:t>
-            </w:r>
-            <w:r>
-              <w:rPr>
-                <w:rFonts w:ascii="Times New Roman" w:hAnsi="Times New Roman" w:eastAsia="Times New Roman" w:cs="Times New Roman"/>
-              </w:rPr>
-              <w:t xml:space="preserve"> </w:t>
-            </w:r>
-            <w:r>
-              <w:rPr>
-                <w:rFonts w:hint="eastAsia" w:ascii="Times New Roman" w:hAnsi="Times New Roman" w:eastAsia="Times New Roman" w:cs="Times New Roman"/>
-              </w:rPr>
-              <w:t>L8</w:t>
-            </w:r>
-            <w:r>
-              <w:rPr>
-                <w:rFonts w:hint="eastAsia" w:ascii="Times New Roman" w:hAnsi="Times New Roman" w:eastAsia="FangSong" w:cs="Times New Roman"/>
-              </w:rPr>
-              <w:t>中期复习</w:t>
-            </w:r>
-          </w:p>
-        </w:tc>
-        <w:tc>
-          <w:tcPr/>
-          <w:p>
-            <w:pPr>
-              <w:pStyle w:val="Compact"/>
-              <w:jc w:val="center"/>
-            </w:pPr>
-            <w:r>
-              <w:rPr>
-                <w:rFonts w:hint="eastAsia" w:ascii="Times New Roman" w:hAnsi="Times New Roman" w:eastAsia="FangSong" w:cs="Times New Roman"/>
-              </w:rPr>
-              <w:t xml:space="preserve">缓冲溶液抗酸能力计算</w:t>
-            </w:r>
-          </w:p>
-        </w:tc>
-      </w:tr>
-      <w:tr>
-        <w:tc>
-          <w:tcPr/>
-          <w:p>
-            <w:pPr>
-              <w:pStyle w:val="Compact"/>
-              <w:jc w:val="center"/>
-            </w:pPr>
-            <w:r>
-              <w:rPr>
-                <w:rFonts w:ascii="Times New Roman" w:hAnsi="Times New Roman" w:eastAsia="Times New Roman" w:cs="Times New Roman"/>
-              </w:rPr>
-              <w:t xml:space="preserve">16</w:t>
-            </w:r>
-          </w:p>
-        </w:tc>
-        <w:tc>
-          <w:tcPr/>
-          <w:p>
-            <w:pPr>
-              <w:pStyle w:val="Compact"/>
-              <w:jc w:val="center"/>
-            </w:pPr>
-            <w:r>
-              <w:rPr>
-                <w:rFonts w:hint="eastAsia" w:ascii="Times New Roman" w:hAnsi="Times New Roman" w:eastAsia="FangSong" w:cs="Times New Roman"/>
-              </w:rPr>
-              <w:t xml:space="preserve">质心</w:t>
-            </w:r>
-            <w:r>
-              <w:rPr>
-                <w:rFonts w:ascii="Times New Roman" w:hAnsi="Times New Roman" w:eastAsia="Times New Roman" w:cs="Times New Roman"/>
-              </w:rPr>
-              <w:t xml:space="preserve"> </w:t>
-            </w:r>
-            <w:r>
-              <w:rPr>
-                <w:rFonts w:hint="eastAsia" w:ascii="Times New Roman" w:hAnsi="Times New Roman" w:eastAsia="Times New Roman" w:cs="Times New Roman"/>
-              </w:rPr>
-              <w:t>L6</w:t>
-            </w:r>
-            <w:r>
-              <w:rPr>
-                <w:rFonts w:hint="eastAsia" w:ascii="Times New Roman" w:hAnsi="Times New Roman" w:eastAsia="FangSong" w:cs="Times New Roman"/>
-              </w:rPr>
-              <w:t>酸碱平衡</w:t>
-            </w:r>
-          </w:p>
-        </w:tc>
-        <w:tc>
-          <w:tcPr/>
-          <w:p>
-            <w:pPr>
-              <w:pStyle w:val="Compact"/>
-              <w:jc w:val="center"/>
-            </w:pPr>
-            <w:r>
-              <w:rPr>
-                <w:rFonts w:hint="eastAsia" w:ascii="Times New Roman" w:hAnsi="Times New Roman" w:eastAsia="Times New Roman" w:cs="Times New Roman"/>
-              </w:rPr>
-              <w:t>NaHCO</w:t>
-            </w:r>
-            <w:r>
-              <w:rPr>
-                <w:rFonts w:hint="eastAsia" w:ascii="Times New Roman" w:hAnsi="Times New Roman" w:eastAsia="Times New Roman" w:cs="Times New Roman"/>
-                <w:vertAlign w:val="subscript"/>
-              </w:rPr>
-              <w:t>3</w:t>
-            </w:r>
-            <w:r>
-              <w:rPr>
-                <w:rFonts w:hint="eastAsia" w:ascii="Times New Roman" w:hAnsi="Times New Roman" w:eastAsia="FangSong" w:cs="Times New Roman"/>
-              </w:rPr>
-              <w:t>溶液</w:t>
-            </w:r>
-            <w:r>
-              <w:rPr>
-                <w:rFonts w:hint="eastAsia" w:ascii="Times New Roman" w:hAnsi="Times New Roman" w:eastAsia="Times New Roman" w:cs="Times New Roman"/>
-              </w:rPr>
-              <w:t>pH</w:t>
-            </w:r>
-            <w:r>
-              <w:rPr>
-                <w:rFonts w:hint="eastAsia" w:ascii="Times New Roman" w:hAnsi="Times New Roman" w:eastAsia="FangSong" w:cs="Times New Roman"/>
-              </w:rPr>
-              <w:t>计算</w:t>
-            </w:r>
-          </w:p>
-        </w:tc>
-      </w:tr>
-      <w:tr>
-        <w:tc>
-          <w:tcPr/>
-          <w:p>
-            <w:pPr>
-              <w:pStyle w:val="Compact"/>
-              <w:jc w:val="center"/>
-            </w:pPr>
-            <w:r>
-              <w:rPr>
-                <w:rFonts w:ascii="Times New Roman" w:hAnsi="Times New Roman" w:eastAsia="Times New Roman" w:cs="Times New Roman"/>
-              </w:rPr>
-              <w:t xml:space="preserve">17</w:t>
-            </w:r>
-          </w:p>
-        </w:tc>
-        <w:tc>
-          <w:tcPr/>
-          <w:p>
-            <w:pPr>
-              <w:pStyle w:val="Compact"/>
-              <w:jc w:val="center"/>
-            </w:pPr>
-            <w:r>
-              <w:rPr>
-                <w:rFonts w:hint="eastAsia" w:ascii="Times New Roman" w:hAnsi="Times New Roman" w:eastAsia="FangSong" w:cs="Times New Roman"/>
-              </w:rPr>
-              <w:t xml:space="preserve">质心</w:t>
-            </w:r>
-            <w:r>
-              <w:rPr>
-                <w:rFonts w:ascii="Times New Roman" w:hAnsi="Times New Roman" w:eastAsia="Times New Roman" w:cs="Times New Roman"/>
-              </w:rPr>
-              <w:t xml:space="preserve"> </w:t>
-            </w:r>
-            <w:r>
-              <w:rPr>
-                <w:rFonts w:hint="eastAsia" w:ascii="Times New Roman" w:hAnsi="Times New Roman" w:eastAsia="Times New Roman" w:cs="Times New Roman"/>
-              </w:rPr>
-              <w:t>L10</w:t>
-            </w:r>
-            <w:r>
-              <w:rPr>
-                <w:rFonts w:hint="eastAsia" w:ascii="Times New Roman" w:hAnsi="Times New Roman" w:eastAsia="FangSong" w:cs="Times New Roman"/>
-              </w:rPr>
-              <w:t>综合复习</w:t>
-            </w:r>
-          </w:p>
-        </w:tc>
-        <w:tc>
-          <w:tcPr/>
-          <w:p>
-            <w:pPr>
-              <w:pStyle w:val="Compact"/>
-              <w:jc w:val="center"/>
-            </w:pPr>
-            <w:r>
-              <w:rPr>
-                <w:rFonts w:hint="eastAsia" w:ascii="Times New Roman" w:hAnsi="Times New Roman" w:eastAsia="FangSong" w:cs="Times New Roman"/>
-              </w:rPr>
-              <w:t xml:space="preserve">电负性与酸性关系</w:t>
-            </w:r>
-          </w:p>
-        </w:tc>
-      </w:tr>
-      <w:tr>
-        <w:tc>
-          <w:tcPr/>
-          <w:p>
-            <w:pPr>
-              <w:pStyle w:val="Compact"/>
-              <w:jc w:val="center"/>
-            </w:pPr>
-            <w:r>
-              <w:rPr>
-                <w:rFonts w:ascii="Times New Roman" w:hAnsi="Times New Roman" w:eastAsia="Times New Roman" w:cs="Times New Roman"/>
-              </w:rPr>
-              <w:t xml:space="preserve">18</w:t>
-            </w:r>
-          </w:p>
-        </w:tc>
-        <w:tc>
-          <w:tcPr/>
-          <w:p>
-            <w:pPr>
-              <w:pStyle w:val="Compact"/>
-              <w:jc w:val="center"/>
-            </w:pPr>
-            <w:r>
-              <w:rPr>
-                <w:rFonts w:hint="eastAsia" w:ascii="Times New Roman" w:hAnsi="Times New Roman" w:eastAsia="FangSong" w:cs="Times New Roman"/>
-              </w:rPr>
-              <w:t xml:space="preserve">无机</w:t>
-            </w:r>
-            <w:r>
-              <w:rPr>
-                <w:rFonts w:ascii="Times New Roman" w:hAnsi="Times New Roman" w:eastAsia="Times New Roman" w:cs="Times New Roman"/>
-              </w:rPr>
-              <w:t xml:space="preserve"> </w:t>
-            </w:r>
-            <w:r>
-              <w:rPr>
-                <w:rFonts w:hint="eastAsia" w:ascii="Times New Roman" w:hAnsi="Times New Roman" w:eastAsia="FangSong" w:cs="Times New Roman"/>
-              </w:rPr>
-              <w:t>例</w:t>
-            </w:r>
-            <w:r>
-              <w:rPr>
-                <w:rFonts w:hint="eastAsia" w:ascii="Times New Roman" w:hAnsi="Times New Roman" w:eastAsia="Times New Roman" w:cs="Times New Roman"/>
-              </w:rPr>
-              <w:t>8.1</w:t>
-            </w:r>
-          </w:p>
-        </w:tc>
-        <w:tc>
-          <w:tcPr/>
-          <w:p>
-            <w:pPr>
-              <w:pStyle w:val="Compact"/>
-              <w:jc w:val="center"/>
-            </w:pPr>
-            <w:r>
-              <w:rPr>
-                <w:rFonts w:hint="eastAsia" w:ascii="Times New Roman" w:hAnsi="Times New Roman" w:eastAsia="FangSong" w:cs="Times New Roman"/>
-              </w:rPr>
-              <w:t>氨水弱碱</w:t>
-            </w:r>
-            <w:r>
-              <w:rPr>
-                <w:rFonts w:hint="eastAsia" w:ascii="Times New Roman" w:hAnsi="Times New Roman" w:eastAsia="Times New Roman" w:cs="Times New Roman"/>
-              </w:rPr>
-              <w:t>pH</w:t>
-            </w:r>
-            <w:r>
-              <w:rPr>
-                <w:rFonts w:hint="eastAsia" w:ascii="Times New Roman" w:hAnsi="Times New Roman" w:eastAsia="FangSong" w:cs="Times New Roman"/>
-              </w:rPr>
-              <w:t>与同离子效应</w:t>
-            </w:r>
-          </w:p>
-        </w:tc>
-      </w:tr>
-      <w:tr>
-        <w:tc>
-          <w:tcPr/>
-          <w:p>
-            <w:pPr>
-              <w:pStyle w:val="Compact"/>
-              <w:jc w:val="center"/>
-            </w:pPr>
-            <w:r>
-              <w:rPr>
-                <w:rFonts w:ascii="Times New Roman" w:hAnsi="Times New Roman" w:eastAsia="Times New Roman" w:cs="Times New Roman"/>
-              </w:rPr>
-              <w:t xml:space="preserve">19</w:t>
-            </w:r>
-          </w:p>
-        </w:tc>
-        <w:tc>
-          <w:tcPr/>
-          <w:p>
-            <w:pPr>
-              <w:pStyle w:val="Compact"/>
-              <w:jc w:val="center"/>
-            </w:pPr>
-            <w:r>
-              <w:rPr>
-                <w:rFonts w:hint="eastAsia" w:ascii="Times New Roman" w:hAnsi="Times New Roman" w:eastAsia="FangSong" w:cs="Times New Roman"/>
-              </w:rPr>
-              <w:t xml:space="preserve">无机</w:t>
-            </w:r>
-            <w:r>
-              <w:rPr>
-                <w:rFonts w:ascii="Times New Roman" w:hAnsi="Times New Roman" w:eastAsia="Times New Roman" w:cs="Times New Roman"/>
-              </w:rPr>
-              <w:t xml:space="preserve"> </w:t>
-            </w:r>
-            <w:r>
-              <w:rPr>
-                <w:rFonts w:hint="eastAsia" w:ascii="Times New Roman" w:hAnsi="Times New Roman" w:eastAsia="FangSong" w:cs="Times New Roman"/>
-              </w:rPr>
-              <w:t>例</w:t>
-            </w:r>
-            <w:r>
-              <w:rPr>
-                <w:rFonts w:hint="eastAsia" w:ascii="Times New Roman" w:hAnsi="Times New Roman" w:eastAsia="Times New Roman" w:cs="Times New Roman"/>
-              </w:rPr>
-              <w:t>8.5</w:t>
-            </w:r>
-          </w:p>
-        </w:tc>
-        <w:tc>
-          <w:tcPr/>
-          <w:p>
-            <w:pPr>
-              <w:pStyle w:val="Compact"/>
-              <w:jc w:val="center"/>
-            </w:pPr>
-            <w:r>
-              <w:rPr>
-                <w:rFonts w:hint="eastAsia" w:ascii="Times New Roman" w:hAnsi="Times New Roman" w:eastAsia="FangSong" w:cs="Times New Roman"/>
-              </w:rPr>
-              <w:t xml:space="preserve">缓冲溶液配制计算</w:t>
-            </w:r>
-          </w:p>
-        </w:tc>
-      </w:tr>
-      <w:tr>
-        <w:tc>
-          <w:tcPr/>
-          <w:p>
-            <w:pPr>
-              <w:pStyle w:val="Compact"/>
-              <w:jc w:val="center"/>
-            </w:pPr>
-            <w:r>
-              <w:rPr>
-                <w:rFonts w:ascii="Times New Roman" w:hAnsi="Times New Roman" w:eastAsia="Times New Roman" w:cs="Times New Roman"/>
-              </w:rPr>
-              <w:t xml:space="preserve">20</w:t>
-            </w:r>
-          </w:p>
-        </w:tc>
-        <w:tc>
-          <w:tcPr/>
-          <w:p>
-            <w:pPr>
-              <w:pStyle w:val="Compact"/>
-              <w:jc w:val="center"/>
-            </w:pPr>
-            <w:r>
-              <w:rPr>
-                <w:rFonts w:hint="eastAsia" w:ascii="Times New Roman" w:hAnsi="Times New Roman" w:eastAsia="FangSong" w:cs="Times New Roman"/>
-              </w:rPr>
-              <w:t xml:space="preserve">无机</w:t>
-            </w:r>
-            <w:r>
-              <w:rPr>
-                <w:rFonts w:ascii="Times New Roman" w:hAnsi="Times New Roman" w:eastAsia="Times New Roman" w:cs="Times New Roman"/>
-              </w:rPr>
-              <w:t xml:space="preserve"> </w:t>
-            </w:r>
-            <w:r>
-              <w:rPr>
-                <w:rFonts w:hint="eastAsia" w:ascii="Times New Roman" w:hAnsi="Times New Roman" w:eastAsia="FangSong" w:cs="Times New Roman"/>
-              </w:rPr>
-              <w:t>例</w:t>
-            </w:r>
-            <w:r>
-              <w:rPr>
-                <w:rFonts w:hint="eastAsia" w:ascii="Times New Roman" w:hAnsi="Times New Roman" w:eastAsia="Times New Roman" w:cs="Times New Roman"/>
-              </w:rPr>
-              <w:t>8.6</w:t>
-            </w:r>
-          </w:p>
-        </w:tc>
-        <w:tc>
-          <w:tcPr/>
-          <w:p>
-            <w:pPr>
-              <w:pStyle w:val="Compact"/>
-              <w:jc w:val="center"/>
-            </w:pPr>
-            <w:r>
-              <w:rPr>
-                <w:rFonts w:hint="eastAsia" w:ascii="Times New Roman" w:hAnsi="Times New Roman" w:eastAsia="FangSong" w:cs="Times New Roman"/>
-              </w:rPr>
-              <w:t xml:space="preserve">盐类水解平衡计算</w:t>
-            </w:r>
-          </w:p>
-        </w:tc>
-      </w:tr>
-      <w:tr>
-        <w:tc>
-          <w:tcPr/>
-          <w:p>
-            <w:pPr>
-              <w:pStyle w:val="Compact"/>
-              <w:jc w:val="center"/>
-            </w:pPr>
-            <w:r>
-              <w:rPr>
-                <w:rFonts w:ascii="Times New Roman" w:hAnsi="Times New Roman" w:eastAsia="Times New Roman" w:cs="Times New Roman"/>
-              </w:rPr>
-              <w:t xml:space="preserve">21</w:t>
-            </w:r>
-          </w:p>
-        </w:tc>
-        <w:tc>
-          <w:tcPr/>
-          <w:p>
-            <w:pPr>
-              <w:pStyle w:val="Compact"/>
-              <w:jc w:val="center"/>
-            </w:pPr>
-            <w:r>
-              <w:rPr>
-                <w:rFonts w:hint="eastAsia" w:ascii="Times New Roman" w:hAnsi="Times New Roman" w:eastAsia="FangSong" w:cs="Times New Roman"/>
-              </w:rPr>
-              <w:t xml:space="preserve">上中</w:t>
-            </w:r>
-            <w:r>
-              <w:rPr>
-                <w:rFonts w:ascii="Times New Roman" w:hAnsi="Times New Roman" w:eastAsia="Times New Roman" w:cs="Times New Roman"/>
-              </w:rPr>
-              <w:t xml:space="preserve"> 058-2</w:t>
-            </w:r>
-          </w:p>
-        </w:tc>
-        <w:tc>
-          <w:tcPr/>
-          <w:p>
-            <w:pPr>
-              <w:pStyle w:val="Compact"/>
-              <w:jc w:val="center"/>
-            </w:pPr>
-            <w:r>
-              <w:rPr>
-                <w:rFonts w:hint="eastAsia" w:ascii="Times New Roman" w:hAnsi="Times New Roman" w:eastAsia="FangSong" w:cs="Times New Roman"/>
-              </w:rPr>
-              <w:t>一元弱酸</w:t>
-            </w:r>
-            <w:r>
-              <w:rPr>
-                <w:rFonts w:hint="eastAsia" w:ascii="Times New Roman" w:hAnsi="Times New Roman" w:eastAsia="Times New Roman" w:cs="Times New Roman"/>
-              </w:rPr>
-              <w:t>HA</w:t>
-            </w:r>
-            <w:r>
-              <w:rPr>
-                <w:rFonts w:hint="eastAsia" w:ascii="Times New Roman" w:hAnsi="Times New Roman" w:eastAsia="FangSong" w:cs="Times New Roman"/>
-              </w:rPr>
-              <w:t>滴定</w:t>
-            </w:r>
-          </w:p>
-        </w:tc>
-      </w:tr>
-      <w:tr>
-        <w:tc>
-          <w:tcPr/>
-          <w:p>
-            <w:pPr>
-              <w:pStyle w:val="Compact"/>
-              <w:jc w:val="center"/>
-            </w:pPr>
-            <w:r>
-              <w:rPr>
-                <w:rFonts w:ascii="Times New Roman" w:hAnsi="Times New Roman" w:eastAsia="Times New Roman" w:cs="Times New Roman"/>
-              </w:rPr>
-              <w:t xml:space="preserve">22</w:t>
-            </w:r>
-          </w:p>
-        </w:tc>
-        <w:tc>
-          <w:tcPr/>
-          <w:p>
-            <w:pPr>
-              <w:pStyle w:val="Compact"/>
-              <w:jc w:val="center"/>
-            </w:pPr>
-            <w:r>
-              <w:rPr>
-                <w:rFonts w:hint="eastAsia" w:ascii="Times New Roman" w:hAnsi="Times New Roman" w:eastAsia="FangSong" w:cs="Times New Roman"/>
-              </w:rPr>
-              <w:t xml:space="preserve">上中</w:t>
-            </w:r>
-            <w:r>
-              <w:rPr>
-                <w:rFonts w:ascii="Times New Roman" w:hAnsi="Times New Roman" w:eastAsia="Times New Roman" w:cs="Times New Roman"/>
-              </w:rPr>
-              <w:t xml:space="preserve"> 058-4</w:t>
-            </w:r>
-          </w:p>
-        </w:tc>
-        <w:tc>
-          <w:tcPr/>
-          <w:p>
-            <w:pPr>
-              <w:pStyle w:val="Compact"/>
-              <w:jc w:val="center"/>
-            </w:pPr>
-            <w:r>
-              <w:rPr>
-                <w:rFonts w:hint="eastAsia" w:ascii="Times New Roman" w:hAnsi="Times New Roman" w:eastAsia="Times New Roman" w:cs="Times New Roman"/>
-              </w:rPr>
-              <w:t>NH</w:t>
-            </w:r>
-            <w:r>
-              <w:rPr>
-                <w:rFonts w:hint="eastAsia" w:ascii="Times New Roman" w:hAnsi="Times New Roman" w:eastAsia="Times New Roman" w:cs="Times New Roman"/>
-                <w:vertAlign w:val="subscript"/>
-              </w:rPr>
-              <w:t>3</w:t>
-            </w:r>
-            <w:r>
-              <w:rPr>
-                <w:rFonts w:hint="eastAsia" w:ascii="Times New Roman" w:hAnsi="Times New Roman" w:eastAsia="Times New Roman" w:cs="Times New Roman"/>
-              </w:rPr>
-              <w:t>/NH</w:t>
-            </w:r>
-            <w:r>
-              <w:rPr>
-                <w:rFonts w:hint="eastAsia" w:ascii="Times New Roman" w:hAnsi="Times New Roman" w:eastAsia="Times New Roman" w:cs="Times New Roman"/>
-                <w:vertAlign w:val="subscript"/>
-              </w:rPr>
-              <w:t>4</w:t>
-            </w:r>
-            <w:r>
-              <w:rPr>
-                <w:rFonts w:hint="eastAsia" w:ascii="Times New Roman" w:hAnsi="Times New Roman" w:eastAsia="Times New Roman" w:cs="Times New Roman"/>
-              </w:rPr>
-              <w:t>Cl</w:t>
-            </w:r>
-            <w:r>
-              <w:rPr>
-                <w:rFonts w:hint="eastAsia" w:ascii="Times New Roman" w:hAnsi="Times New Roman" w:eastAsia="FangSong" w:cs="Times New Roman"/>
-              </w:rPr>
-              <w:t>缓冲溶液配制</w:t>
-            </w:r>
-          </w:p>
-        </w:tc>
-      </w:tr>
-      <w:tr>
-        <w:tc>
-          <w:tcPr/>
-          <w:p>
-            <w:pPr>
-              <w:pStyle w:val="Compact"/>
-              <w:jc w:val="center"/>
-            </w:pPr>
-            <w:r>
-              <w:rPr>
-                <w:rFonts w:ascii="Times New Roman" w:hAnsi="Times New Roman" w:eastAsia="Times New Roman" w:cs="Times New Roman"/>
-              </w:rPr>
-              <w:t xml:space="preserve">23</w:t>
-            </w:r>
-          </w:p>
-        </w:tc>
-        <w:tc>
-          <w:tcPr/>
-          <w:p>
-            <w:pPr>
-              <w:pStyle w:val="Compact"/>
-              <w:jc w:val="center"/>
-            </w:pPr>
-            <w:r>
-              <w:rPr>
-                <w:rFonts w:hint="eastAsia" w:ascii="Times New Roman" w:hAnsi="Times New Roman" w:eastAsia="FangSong" w:cs="Times New Roman"/>
-              </w:rPr>
-              <w:t xml:space="preserve">质心</w:t>
-            </w:r>
-            <w:r>
-              <w:rPr>
-                <w:rFonts w:ascii="Times New Roman" w:hAnsi="Times New Roman" w:eastAsia="Times New Roman" w:cs="Times New Roman"/>
-              </w:rPr>
-              <w:t xml:space="preserve"> </w:t>
-            </w:r>
-            <w:r>
-              <w:rPr>
-                <w:rFonts w:hint="eastAsia" w:ascii="Times New Roman" w:hAnsi="Times New Roman" w:eastAsia="Times New Roman" w:cs="Times New Roman"/>
-              </w:rPr>
-              <w:t>L10</w:t>
-            </w:r>
-            <w:r>
-              <w:rPr>
-                <w:rFonts w:hint="eastAsia" w:ascii="Times New Roman" w:hAnsi="Times New Roman" w:eastAsia="FangSong" w:cs="Times New Roman"/>
-              </w:rPr>
-              <w:t>综合复习</w:t>
-            </w:r>
-          </w:p>
-        </w:tc>
-        <w:tc>
-          <w:tcPr/>
-          <w:p>
-            <w:pPr>
-              <w:pStyle w:val="Compact"/>
-              <w:jc w:val="center"/>
-            </w:pPr>
-            <w:r>
-              <w:rPr>
-                <w:rFonts w:hint="eastAsia" w:ascii="Times New Roman" w:hAnsi="Times New Roman" w:eastAsia="Times New Roman" w:cs="Times New Roman"/>
-              </w:rPr>
-              <w:t>HBr</w:t>
-            </w:r>
-            <w:r>
-              <w:rPr>
-                <w:rFonts w:hint="eastAsia" w:ascii="Times New Roman" w:hAnsi="Times New Roman" w:eastAsia="FangSong" w:cs="Times New Roman"/>
-              </w:rPr>
-              <w:t>与</w:t>
-            </w:r>
-            <w:r>
-              <w:rPr>
-                <w:rFonts w:hint="eastAsia" w:ascii="Times New Roman" w:hAnsi="Times New Roman" w:eastAsia="Times New Roman" w:cs="Times New Roman"/>
-              </w:rPr>
-              <w:t>HCl</w:t>
-            </w:r>
-            <w:r>
-              <w:rPr>
-                <w:rFonts w:hint="eastAsia" w:ascii="Times New Roman" w:hAnsi="Times New Roman" w:eastAsia="FangSong" w:cs="Times New Roman"/>
-              </w:rPr>
-              <w:t>酸性比较</w:t>
-            </w:r>
-          </w:p>
-        </w:tc>
-      </w:tr>
-      <w:tr>
-        <w:tc>
-          <w:tcPr/>
-          <w:p>
-            <w:pPr>
-              <w:pStyle w:val="Compact"/>
-              <w:jc w:val="center"/>
-            </w:pPr>
-            <w:r>
-              <w:rPr>
-                <w:rFonts w:ascii="Times New Roman" w:hAnsi="Times New Roman" w:eastAsia="Times New Roman" w:cs="Times New Roman"/>
-              </w:rPr>
-              <w:t xml:space="preserve">24</w:t>
-            </w:r>
-          </w:p>
-        </w:tc>
-        <w:tc>
-          <w:tcPr/>
-          <w:p>
-            <w:pPr>
-              <w:pStyle w:val="Compact"/>
-              <w:jc w:val="center"/>
-            </w:pPr>
-            <w:r>
-              <w:rPr>
-                <w:rFonts w:hint="eastAsia" w:ascii="Times New Roman" w:hAnsi="Times New Roman" w:eastAsia="FangSong" w:cs="Times New Roman"/>
-              </w:rPr>
-              <w:t xml:space="preserve">真题库</w:t>
-            </w:r>
-            <w:r>
-              <w:rPr>
-                <w:rFonts w:ascii="Times New Roman" w:hAnsi="Times New Roman" w:eastAsia="Times New Roman" w:cs="Times New Roman"/>
-              </w:rPr>
-              <w:t xml:space="preserve"> </w:t>
-            </w:r>
-            <w:r>
-              <w:rPr>
-                <w:rFonts w:hint="eastAsia" w:ascii="Times New Roman" w:hAnsi="Times New Roman" w:eastAsia="FangSong" w:cs="Times New Roman"/>
-              </w:rPr>
-              <w:t>酸碱理论</w:t>
-            </w:r>
-            <w:r>
-              <w:rPr>
-                <w:rFonts w:hint="eastAsia" w:ascii="Times New Roman" w:hAnsi="Times New Roman" w:eastAsia="Times New Roman" w:cs="Times New Roman"/>
-              </w:rPr>
-              <w:t>-001</w:t>
-            </w:r>
-          </w:p>
-        </w:tc>
-        <w:tc>
-          <w:tcPr/>
-          <w:p>
-            <w:pPr>
-              <w:pStyle w:val="Compact"/>
-              <w:jc w:val="center"/>
-            </w:pPr>
-            <w:r>
-              <w:rPr>
-                <w:rFonts w:hint="eastAsia" w:ascii="Times New Roman" w:hAnsi="Times New Roman" w:eastAsia="FangSong" w:cs="Times New Roman"/>
-              </w:rPr>
-              <w:t>配制</w:t>
-            </w:r>
-            <w:r>
-              <w:rPr>
-                <w:rFonts w:hint="eastAsia" w:ascii="Times New Roman" w:hAnsi="Times New Roman" w:eastAsia="Times New Roman" w:cs="Times New Roman"/>
-              </w:rPr>
-              <w:t>pH=5.00</w:t>
-            </w:r>
-            <w:r>
-              <w:rPr>
-                <w:rFonts w:hint="eastAsia" w:ascii="Times New Roman" w:hAnsi="Times New Roman" w:eastAsia="FangSong" w:cs="Times New Roman"/>
-              </w:rPr>
-              <w:t>缓冲溶液</w:t>
-            </w:r>
-          </w:p>
-        </w:tc>
-      </w:tr>
-      <w:tr>
-        <w:tc>
-          <w:tcPr/>
-          <w:p>
-            <w:pPr>
-              <w:pStyle w:val="Compact"/>
-              <w:jc w:val="center"/>
-            </w:pPr>
-            <w:r>
-              <w:rPr>
-                <w:rFonts w:ascii="Times New Roman" w:hAnsi="Times New Roman" w:eastAsia="Times New Roman" w:cs="Times New Roman"/>
-              </w:rPr>
-              <w:t xml:space="preserve">25</w:t>
-            </w:r>
-          </w:p>
-        </w:tc>
-        <w:tc>
-          <w:tcPr/>
-          <w:p>
-            <w:pPr>
-              <w:pStyle w:val="Compact"/>
-              <w:jc w:val="center"/>
-            </w:pPr>
-            <w:r>
-              <w:rPr>
-                <w:rFonts w:hint="eastAsia" w:ascii="Times New Roman" w:hAnsi="Times New Roman" w:eastAsia="FangSong" w:cs="Times New Roman"/>
-              </w:rPr>
-              <w:t xml:space="preserve">真题库</w:t>
-            </w:r>
-            <w:r>
-              <w:rPr>
-                <w:rFonts w:ascii="Times New Roman" w:hAnsi="Times New Roman" w:eastAsia="Times New Roman" w:cs="Times New Roman"/>
-              </w:rPr>
-              <w:t xml:space="preserve"> </w:t>
-            </w:r>
-            <w:r>
-              <w:rPr>
-                <w:rFonts w:hint="eastAsia" w:ascii="Times New Roman" w:hAnsi="Times New Roman" w:eastAsia="FangSong" w:cs="Times New Roman"/>
-              </w:rPr>
-              <w:t>滴定</w:t>
-            </w:r>
-            <w:r>
-              <w:rPr>
-                <w:rFonts w:hint="eastAsia" w:ascii="Times New Roman" w:hAnsi="Times New Roman" w:eastAsia="Times New Roman" w:cs="Times New Roman"/>
-              </w:rPr>
-              <w:t>-001</w:t>
-            </w:r>
-          </w:p>
-        </w:tc>
-        <w:tc>
-          <w:tcPr/>
-          <w:p>
-            <w:pPr>
-              <w:pStyle w:val="Compact"/>
-              <w:jc w:val="center"/>
-            </w:pPr>
-            <w:r>
-              <w:rPr>
-                <w:rFonts w:hint="eastAsia" w:ascii="Times New Roman" w:hAnsi="Times New Roman" w:eastAsia="Times New Roman" w:cs="Times New Roman"/>
-              </w:rPr>
-              <w:t>H</w:t>
-            </w:r>
-            <w:r>
-              <w:rPr>
-                <w:rFonts w:hint="eastAsia" w:ascii="Times New Roman" w:hAnsi="Times New Roman" w:eastAsia="Times New Roman" w:cs="Times New Roman"/>
-                <w:vertAlign w:val="subscript"/>
-              </w:rPr>
-              <w:t>3</w:t>
-            </w:r>
-            <w:r>
-              <w:rPr>
-                <w:rFonts w:hint="eastAsia" w:ascii="Times New Roman" w:hAnsi="Times New Roman" w:eastAsia="Times New Roman" w:cs="Times New Roman"/>
-              </w:rPr>
-              <w:t>PO</w:t>
-            </w:r>
-            <w:r>
-              <w:rPr>
-                <w:rFonts w:hint="eastAsia" w:ascii="Times New Roman" w:hAnsi="Times New Roman" w:eastAsia="Times New Roman" w:cs="Times New Roman"/>
-                <w:vertAlign w:val="subscript"/>
-              </w:rPr>
-              <w:t>4</w:t>
-            </w:r>
-            <w:r>
-              <w:rPr>
-                <w:rFonts w:hint="eastAsia" w:ascii="Times New Roman" w:hAnsi="Times New Roman" w:eastAsia="FangSong" w:cs="Times New Roman"/>
-              </w:rPr>
-              <w:t>分步滴定</w:t>
-            </w:r>
-          </w:p>
-        </w:tc>
-      </w:tr>
-      <w:tr>
-        <w:tc>
-          <w:tcPr/>
-          <w:p>
-            <w:pPr>
-              <w:pStyle w:val="Compact"/>
-              <w:jc w:val="center"/>
-            </w:pPr>
-            <w:r>
-              <w:rPr>
-                <w:rFonts w:ascii="Times New Roman" w:hAnsi="Times New Roman" w:eastAsia="Times New Roman" w:cs="Times New Roman"/>
-              </w:rPr>
-              <w:t xml:space="preserve">26</w:t>
-            </w:r>
-          </w:p>
-        </w:tc>
-        <w:tc>
-          <w:tcPr/>
-          <w:p>
-            <w:pPr>
-              <w:pStyle w:val="Compact"/>
-              <w:jc w:val="center"/>
-            </w:pPr>
-            <w:r>
-              <w:rPr>
-                <w:rFonts w:hint="eastAsia" w:ascii="Times New Roman" w:hAnsi="Times New Roman" w:eastAsia="FangSong" w:cs="Times New Roman"/>
-              </w:rPr>
-              <w:t xml:space="preserve">真题库</w:t>
-            </w:r>
-            <w:r>
-              <w:rPr>
-                <w:rFonts w:ascii="Times New Roman" w:hAnsi="Times New Roman" w:eastAsia="Times New Roman" w:cs="Times New Roman"/>
-              </w:rPr>
-              <w:t xml:space="preserve"> </w:t>
-            </w:r>
-            <w:r>
-              <w:rPr>
-                <w:rFonts w:hint="eastAsia" w:ascii="Times New Roman" w:hAnsi="Times New Roman" w:eastAsia="FangSong" w:cs="Times New Roman"/>
-              </w:rPr>
-              <w:t>滴定</w:t>
-            </w:r>
-            <w:r>
-              <w:rPr>
-                <w:rFonts w:hint="eastAsia" w:ascii="Times New Roman" w:hAnsi="Times New Roman" w:eastAsia="Times New Roman" w:cs="Times New Roman"/>
-              </w:rPr>
-              <w:t>-002</w:t>
-            </w:r>
-          </w:p>
-        </w:tc>
-        <w:tc>
-          <w:tcPr/>
-          <w:p>
-            <w:pPr>
-              <w:pStyle w:val="Compact"/>
-              <w:jc w:val="center"/>
-            </w:pPr>
-            <w:r>
-              <w:rPr>
-                <w:rFonts w:hint="eastAsia" w:ascii="Times New Roman" w:hAnsi="Times New Roman" w:eastAsia="Times New Roman" w:cs="Times New Roman"/>
-              </w:rPr>
-              <w:t>EDTA</w:t>
-            </w:r>
-            <w:r>
-              <w:rPr>
-                <w:rFonts w:hint="eastAsia" w:ascii="Times New Roman" w:hAnsi="Times New Roman" w:eastAsia="FangSong" w:cs="Times New Roman"/>
-              </w:rPr>
-              <w:t>滴定</w:t>
-            </w:r>
-            <w:r>
-              <w:rPr>
-                <w:rFonts w:hint="eastAsia" w:ascii="Times New Roman" w:hAnsi="Times New Roman" w:eastAsia="Times New Roman" w:cs="Times New Roman"/>
-              </w:rPr>
-              <w:t>Ca</w:t>
-            </w:r>
-            <w:r>
-              <w:rPr>
-                <w:rFonts w:hint="eastAsia" w:ascii="Times New Roman" w:hAnsi="Times New Roman" w:eastAsia="Times New Roman" w:cs="Times New Roman"/>
-                <w:vertAlign w:val="superscript"/>
-              </w:rPr>
-              <w:t>2+</w:t>
-            </w:r>
-            <w:r>
-              <w:rPr>
-                <w:rFonts w:hint="eastAsia" w:ascii="Times New Roman" w:hAnsi="Times New Roman" w:eastAsia="FangSong" w:cs="Times New Roman"/>
-              </w:rPr>
-              <w:t>和</w:t>
-            </w:r>
-            <w:r>
-              <w:rPr>
-                <w:rFonts w:hint="eastAsia" w:ascii="Times New Roman" w:hAnsi="Times New Roman" w:eastAsia="Times New Roman" w:cs="Times New Roman"/>
-              </w:rPr>
-              <w:t>Mg</w:t>
-            </w:r>
-            <w:r>
-              <w:rPr>
-                <w:rFonts w:hint="eastAsia" w:ascii="Times New Roman" w:hAnsi="Times New Roman" w:eastAsia="Times New Roman" w:cs="Times New Roman"/>
-                <w:vertAlign w:val="superscript"/>
-              </w:rPr>
-              <w:t>2+</w:t>
-            </w:r>
-          </w:p>
-        </w:tc>
-      </w:tr>
-      <w:tr>
-        <w:tc>
-          <w:tcPr/>
-          <w:p>
-            <w:pPr>
-              <w:pStyle w:val="Compact"/>
-              <w:jc w:val="center"/>
-            </w:pPr>
-            <w:r>
-              <w:rPr>
-                <w:rFonts w:ascii="Times New Roman" w:hAnsi="Times New Roman" w:eastAsia="Times New Roman" w:cs="Times New Roman"/>
-              </w:rPr>
-              <w:t xml:space="preserve">27</w:t>
-            </w:r>
-          </w:p>
-        </w:tc>
-        <w:tc>
-          <w:tcPr/>
-          <w:p>
-            <w:pPr>
-              <w:pStyle w:val="Compact"/>
-              <w:jc w:val="center"/>
-            </w:pPr>
-            <w:r>
-              <w:rPr>
-                <w:rFonts w:hint="eastAsia" w:ascii="Times New Roman" w:hAnsi="Times New Roman" w:eastAsia="FangSong" w:cs="Times New Roman"/>
-              </w:rPr>
-              <w:t xml:space="preserve">真题库</w:t>
-            </w:r>
-            <w:r>
-              <w:rPr>
-                <w:rFonts w:ascii="Times New Roman" w:hAnsi="Times New Roman" w:eastAsia="Times New Roman" w:cs="Times New Roman"/>
-              </w:rPr>
-              <w:t xml:space="preserve"> </w:t>
-            </w:r>
-            <w:r>
-              <w:rPr>
-                <w:rFonts w:hint="eastAsia" w:ascii="Times New Roman" w:hAnsi="Times New Roman" w:eastAsia="FangSong" w:cs="Times New Roman"/>
-              </w:rPr>
-              <w:t>滴定</w:t>
-            </w:r>
-            <w:r>
-              <w:rPr>
-                <w:rFonts w:hint="eastAsia" w:ascii="Times New Roman" w:hAnsi="Times New Roman" w:eastAsia="Times New Roman" w:cs="Times New Roman"/>
-              </w:rPr>
-              <w:t>-003</w:t>
-            </w:r>
-          </w:p>
-        </w:tc>
-        <w:tc>
-          <w:tcPr/>
-          <w:p>
-            <w:pPr>
-              <w:pStyle w:val="Compact"/>
-              <w:jc w:val="center"/>
-            </w:pPr>
-            <w:r>
-              <w:rPr>
-                <w:rFonts w:hint="eastAsia" w:ascii="Times New Roman" w:hAnsi="Times New Roman" w:eastAsia="Times New Roman" w:cs="Times New Roman"/>
-              </w:rPr>
-              <w:t>KMnO</w:t>
-            </w:r>
-            <w:r>
-              <w:rPr>
-                <w:rFonts w:hint="eastAsia" w:ascii="Times New Roman" w:hAnsi="Times New Roman" w:eastAsia="Times New Roman" w:cs="Times New Roman"/>
-                <w:vertAlign w:val="subscript"/>
-              </w:rPr>
-              <w:t>4</w:t>
-            </w:r>
-            <w:r>
-              <w:rPr>
-                <w:rFonts w:hint="eastAsia" w:ascii="Times New Roman" w:hAnsi="Times New Roman" w:eastAsia="FangSong" w:cs="Times New Roman"/>
-              </w:rPr>
-              <w:t>法测定</w:t>
-            </w:r>
-            <w:r>
-              <w:rPr>
-                <w:rFonts w:hint="eastAsia" w:ascii="Times New Roman" w:hAnsi="Times New Roman" w:eastAsia="Times New Roman" w:cs="Times New Roman"/>
-              </w:rPr>
-              <w:t>H</w:t>
-            </w:r>
-            <w:r>
-              <w:rPr>
-                <w:rFonts w:hint="eastAsia" w:ascii="Times New Roman" w:hAnsi="Times New Roman" w:eastAsia="Times New Roman" w:cs="Times New Roman"/>
-                <w:vertAlign w:val="subscript"/>
-              </w:rPr>
-              <w:t>2</w:t>
-            </w:r>
-            <w:r>
-              <w:rPr>
-                <w:rFonts w:hint="eastAsia" w:ascii="Times New Roman" w:hAnsi="Times New Roman" w:eastAsia="Times New Roman" w:cs="Times New Roman"/>
-              </w:rPr>
-              <w:t>O</w:t>
-            </w:r>
-            <w:r>
-              <w:rPr>
-                <w:rFonts w:hint="eastAsia" w:ascii="Times New Roman" w:hAnsi="Times New Roman" w:eastAsia="Times New Roman" w:cs="Times New Roman"/>
-                <w:vertAlign w:val="subscript"/>
-              </w:rPr>
-              <w:t>2</w:t>
-            </w:r>
-          </w:p>
-        </w:tc>
-      </w:tr>
-      <w:tr>
-        <w:tc>
-          <w:tcPr/>
-          <w:p>
-            <w:pPr>
-              <w:pStyle w:val="Compact"/>
-              <w:jc w:val="center"/>
-            </w:pPr>
-            <w:r>
-              <w:rPr>
-                <w:rFonts w:ascii="Times New Roman" w:hAnsi="Times New Roman" w:eastAsia="Times New Roman" w:cs="Times New Roman"/>
-              </w:rPr>
-              <w:t xml:space="preserve">28</w:t>
-            </w:r>
-          </w:p>
-        </w:tc>
-        <w:tc>
-          <w:tcPr/>
-          <w:p>
-            <w:pPr>
-              <w:pStyle w:val="Compact"/>
-              <w:jc w:val="center"/>
-            </w:pPr>
-            <w:r>
-              <w:rPr>
-                <w:rFonts w:hint="eastAsia" w:ascii="Times New Roman" w:hAnsi="Times New Roman" w:eastAsia="FangSong" w:cs="Times New Roman"/>
-              </w:rPr>
-              <w:t xml:space="preserve">真题库</w:t>
-            </w:r>
-            <w:r>
-              <w:rPr>
-                <w:rFonts w:ascii="Times New Roman" w:hAnsi="Times New Roman" w:eastAsia="Times New Roman" w:cs="Times New Roman"/>
-              </w:rPr>
-              <w:t xml:space="preserve"> </w:t>
-            </w:r>
-            <w:r>
-              <w:rPr>
-                <w:rFonts w:hint="eastAsia" w:ascii="Times New Roman" w:hAnsi="Times New Roman" w:eastAsia="FangSong" w:cs="Times New Roman"/>
-              </w:rPr>
-              <w:t>滴定</w:t>
-            </w:r>
-            <w:r>
-              <w:rPr>
-                <w:rFonts w:hint="eastAsia" w:ascii="Times New Roman" w:hAnsi="Times New Roman" w:eastAsia="Times New Roman" w:cs="Times New Roman"/>
-              </w:rPr>
-              <w:t>-004</w:t>
-            </w:r>
-          </w:p>
-        </w:tc>
-        <w:tc>
-          <w:tcPr/>
-          <w:p>
-            <w:pPr>
-              <w:pStyle w:val="Compact"/>
-              <w:jc w:val="center"/>
-            </w:pPr>
-            <w:r>
-              <w:rPr>
-                <w:rFonts w:hint="eastAsia" w:ascii="Times New Roman" w:hAnsi="Times New Roman" w:eastAsia="Times New Roman" w:cs="Times New Roman"/>
-              </w:rPr>
-              <w:t>KIO</w:t>
-            </w:r>
-            <w:r>
-              <w:rPr>
-                <w:rFonts w:hint="eastAsia" w:ascii="Times New Roman" w:hAnsi="Times New Roman" w:eastAsia="Times New Roman" w:cs="Times New Roman"/>
-                <w:vertAlign w:val="subscript"/>
-              </w:rPr>
-              <w:t>3</w:t>
-            </w:r>
-            <w:r>
-              <w:rPr>
-                <w:rFonts w:hint="eastAsia" w:ascii="Times New Roman" w:hAnsi="Times New Roman" w:eastAsia="FangSong" w:cs="Times New Roman"/>
-              </w:rPr>
-              <w:t>滴定</w:t>
-            </w:r>
-            <m:oMath>
-              <m:r>
-                <m:t>M</m:t>
-              </m:r>
-              <m:sSub>
-                <m:e>
-                  <m:r>
-                    <m:t>I</m:t>
-                  </m:r>
-                </m:e>
-                <m:sub>
-                  <m:r>
-                    <m:t>n</m:t>
-                  </m:r>
-                </m:sub>
-              </m:sSub>
-            </m:oMath>
-          </w:p>
-        </w:tc>
-      </w:tr>
-      <w:tr>
-        <w:tc>
-          <w:tcPr/>
-          <w:p>
-            <w:pPr>
-              <w:pStyle w:val="Compact"/>
-              <w:jc w:val="center"/>
-            </w:pPr>
-            <w:r>
-              <w:rPr>
-                <w:rFonts w:ascii="Times New Roman" w:hAnsi="Times New Roman" w:eastAsia="Times New Roman" w:cs="Times New Roman"/>
-              </w:rPr>
-              <w:t xml:space="preserve">29</w:t>
-            </w:r>
-          </w:p>
-        </w:tc>
-        <w:tc>
-          <w:tcPr/>
-          <w:p>
-            <w:pPr>
-              <w:pStyle w:val="Compact"/>
-              <w:jc w:val="center"/>
-            </w:pPr>
-            <w:r>
-              <w:rPr>
-                <w:rFonts w:hint="eastAsia" w:ascii="Times New Roman" w:hAnsi="Times New Roman" w:eastAsia="FangSong" w:cs="Times New Roman"/>
-              </w:rPr>
-              <w:t xml:space="preserve">真题</w:t>
-            </w:r>
-            <w:r>
-              <w:rPr>
-                <w:rFonts w:ascii="Times New Roman" w:hAnsi="Times New Roman" w:eastAsia="Times New Roman" w:cs="Times New Roman"/>
-              </w:rPr>
-              <w:t xml:space="preserve"> </w:t>
-            </w:r>
-            <w:r>
-              <w:rPr>
-                <w:rFonts w:hint="eastAsia" w:ascii="Times New Roman" w:hAnsi="Times New Roman" w:eastAsia="FangSong" w:cs="Times New Roman"/>
-              </w:rPr>
-              <w:t>络合滴定</w:t>
-            </w:r>
-            <w:r>
-              <w:rPr>
-                <w:rFonts w:hint="eastAsia" w:ascii="Times New Roman" w:hAnsi="Times New Roman" w:eastAsia="Times New Roman" w:cs="Times New Roman"/>
-              </w:rPr>
-              <w:t>-001</w:t>
-            </w:r>
-          </w:p>
-        </w:tc>
-        <w:tc>
-          <w:tcPr/>
-          <w:p>
-            <w:pPr>
-              <w:pStyle w:val="Compact"/>
-              <w:jc w:val="center"/>
-            </w:pPr>
-            <w:r>
-              <w:rPr>
-                <w:rFonts w:hint="eastAsia" w:ascii="Times New Roman" w:hAnsi="Times New Roman" w:eastAsia="Times New Roman" w:cs="Times New Roman"/>
-              </w:rPr>
-              <w:t>NH</w:t>
-            </w:r>
-            <w:r>
-              <w:rPr>
-                <w:rFonts w:hint="eastAsia" w:ascii="Times New Roman" w:hAnsi="Times New Roman" w:eastAsia="Times New Roman" w:cs="Times New Roman"/>
-                <w:vertAlign w:val="subscript"/>
-              </w:rPr>
-              <w:t>4</w:t>
-            </w:r>
-            <w:r>
-              <w:rPr>
-                <w:rFonts w:hint="eastAsia" w:ascii="Times New Roman" w:hAnsi="Times New Roman" w:eastAsia="Times New Roman" w:cs="Times New Roman"/>
-              </w:rPr>
-              <w:t>Cl-CuCl</w:t>
-            </w:r>
-            <w:r>
-              <w:rPr>
-                <w:rFonts w:hint="eastAsia" w:ascii="Times New Roman" w:hAnsi="Times New Roman" w:eastAsia="Times New Roman" w:cs="Times New Roman"/>
-                <w:vertAlign w:val="subscript"/>
-              </w:rPr>
-              <w:t>2</w:t>
-            </w:r>
-            <w:r>
-              <w:rPr>
-                <w:rFonts w:hint="eastAsia" w:ascii="Times New Roman" w:hAnsi="Times New Roman" w:eastAsia="FangSong" w:cs="Times New Roman"/>
-              </w:rPr>
-              <w:t>连续分析</w:t>
-            </w:r>
-          </w:p>
-        </w:tc>
-      </w:tr>
-      <w:tr>
-        <w:tc>
-          <w:tcPr/>
-          <w:p>
-            <w:pPr>
-              <w:pStyle w:val="Compact"/>
-              <w:jc w:val="center"/>
-            </w:pPr>
-            <w:r>
-              <w:rPr>
-                <w:rFonts w:ascii="Times New Roman" w:hAnsi="Times New Roman" w:eastAsia="Times New Roman" w:cs="Times New Roman"/>
-              </w:rPr>
-              <w:t xml:space="preserve">30</w:t>
-            </w:r>
-          </w:p>
-        </w:tc>
-        <w:tc>
-          <w:tcPr/>
-          <w:p>
-            <w:pPr>
-              <w:pStyle w:val="Compact"/>
-              <w:jc w:val="center"/>
-            </w:pPr>
-            <w:r>
-              <w:rPr>
-                <w:rFonts w:hint="eastAsia" w:ascii="Times New Roman" w:hAnsi="Times New Roman" w:eastAsia="FangSong" w:cs="Times New Roman"/>
-              </w:rPr>
-              <w:t xml:space="preserve">真题库</w:t>
-            </w:r>
-            <w:r>
-              <w:rPr>
-                <w:rFonts w:ascii="Times New Roman" w:hAnsi="Times New Roman" w:eastAsia="Times New Roman" w:cs="Times New Roman"/>
-              </w:rPr>
-              <w:t xml:space="preserve"> </w:t>
-            </w:r>
-            <w:r>
-              <w:rPr>
-                <w:rFonts w:hint="eastAsia" w:ascii="Times New Roman" w:hAnsi="Times New Roman" w:eastAsia="FangSong" w:cs="Times New Roman"/>
-              </w:rPr>
-              <w:t>氧化还原滴定</w:t>
-            </w:r>
-            <w:r>
-              <w:rPr>
-                <w:rFonts w:hint="eastAsia" w:ascii="Times New Roman" w:hAnsi="Times New Roman" w:eastAsia="Times New Roman" w:cs="Times New Roman"/>
-              </w:rPr>
-              <w:t>-002</w:t>
-            </w:r>
-          </w:p>
-        </w:tc>
-        <w:tc>
-          <w:tcPr/>
-          <w:p>
-            <w:pPr>
-              <w:pStyle w:val="Compact"/>
-              <w:jc w:val="center"/>
-            </w:pPr>
-            <w:r>
-              <w:rPr>
-                <w:rFonts w:hint="eastAsia" w:ascii="Times New Roman" w:hAnsi="Times New Roman" w:eastAsia="FangSong" w:cs="Times New Roman"/>
-              </w:rPr>
-              <w:t xml:space="preserve">重铬酸钾返滴定法</w:t>
-            </w:r>
-          </w:p>
-        </w:tc>
-      </w:tr>
-      <w:tr>
-        <w:tc>
-          <w:tcPr/>
-          <w:p>
-            <w:pPr>
-              <w:pStyle w:val="Compact"/>
-              <w:jc w:val="center"/>
-            </w:pPr>
-            <w:r>
-              <w:rPr>
-                <w:rFonts w:ascii="Times New Roman" w:hAnsi="Times New Roman" w:eastAsia="Times New Roman" w:cs="Times New Roman"/>
-              </w:rPr>
-              <w:t xml:space="preserve">31</w:t>
-            </w:r>
-          </w:p>
-        </w:tc>
-        <w:tc>
-          <w:tcPr/>
-          <w:p>
-            <w:pPr>
-              <w:pStyle w:val="Compact"/>
-              <w:jc w:val="center"/>
-            </w:pPr>
-            <w:r>
-              <w:rPr>
-                <w:rFonts w:hint="eastAsia" w:ascii="Times New Roman" w:hAnsi="Times New Roman" w:eastAsia="FangSong" w:cs="Times New Roman"/>
-              </w:rPr>
-              <w:t xml:space="preserve">真题库</w:t>
-            </w:r>
-            <w:r>
-              <w:rPr>
-                <w:rFonts w:ascii="Times New Roman" w:hAnsi="Times New Roman" w:eastAsia="Times New Roman" w:cs="Times New Roman"/>
-              </w:rPr>
-              <w:t xml:space="preserve"> </w:t>
-            </w:r>
-            <w:r>
-              <w:rPr>
-                <w:rFonts w:hint="eastAsia" w:ascii="Times New Roman" w:hAnsi="Times New Roman" w:eastAsia="FangSong" w:cs="Times New Roman"/>
-              </w:rPr>
-              <w:t>沉淀滴定</w:t>
-            </w:r>
-            <w:r>
-              <w:rPr>
-                <w:rFonts w:hint="eastAsia" w:ascii="Times New Roman" w:hAnsi="Times New Roman" w:eastAsia="Times New Roman" w:cs="Times New Roman"/>
-              </w:rPr>
-              <w:t>-001</w:t>
-            </w:r>
-          </w:p>
-        </w:tc>
-        <w:tc>
-          <w:tcPr/>
-          <w:p>
-            <w:pPr>
-              <w:pStyle w:val="Compact"/>
-              <w:jc w:val="center"/>
-            </w:pPr>
-            <m:oMath>
-              <m:r>
-                <m:t>M</m:t>
-              </m:r>
-              <m:sSub>
-                <m:e>
-                  <m:r>
-                    <m:t>O</m:t>
-                  </m:r>
-                </m:e>
-                <m:sub>
-                  <m:r>
-                    <m:t>x</m:t>
-                  </m:r>
-                </m:sub>
-              </m:sSub>
-            </m:oMath>
-            <m:oMath>
-              <m:r>
-                <m:t>C</m:t>
-              </m:r>
-              <m:sSub>
-                <m:e>
-                  <m:r>
-                    <m:t>l</m:t>
-                  </m:r>
-                </m:e>
-                <m:sub>
-                  <m:r>
-                    <m:t>y</m:t>
-                  </m:r>
-                </m:sub>
-              </m:sSub>
-            </m:oMath>
-            <w:r>
-              <w:rPr>
-                <w:rFonts w:hint="eastAsia" w:ascii="Times New Roman" w:hAnsi="Times New Roman" w:eastAsia="FangSong" w:cs="Times New Roman"/>
-              </w:rPr>
-              <w:t xml:space="preserve">化学式推断</w:t>
-            </w:r>
-          </w:p>
-        </w:tc>
-      </w:tr>
-      <w:tr>
-        <w:tc>
-          <w:tcPr/>
-          <w:p>
-            <w:pPr>
-              <w:pStyle w:val="Compact"/>
-              <w:jc w:val="center"/>
-            </w:pPr>
-            <w:r>
-              <w:rPr>
-                <w:rFonts w:ascii="Times New Roman" w:hAnsi="Times New Roman" w:eastAsia="Times New Roman" w:cs="Times New Roman"/>
-              </w:rPr>
-              <w:t xml:space="preserve">32</w:t>
-            </w:r>
-          </w:p>
-        </w:tc>
-        <w:tc>
-          <w:tcPr/>
-          <w:p>
-            <w:pPr>
-              <w:pStyle w:val="Compact"/>
-              <w:jc w:val="center"/>
-            </w:pPr>
-            <w:r>
-              <w:rPr>
-                <w:rFonts w:hint="eastAsia" w:ascii="Times New Roman" w:hAnsi="Times New Roman" w:eastAsia="FangSong" w:cs="Times New Roman"/>
-              </w:rPr>
-              <w:t xml:space="preserve">上中</w:t>
-            </w:r>
-            <w:r>
-              <w:rPr>
-                <w:rFonts w:ascii="Times New Roman" w:hAnsi="Times New Roman" w:eastAsia="Times New Roman" w:cs="Times New Roman"/>
-              </w:rPr>
-              <w:t xml:space="preserve"> 058-3</w:t>
-            </w:r>
-          </w:p>
-        </w:tc>
-        <w:tc>
-          <w:tcPr/>
-          <w:p>
-            <w:pPr>
-              <w:pStyle w:val="Compact"/>
-              <w:jc w:val="center"/>
-            </w:pPr>
-            <w:r>
-              <w:rPr>
-                <w:rFonts w:hint="eastAsia" w:ascii="Times New Roman" w:hAnsi="Times New Roman" w:eastAsia="Times New Roman" w:cs="Times New Roman"/>
-              </w:rPr>
-              <w:t>Fe(OH)</w:t>
-            </w:r>
-            <w:r>
-              <w:rPr>
-                <w:rFonts w:hint="eastAsia" w:ascii="Times New Roman" w:hAnsi="Times New Roman" w:eastAsia="Times New Roman" w:cs="Times New Roman"/>
-                <w:vertAlign w:val="subscript"/>
-              </w:rPr>
-              <w:t>3</w:t>
-            </w:r>
-            <w:r>
-              <w:rPr>
-                <w:rFonts w:hint="eastAsia" w:ascii="Times New Roman" w:hAnsi="Times New Roman" w:eastAsia="Times New Roman" w:cs="Times New Roman"/>
-              </w:rPr>
-              <w:t>/Ni(OH)</w:t>
-            </w:r>
-            <w:r>
-              <w:rPr>
-                <w:rFonts w:hint="eastAsia" w:ascii="Times New Roman" w:hAnsi="Times New Roman" w:eastAsia="Times New Roman" w:cs="Times New Roman"/>
-                <w:vertAlign w:val="subscript"/>
-              </w:rPr>
-              <w:t>2</w:t>
-            </w:r>
-            <w:r>
-              <w:rPr>
-                <w:rFonts w:hint="eastAsia" w:ascii="Times New Roman" w:hAnsi="Times New Roman" w:eastAsia="FangSong" w:cs="Times New Roman"/>
-              </w:rPr>
-              <w:t>溶度积分离</w:t>
-            </w:r>
-          </w:p>
-        </w:tc>
-      </w:tr>
-      <w:tr>
-        <w:tc>
-          <w:tcPr/>
-          <w:p>
-            <w:pPr>
-              <w:pStyle w:val="Compact"/>
-              <w:jc w:val="center"/>
-            </w:pPr>
-            <w:r>
-              <w:rPr>
-                <w:rFonts w:ascii="Times New Roman" w:hAnsi="Times New Roman" w:eastAsia="Times New Roman" w:cs="Times New Roman"/>
-              </w:rPr>
-              <w:t xml:space="preserve">33</w:t>
-            </w:r>
-          </w:p>
-        </w:tc>
-        <w:tc>
-          <w:tcPr/>
-          <w:p>
-            <w:pPr>
-              <w:pStyle w:val="Compact"/>
-              <w:jc w:val="center"/>
-            </w:pPr>
-            <w:r>
-              <w:rPr>
-                <w:rFonts w:hint="eastAsia" w:ascii="Times New Roman" w:hAnsi="Times New Roman" w:eastAsia="FangSong" w:cs="Times New Roman"/>
-              </w:rPr>
-              <w:t xml:space="preserve">上中</w:t>
-            </w:r>
-            <w:r>
-              <w:rPr>
-                <w:rFonts w:ascii="Times New Roman" w:hAnsi="Times New Roman" w:eastAsia="Times New Roman" w:cs="Times New Roman"/>
-              </w:rPr>
-              <w:t xml:space="preserve"> 058-1</w:t>
-            </w:r>
-          </w:p>
-        </w:tc>
-        <w:tc>
-          <w:tcPr/>
-          <w:p>
-            <w:pPr>
-              <w:pStyle w:val="Compact"/>
-              <w:jc w:val="center"/>
-            </w:pPr>
-            <w:r>
-              <w:rPr>
-                <w:rFonts w:hint="eastAsia" w:ascii="Times New Roman" w:hAnsi="Times New Roman" w:eastAsia="Times New Roman" w:cs="Times New Roman"/>
-              </w:rPr>
-              <w:t>I</w:t>
-            </w:r>
-            <w:r>
-              <w:rPr>
-                <w:rFonts w:hint="eastAsia" w:ascii="Times New Roman" w:hAnsi="Times New Roman" w:eastAsia="Times New Roman" w:cs="Times New Roman"/>
-                <w:vertAlign w:val="subscript"/>
-              </w:rPr>
-              <w:t>3</w:t>
-            </w:r>
-            <w:r>
-              <w:rPr>
-                <w:rFonts w:hint="eastAsia" w:ascii="Times New Roman" w:hAnsi="Times New Roman" w:eastAsia="Times New Roman" w:cs="Times New Roman"/>
-                <w:vertAlign w:val="superscript"/>
-              </w:rPr>
-              <w:t>-</w:t>
-            </w:r>
-            <w:r>
-              <w:rPr>
-                <w:rFonts w:hint="eastAsia" w:ascii="Times New Roman" w:hAnsi="Times New Roman" w:eastAsia="FangSong" w:cs="Times New Roman"/>
-              </w:rPr>
-              <w:t>平衡常数与</w:t>
-            </w:r>
-            <w:r>
-              <w:rPr>
-                <w:rFonts w:hint="eastAsia" w:ascii="Times New Roman" w:hAnsi="Times New Roman" w:eastAsia="Times New Roman" w:cs="Times New Roman"/>
-              </w:rPr>
-              <w:t>CCl</w:t>
-            </w:r>
-            <w:r>
-              <w:rPr>
-                <w:rFonts w:hint="eastAsia" w:ascii="Times New Roman" w:hAnsi="Times New Roman" w:eastAsia="Times New Roman" w:cs="Times New Roman"/>
-                <w:vertAlign w:val="subscript"/>
-              </w:rPr>
-              <w:t>4</w:t>
-            </w:r>
-            <w:r>
-              <w:rPr>
-                <w:rFonts w:hint="eastAsia" w:ascii="Times New Roman" w:hAnsi="Times New Roman" w:eastAsia="FangSong" w:cs="Times New Roman"/>
-              </w:rPr>
-              <w:t>萃取</w:t>
-            </w:r>
-          </w:p>
-        </w:tc>
-      </w:tr>
-      <w:tr>
-        <w:tc>
-          <w:tcPr/>
-          <w:p>
-            <w:pPr>
-              <w:pStyle w:val="Compact"/>
-              <w:jc w:val="center"/>
-            </w:pPr>
-            <w:r>
-              <w:rPr>
-                <w:rFonts w:ascii="Times New Roman" w:hAnsi="Times New Roman" w:eastAsia="Times New Roman" w:cs="Times New Roman"/>
-              </w:rPr>
-              <w:t xml:space="preserve">34</w:t>
-            </w:r>
-          </w:p>
-        </w:tc>
-        <w:tc>
-          <w:tcPr/>
-          <w:p>
-            <w:pPr>
-              <w:pStyle w:val="Compact"/>
-              <w:jc w:val="center"/>
-            </w:pPr>
-            <w:r>
-              <w:rPr>
-                <w:rFonts w:hint="eastAsia" w:ascii="Times New Roman" w:hAnsi="Times New Roman" w:eastAsia="FangSong" w:cs="Times New Roman"/>
-              </w:rPr>
-              <w:t xml:space="preserve">上中</w:t>
-            </w:r>
-            <w:r>
-              <w:rPr>
-                <w:rFonts w:ascii="Times New Roman" w:hAnsi="Times New Roman" w:eastAsia="Times New Roman" w:cs="Times New Roman"/>
-              </w:rPr>
-              <w:t xml:space="preserve"> 058-4</w:t>
-            </w:r>
-          </w:p>
-        </w:tc>
-        <w:tc>
-          <w:tcPr/>
-          <w:p>
-            <w:pPr>
-              <w:pStyle w:val="Compact"/>
-              <w:jc w:val="center"/>
-            </w:pPr>
-            <w:r>
-              <w:rPr>
-                <w:rFonts w:hint="eastAsia" w:ascii="Times New Roman" w:hAnsi="Times New Roman" w:eastAsia="FangSong" w:cs="Times New Roman"/>
-              </w:rPr>
-              <w:t xml:space="preserve">缓冲溶液浓度比计算</w:t>
-            </w:r>
-          </w:p>
-        </w:tc>
-      </w:tr>
-      <w:tr>
-        <w:tc>
-          <w:tcPr/>
-          <w:p>
-            <w:pPr>
-              <w:pStyle w:val="Compact"/>
-              <w:jc w:val="center"/>
-            </w:pPr>
-            <w:r>
-              <w:rPr>
-                <w:rFonts w:ascii="Times New Roman" w:hAnsi="Times New Roman" w:eastAsia="Times New Roman" w:cs="Times New Roman"/>
-              </w:rPr>
-              <w:t xml:space="preserve">35</w:t>
-            </w:r>
-          </w:p>
-        </w:tc>
-        <w:tc>
-          <w:tcPr/>
-          <w:p>
-            <w:pPr>
-              <w:pStyle w:val="Compact"/>
-              <w:jc w:val="center"/>
-            </w:pPr>
-            <w:r>
-              <w:rPr>
-                <w:rFonts w:hint="eastAsia" w:ascii="Times New Roman" w:hAnsi="Times New Roman" w:eastAsia="FangSong" w:cs="Times New Roman"/>
-              </w:rPr>
-              <w:t xml:space="preserve">上中</w:t>
-            </w:r>
-            <w:r>
-              <w:rPr>
-                <w:rFonts w:ascii="Times New Roman" w:hAnsi="Times New Roman" w:eastAsia="Times New Roman" w:cs="Times New Roman"/>
-              </w:rPr>
-              <w:t xml:space="preserve"> 058-5</w:t>
-            </w:r>
-          </w:p>
-        </w:tc>
-        <w:tc>
-          <w:tcPr/>
-          <w:p>
-            <w:pPr>
-              <w:pStyle w:val="Compact"/>
-              <w:jc w:val="center"/>
-            </w:pPr>
-            <w:r>
-              <w:rPr>
-                <w:rFonts w:hint="eastAsia" w:ascii="Times New Roman" w:hAnsi="Times New Roman" w:eastAsia="FangSong" w:cs="Times New Roman"/>
-              </w:rPr>
-              <w:t>磷酸各型体浓度</w:t>
-            </w:r>
-            <w:r>
-              <w:rPr>
-                <w:rFonts w:hint="eastAsia" w:ascii="Times New Roman" w:hAnsi="Times New Roman" w:eastAsia="Times New Roman" w:cs="Times New Roman"/>
-              </w:rPr>
-              <w:t>（IChO</w:t>
-            </w:r>
-            <w:r>
-              <w:rPr>
-                <w:rFonts w:hint="eastAsia" w:ascii="Times New Roman" w:hAnsi="Times New Roman" w:eastAsia="FangSong" w:cs="Times New Roman"/>
-              </w:rPr>
-              <w:t>准备题</w:t>
-            </w:r>
-            <w:r>
-              <w:rPr>
-                <w:rFonts w:hint="eastAsia" w:ascii="Times New Roman" w:hAnsi="Times New Roman" w:eastAsia="Times New Roman" w:cs="Times New Roman"/>
-              </w:rPr>
-              <w:t>）</w:t>
-            </w:r>
-          </w:p>
-        </w:tc>
-      </w:tr>
-      <w:tr>
-        <w:tc>
-          <w:tcPr/>
-          <w:p>
-            <w:pPr>
-              <w:pStyle w:val="Compact"/>
-              <w:jc w:val="center"/>
-            </w:pPr>
-            <w:r>
-              <w:rPr>
-                <w:rFonts w:ascii="Times New Roman" w:hAnsi="Times New Roman" w:eastAsia="Times New Roman" w:cs="Times New Roman"/>
-              </w:rPr>
-              <w:t xml:space="preserve">36</w:t>
-            </w:r>
-          </w:p>
-        </w:tc>
-        <w:tc>
-          <w:tcPr/>
-          <w:p>
-            <w:pPr>
-              <w:pStyle w:val="Compact"/>
-              <w:jc w:val="center"/>
-            </w:pPr>
-            <w:r>
-              <w:rPr>
-                <w:rFonts w:hint="eastAsia" w:ascii="Times New Roman" w:hAnsi="Times New Roman" w:eastAsia="FangSong" w:cs="Times New Roman"/>
-              </w:rPr>
-              <w:t xml:space="preserve">初赛讲义</w:t>
-            </w:r>
-            <w:r>
-              <w:rPr>
-                <w:rFonts w:ascii="Times New Roman" w:hAnsi="Times New Roman" w:eastAsia="Times New Roman" w:cs="Times New Roman"/>
-              </w:rPr>
-              <w:t xml:space="preserve"> </w:t>
-            </w:r>
-            <w:r>
-              <w:rPr>
-                <w:rFonts w:hint="eastAsia" w:ascii="Times New Roman" w:hAnsi="Times New Roman" w:eastAsia="FangSong" w:cs="Times New Roman"/>
-              </w:rPr>
-              <w:t>习题</w:t>
-            </w:r>
-            <w:r>
-              <w:rPr>
-                <w:rFonts w:hint="eastAsia" w:ascii="Times New Roman" w:hAnsi="Times New Roman" w:eastAsia="Times New Roman" w:cs="Times New Roman"/>
-              </w:rPr>
-              <w:t>9.26</w:t>
-            </w:r>
-          </w:p>
-        </w:tc>
-        <w:tc>
-          <w:tcPr/>
-          <w:p>
-            <w:pPr>
-              <w:pStyle w:val="Compact"/>
-              <w:jc w:val="center"/>
-            </w:pPr>
-            <w:r>
-              <w:rPr>
-                <w:rFonts w:hint="eastAsia" w:ascii="Times New Roman" w:hAnsi="Times New Roman" w:eastAsia="FangSong" w:cs="Times New Roman"/>
-              </w:rPr>
-              <w:t>硼砂</w:t>
-            </w:r>
-            <w:r>
-              <w:rPr>
-                <w:rFonts w:hint="eastAsia" w:ascii="Times New Roman" w:hAnsi="Times New Roman" w:eastAsia="Times New Roman" w:cs="Times New Roman"/>
-              </w:rPr>
-              <w:t>/</w:t>
-            </w:r>
-            <w:r>
-              <w:rPr>
-                <w:rFonts w:hint="eastAsia" w:ascii="Times New Roman" w:hAnsi="Times New Roman" w:eastAsia="FangSong" w:cs="Times New Roman"/>
-              </w:rPr>
-              <w:t>亚硫酸氢盐</w:t>
-            </w:r>
-            <w:r>
-              <w:rPr>
-                <w:rFonts w:hint="eastAsia" w:ascii="Times New Roman" w:hAnsi="Times New Roman" w:eastAsia="Times New Roman" w:cs="Times New Roman"/>
-              </w:rPr>
-              <w:t>/</w:t>
-            </w:r>
-            <w:r>
-              <w:rPr>
-                <w:rFonts w:hint="eastAsia" w:ascii="Times New Roman" w:hAnsi="Times New Roman" w:eastAsia="FangSong" w:cs="Times New Roman"/>
-              </w:rPr>
-              <w:t>亚硫酸盐</w:t>
-            </w:r>
-            <w:r>
-              <w:rPr>
-                <w:rFonts w:hint="eastAsia" w:ascii="Times New Roman" w:hAnsi="Times New Roman" w:eastAsia="Times New Roman" w:cs="Times New Roman"/>
-              </w:rPr>
-              <w:t>pH</w:t>
-            </w:r>
-            <w:r>
-              <w:rPr>
-                <w:rFonts w:hint="eastAsia" w:ascii="Times New Roman" w:hAnsi="Times New Roman" w:eastAsia="FangSong" w:cs="Times New Roman"/>
-              </w:rPr>
-              <w:t>计算</w:t>
-            </w:r>
-          </w:p>
-        </w:tc>
-      </w:tr>
-      <w:tr>
-        <w:tc>
-          <w:tcPr/>
-          <w:p>
-            <w:pPr>
-              <w:pStyle w:val="Compact"/>
-              <w:jc w:val="center"/>
-            </w:pPr>
-            <w:r>
-              <w:rPr>
-                <w:rFonts w:ascii="Times New Roman" w:hAnsi="Times New Roman" w:eastAsia="Times New Roman" w:cs="Times New Roman"/>
-              </w:rPr>
-              <w:t xml:space="preserve">37</w:t>
-            </w:r>
-          </w:p>
-        </w:tc>
-        <w:tc>
-          <w:tcPr/>
-          <w:p>
-            <w:pPr>
-              <w:pStyle w:val="Compact"/>
-              <w:jc w:val="center"/>
-            </w:pPr>
-            <w:r>
-              <w:rPr>
-                <w:rFonts w:hint="eastAsia" w:ascii="Times New Roman" w:hAnsi="Times New Roman" w:eastAsia="FangSong" w:cs="Times New Roman"/>
-              </w:rPr>
-              <w:t xml:space="preserve">初赛讲义</w:t>
-            </w:r>
-            <w:r>
-              <w:rPr>
-                <w:rFonts w:ascii="Times New Roman" w:hAnsi="Times New Roman" w:eastAsia="Times New Roman" w:cs="Times New Roman"/>
-              </w:rPr>
-              <w:t xml:space="preserve"> </w:t>
-            </w:r>
-            <w:r>
-              <w:rPr>
-                <w:rFonts w:hint="eastAsia" w:ascii="Times New Roman" w:hAnsi="Times New Roman" w:eastAsia="FangSong" w:cs="Times New Roman"/>
-              </w:rPr>
-              <w:t>习题</w:t>
-            </w:r>
-            <w:r>
-              <w:rPr>
-                <w:rFonts w:hint="eastAsia" w:ascii="Times New Roman" w:hAnsi="Times New Roman" w:eastAsia="Times New Roman" w:cs="Times New Roman"/>
-              </w:rPr>
-              <w:t>9.33</w:t>
-            </w:r>
-          </w:p>
-        </w:tc>
-        <w:tc>
-          <w:tcPr/>
-          <w:p>
-            <w:pPr>
-              <w:pStyle w:val="Compact"/>
-              <w:jc w:val="center"/>
-            </w:pPr>
-            <w:r>
-              <w:rPr>
-                <w:rFonts w:hint="eastAsia" w:ascii="Times New Roman" w:hAnsi="Times New Roman" w:eastAsia="FangSong" w:cs="Times New Roman"/>
-              </w:rPr>
-              <w:t xml:space="preserve">弱酸近似公式适用条件</w:t>
-            </w:r>
-          </w:p>
-        </w:tc>
-      </w:tr>
-      <w:tr>
-        <w:tc>
-          <w:tcPr/>
-          <w:p>
-            <w:pPr>
-              <w:pStyle w:val="Compact"/>
-              <w:jc w:val="center"/>
-            </w:pPr>
-            <w:r>
-              <w:rPr>
-                <w:rFonts w:ascii="Times New Roman" w:hAnsi="Times New Roman" w:eastAsia="Times New Roman" w:cs="Times New Roman"/>
-              </w:rPr>
-              <w:t xml:space="preserve">38</w:t>
-            </w:r>
-          </w:p>
-        </w:tc>
-        <w:tc>
-          <w:tcPr/>
-          <w:p>
-            <w:pPr>
-              <w:pStyle w:val="Compact"/>
-              <w:jc w:val="center"/>
-            </w:pPr>
-            <w:r>
-              <w:rPr>
-                <w:rFonts w:hint="eastAsia" w:ascii="Times New Roman" w:hAnsi="Times New Roman" w:eastAsia="FangSong" w:cs="Times New Roman"/>
-              </w:rPr>
-              <w:t xml:space="preserve">初赛讲义</w:t>
-            </w:r>
-            <w:r>
-              <w:rPr>
-                <w:rFonts w:ascii="Times New Roman" w:hAnsi="Times New Roman" w:eastAsia="Times New Roman" w:cs="Times New Roman"/>
-              </w:rPr>
-              <w:t xml:space="preserve"> </w:t>
-            </w:r>
-            <w:r>
-              <w:rPr>
-                <w:rFonts w:hint="eastAsia" w:ascii="Times New Roman" w:hAnsi="Times New Roman" w:eastAsia="FangSong" w:cs="Times New Roman"/>
-              </w:rPr>
-              <w:t>习题</w:t>
-            </w:r>
-            <w:r>
-              <w:rPr>
-                <w:rFonts w:hint="eastAsia" w:ascii="Times New Roman" w:hAnsi="Times New Roman" w:eastAsia="Times New Roman" w:cs="Times New Roman"/>
-              </w:rPr>
-              <w:t>9.25</w:t>
-            </w:r>
-          </w:p>
-        </w:tc>
-        <w:tc>
-          <w:tcPr/>
-          <w:p>
-            <w:pPr>
-              <w:pStyle w:val="Compact"/>
-              <w:jc w:val="center"/>
-            </w:pPr>
-            <w:r>
-              <w:rPr>
-                <w:rFonts w:hint="eastAsia" w:ascii="Times New Roman" w:hAnsi="Times New Roman" w:eastAsia="Times New Roman" w:cs="Times New Roman"/>
-              </w:rPr>
-              <w:t>SO2</w:t>
-            </w:r>
-            <w:r>
-              <w:rPr>
-                <w:rFonts w:hint="eastAsia" w:ascii="Times New Roman" w:hAnsi="Times New Roman" w:eastAsia="FangSong" w:cs="Times New Roman"/>
-              </w:rPr>
-              <w:t>溶解与酸雨</w:t>
-            </w:r>
-            <w:r>
-              <w:rPr>
-                <w:rFonts w:hint="eastAsia" w:ascii="Times New Roman" w:hAnsi="Times New Roman" w:eastAsia="Times New Roman" w:cs="Times New Roman"/>
-              </w:rPr>
-              <w:t>HSO3-</w:t>
-            </w:r>
-            <w:r>
-              <w:rPr>
-                <w:rFonts w:hint="eastAsia" w:ascii="Times New Roman" w:hAnsi="Times New Roman" w:eastAsia="FangSong" w:cs="Times New Roman"/>
-              </w:rPr>
-              <w:t>平衡</w:t>
-            </w:r>
-          </w:p>
-        </w:tc>
-      </w:tr>
-      <w:tr>
-        <w:tc>
-          <w:tcPr/>
-          <w:p>
-            <w:pPr>
-              <w:pStyle w:val="Compact"/>
-              <w:jc w:val="center"/>
-            </w:pPr>
-            <w:r>
-              <w:rPr>
-                <w:rFonts w:ascii="Times New Roman" w:hAnsi="Times New Roman" w:eastAsia="Times New Roman" w:cs="Times New Roman"/>
-              </w:rPr>
-              <w:t xml:space="preserve">39</w:t>
-            </w:r>
-          </w:p>
-        </w:tc>
-        <w:tc>
-          <w:tcPr/>
-          <w:p>
-            <w:pPr>
-              <w:pStyle w:val="Compact"/>
-              <w:jc w:val="center"/>
-            </w:pPr>
-            <w:r>
-              <w:rPr>
-                <w:rFonts w:hint="eastAsia" w:ascii="Times New Roman" w:hAnsi="Times New Roman" w:eastAsia="FangSong" w:cs="Times New Roman"/>
-              </w:rPr>
-              <w:t xml:space="preserve">初赛讲义</w:t>
-            </w:r>
-            <w:r>
-              <w:rPr>
-                <w:rFonts w:ascii="Times New Roman" w:hAnsi="Times New Roman" w:eastAsia="Times New Roman" w:cs="Times New Roman"/>
-              </w:rPr>
-              <w:t xml:space="preserve"> </w:t>
-            </w:r>
-            <w:r>
-              <w:rPr>
-                <w:rFonts w:hint="eastAsia" w:ascii="Times New Roman" w:hAnsi="Times New Roman" w:eastAsia="FangSong" w:cs="Times New Roman"/>
-              </w:rPr>
-              <w:t>习题</w:t>
-            </w:r>
-            <w:r>
-              <w:rPr>
-                <w:rFonts w:hint="eastAsia" w:ascii="Times New Roman" w:hAnsi="Times New Roman" w:eastAsia="Times New Roman" w:cs="Times New Roman"/>
-              </w:rPr>
-              <w:t>9.29</w:t>
-            </w:r>
-          </w:p>
-        </w:tc>
-        <w:tc>
-          <w:tcPr/>
-          <w:p>
-            <w:pPr>
-              <w:pStyle w:val="Compact"/>
-              <w:jc w:val="center"/>
-            </w:pPr>
-            <w:r>
-              <w:rPr>
-                <w:rFonts w:hint="eastAsia" w:ascii="Times New Roman" w:hAnsi="Times New Roman" w:eastAsia="FangSong" w:cs="Times New Roman"/>
-              </w:rPr>
-              <w:t>硼酸物种分布与</w:t>
-            </w:r>
-            <w:r>
-              <w:rPr>
-                <w:rFonts w:hint="eastAsia" w:ascii="Times New Roman" w:hAnsi="Times New Roman" w:eastAsia="Times New Roman" w:cs="Times New Roman"/>
-              </w:rPr>
-              <w:t>pH</w:t>
-            </w:r>
-            <w:r>
-              <w:rPr>
-                <w:rFonts w:hint="eastAsia" w:ascii="Times New Roman" w:hAnsi="Times New Roman" w:eastAsia="FangSong" w:cs="Times New Roman"/>
-              </w:rPr>
-              <w:t>关系</w:t>
-            </w:r>
-          </w:p>
-        </w:tc>
-      </w:tr>
-      <w:tr>
-        <w:tc>
-          <w:tcPr/>
-          <w:p>
-            <w:pPr>
-              <w:pStyle w:val="Compact"/>
-              <w:jc w:val="center"/>
-            </w:pPr>
-            <w:r>
-              <w:rPr>
-                <w:rFonts w:ascii="Times New Roman" w:hAnsi="Times New Roman" w:eastAsia="Times New Roman" w:cs="Times New Roman"/>
-              </w:rPr>
-              <w:t xml:space="preserve">40</w:t>
-            </w:r>
-          </w:p>
-        </w:tc>
-        <w:tc>
-          <w:tcPr/>
-          <w:p>
-            <w:pPr>
-              <w:pStyle w:val="Compact"/>
-              <w:jc w:val="center"/>
-            </w:pPr>
-            <w:r>
-              <w:rPr>
-                <w:rFonts w:hint="eastAsia" w:ascii="Times New Roman" w:hAnsi="Times New Roman" w:eastAsia="FangSong" w:cs="Times New Roman"/>
-              </w:rPr>
-              <w:t xml:space="preserve">初赛讲义</w:t>
-            </w:r>
-            <w:r>
-              <w:rPr>
-                <w:rFonts w:ascii="Times New Roman" w:hAnsi="Times New Roman" w:eastAsia="Times New Roman" w:cs="Times New Roman"/>
-              </w:rPr>
-              <w:t xml:space="preserve"> </w:t>
-            </w:r>
-            <w:r>
-              <w:rPr>
-                <w:rFonts w:hint="eastAsia" w:ascii="Times New Roman" w:hAnsi="Times New Roman" w:eastAsia="FangSong" w:cs="Times New Roman"/>
-              </w:rPr>
-              <w:t>习题</w:t>
-            </w:r>
-            <w:r>
-              <w:rPr>
-                <w:rFonts w:hint="eastAsia" w:ascii="Times New Roman" w:hAnsi="Times New Roman" w:eastAsia="Times New Roman" w:cs="Times New Roman"/>
-              </w:rPr>
-              <w:t>9.7</w:t>
-            </w:r>
-          </w:p>
-        </w:tc>
-        <w:tc>
-          <w:tcPr/>
-          <w:p>
-            <w:pPr>
-              <w:pStyle w:val="Compact"/>
-              <w:jc w:val="center"/>
-            </w:pPr>
-            <w:r>
-              <w:rPr>
-                <w:rFonts w:hint="eastAsia" w:ascii="Times New Roman" w:hAnsi="Times New Roman" w:eastAsia="FangSong" w:cs="Times New Roman"/>
-              </w:rPr>
-              <w:t xml:space="preserve">顺丁烯二酸鉴定与滴定</w:t>
-            </w:r>
-          </w:p>
-        </w:tc>
-      </w:tr>
-      <w:tr>
-        <w:tc>
-          <w:tcPr/>
-          <w:p>
-            <w:pPr>
-              <w:pStyle w:val="Compact"/>
-              <w:jc w:val="center"/>
-            </w:pPr>
-            <w:r>
-              <w:rPr>
-                <w:rFonts w:ascii="Times New Roman" w:hAnsi="Times New Roman" w:eastAsia="Times New Roman" w:cs="Times New Roman"/>
-              </w:rPr>
-              <w:t xml:space="preserve">41</w:t>
-            </w:r>
-          </w:p>
-        </w:tc>
-        <w:tc>
-          <w:tcPr/>
-          <w:p>
-            <w:pPr>
-              <w:pStyle w:val="Compact"/>
-              <w:jc w:val="center"/>
-            </w:pPr>
-            <w:r>
-              <w:rPr>
-                <w:rFonts w:hint="eastAsia" w:ascii="Times New Roman" w:hAnsi="Times New Roman" w:eastAsia="FangSong" w:cs="Times New Roman"/>
-              </w:rPr>
-              <w:t xml:space="preserve">初赛讲义</w:t>
-            </w:r>
-            <w:r>
-              <w:rPr>
-                <w:rFonts w:ascii="Times New Roman" w:hAnsi="Times New Roman" w:eastAsia="Times New Roman" w:cs="Times New Roman"/>
-              </w:rPr>
-              <w:t xml:space="preserve"> </w:t>
-            </w:r>
-            <w:r>
-              <w:rPr>
-                <w:rFonts w:hint="eastAsia" w:ascii="Times New Roman" w:hAnsi="Times New Roman" w:eastAsia="FangSong" w:cs="Times New Roman"/>
-              </w:rPr>
-              <w:t>习题</w:t>
-            </w:r>
-            <w:r>
-              <w:rPr>
-                <w:rFonts w:hint="eastAsia" w:ascii="Times New Roman" w:hAnsi="Times New Roman" w:eastAsia="Times New Roman" w:cs="Times New Roman"/>
-              </w:rPr>
-              <w:t>9.31</w:t>
-            </w:r>
-          </w:p>
-        </w:tc>
-        <w:tc>
-          <w:tcPr/>
-          <w:p>
-            <w:pPr>
-              <w:pStyle w:val="Compact"/>
-              <w:jc w:val="center"/>
-            </w:pPr>
-            <w:r>
-              <w:rPr>
-                <w:rFonts w:hint="eastAsia" w:ascii="Times New Roman" w:hAnsi="Times New Roman" w:eastAsia="FangSong" w:cs="Times New Roman"/>
-              </w:rPr>
-              <w:t xml:space="preserve">磷酸钠盐水合物化学式确定</w:t>
-            </w:r>
-          </w:p>
-        </w:tc>
-      </w:tr>
-      <w:tr>
-        <w:tc>
-          <w:tcPr/>
-          <w:p>
-            <w:pPr>
-              <w:pStyle w:val="Compact"/>
-              <w:jc w:val="center"/>
-            </w:pPr>
-            <w:r>
-              <w:rPr>
-                <w:rFonts w:ascii="Times New Roman" w:hAnsi="Times New Roman" w:eastAsia="Times New Roman" w:cs="Times New Roman"/>
-              </w:rPr>
-              <w:t xml:space="preserve">42</w:t>
-            </w:r>
-          </w:p>
-        </w:tc>
-        <w:tc>
-          <w:tcPr/>
-          <w:p>
-            <w:pPr>
-              <w:pStyle w:val="Compact"/>
-              <w:jc w:val="center"/>
-            </w:pPr>
-            <w:r>
-              <w:rPr>
-                <w:rFonts w:hint="eastAsia" w:ascii="Times New Roman" w:hAnsi="Times New Roman" w:eastAsia="FangSong" w:cs="Times New Roman"/>
-              </w:rPr>
-              <w:t xml:space="preserve">初赛讲义</w:t>
-            </w:r>
-            <w:r>
-              <w:rPr>
-                <w:rFonts w:ascii="Times New Roman" w:hAnsi="Times New Roman" w:eastAsia="Times New Roman" w:cs="Times New Roman"/>
-              </w:rPr>
-              <w:t xml:space="preserve"> </w:t>
-            </w:r>
-            <w:r>
-              <w:rPr>
-                <w:rFonts w:hint="eastAsia" w:ascii="Times New Roman" w:hAnsi="Times New Roman" w:eastAsia="FangSong" w:cs="Times New Roman"/>
-              </w:rPr>
-              <w:t>习题</w:t>
-            </w:r>
-            <w:r>
-              <w:rPr>
-                <w:rFonts w:hint="eastAsia" w:ascii="Times New Roman" w:hAnsi="Times New Roman" w:eastAsia="Times New Roman" w:cs="Times New Roman"/>
-              </w:rPr>
-              <w:t>9.41</w:t>
-            </w:r>
-          </w:p>
-        </w:tc>
-        <w:tc>
-          <w:tcPr/>
-          <w:p>
-            <w:pPr>
-              <w:pStyle w:val="Compact"/>
-              <w:jc w:val="center"/>
-            </w:pPr>
-            <w:r>
-              <w:rPr>
-                <w:rFonts w:hint="eastAsia" w:ascii="Times New Roman" w:hAnsi="Times New Roman" w:eastAsia="FangSong" w:cs="Times New Roman"/>
-              </w:rPr>
-              <w:t>二甲基黄指示剂</w:t>
-            </w:r>
-            <w:r>
-              <w:rPr>
-                <w:rFonts w:hint="eastAsia" w:ascii="Times New Roman" w:hAnsi="Times New Roman" w:eastAsia="Times New Roman" w:cs="Times New Roman"/>
-              </w:rPr>
-              <w:t>pKa</w:t>
-            </w:r>
-            <w:r>
-              <w:rPr>
-                <w:rFonts w:hint="eastAsia" w:ascii="Times New Roman" w:hAnsi="Times New Roman" w:eastAsia="FangSong" w:cs="Times New Roman"/>
-              </w:rPr>
-              <w:t>测定</w:t>
-            </w:r>
-          </w:p>
-        </w:tc>
-      </w:tr>
-      <w:tr>
-        <w:tc>
-          <w:tcPr/>
-          <w:p>
-            <w:pPr>
-              <w:pStyle w:val="Compact"/>
-              <w:jc w:val="center"/>
-            </w:pPr>
-            <w:r>
-              <w:rPr>
-                <w:rFonts w:ascii="Times New Roman" w:hAnsi="Times New Roman" w:eastAsia="Times New Roman" w:cs="Times New Roman"/>
-              </w:rPr>
-              <w:t xml:space="preserve">43</w:t>
-            </w:r>
-          </w:p>
-        </w:tc>
-        <w:tc>
-          <w:tcPr/>
-          <w:p>
-            <w:pPr>
-              <w:pStyle w:val="Compact"/>
-              <w:jc w:val="center"/>
-            </w:pPr>
-            <w:r>
-              <w:rPr>
-                <w:rFonts w:hint="eastAsia" w:ascii="Times New Roman" w:hAnsi="Times New Roman" w:eastAsia="FangSong" w:cs="Times New Roman"/>
-              </w:rPr>
-              <w:t xml:space="preserve">初赛讲义</w:t>
-            </w:r>
-            <w:r>
-              <w:rPr>
-                <w:rFonts w:ascii="Times New Roman" w:hAnsi="Times New Roman" w:eastAsia="Times New Roman" w:cs="Times New Roman"/>
-              </w:rPr>
-              <w:t xml:space="preserve"> </w:t>
-            </w:r>
-            <w:r>
-              <w:rPr>
-                <w:rFonts w:hint="eastAsia" w:ascii="Times New Roman" w:hAnsi="Times New Roman" w:eastAsia="FangSong" w:cs="Times New Roman"/>
-              </w:rPr>
-              <w:t>习题</w:t>
-            </w:r>
-            <w:r>
-              <w:rPr>
-                <w:rFonts w:hint="eastAsia" w:ascii="Times New Roman" w:hAnsi="Times New Roman" w:eastAsia="Times New Roman" w:cs="Times New Roman"/>
-              </w:rPr>
-              <w:t>9.30</w:t>
-            </w:r>
-          </w:p>
-        </w:tc>
-        <w:tc>
-          <w:tcPr/>
-          <w:p>
-            <w:pPr>
-              <w:pStyle w:val="Compact"/>
-              <w:jc w:val="center"/>
-            </w:pPr>
-            <w:r>
-              <w:rPr>
-                <w:rFonts w:hint="eastAsia" w:ascii="Times New Roman" w:hAnsi="Times New Roman" w:eastAsia="FangSong" w:cs="Times New Roman"/>
-              </w:rPr>
-              <w:t>电导法求弱酸</w:t>
-            </w:r>
-            <w:r>
-              <w:rPr>
-                <w:rFonts w:hint="eastAsia" w:ascii="Times New Roman" w:hAnsi="Times New Roman" w:eastAsia="Times New Roman" w:cs="Times New Roman"/>
-              </w:rPr>
-              <w:t>Ka</w:t>
-            </w:r>
-          </w:p>
-        </w:tc>
-      </w:tr>
-      <w:tr>
-        <w:tc>
-          <w:tcPr/>
-          <w:p>
-            <w:pPr>
-              <w:pStyle w:val="Compact"/>
-              <w:jc w:val="center"/>
-            </w:pPr>
-            <w:r>
-              <w:rPr>
-                <w:rFonts w:ascii="Times New Roman" w:hAnsi="Times New Roman" w:eastAsia="Times New Roman" w:cs="Times New Roman"/>
-              </w:rPr>
-              <w:t xml:space="preserve">44</w:t>
-            </w:r>
-          </w:p>
-        </w:tc>
-        <w:tc>
-          <w:tcPr/>
-          <w:p>
-            <w:pPr>
-              <w:pStyle w:val="Compact"/>
-              <w:jc w:val="center"/>
-            </w:pPr>
-            <w:r>
-              <w:rPr>
-                <w:rFonts w:hint="eastAsia" w:ascii="Times New Roman" w:hAnsi="Times New Roman" w:eastAsia="FangSong" w:cs="Times New Roman"/>
-              </w:rPr>
-              <w:t xml:space="preserve">初赛讲义</w:t>
-            </w:r>
-            <w:r>
-              <w:rPr>
-                <w:rFonts w:ascii="Times New Roman" w:hAnsi="Times New Roman" w:eastAsia="Times New Roman" w:cs="Times New Roman"/>
-              </w:rPr>
-              <w:t xml:space="preserve"> </w:t>
-            </w:r>
-            <w:r>
-              <w:rPr>
-                <w:rFonts w:hint="eastAsia" w:ascii="Times New Roman" w:hAnsi="Times New Roman" w:eastAsia="FangSong" w:cs="Times New Roman"/>
-              </w:rPr>
-              <w:t>习题</w:t>
-            </w:r>
-            <w:r>
-              <w:rPr>
-                <w:rFonts w:hint="eastAsia" w:ascii="Times New Roman" w:hAnsi="Times New Roman" w:eastAsia="Times New Roman" w:cs="Times New Roman"/>
-              </w:rPr>
-              <w:t>9.32</w:t>
-            </w:r>
-          </w:p>
-        </w:tc>
-        <w:tc>
-          <w:tcPr/>
-          <w:p>
-            <w:pPr>
-              <w:pStyle w:val="Compact"/>
-              <w:jc w:val="center"/>
-            </w:pPr>
-            <w:r>
-              <w:rPr>
-                <w:rFonts w:hint="eastAsia" w:ascii="Times New Roman" w:hAnsi="Times New Roman" w:eastAsia="FangSong" w:cs="Times New Roman"/>
-              </w:rPr>
-              <w:t xml:space="preserve">矿物中磷含量测定误差</w:t>
-            </w:r>
-          </w:p>
-        </w:tc>
-      </w:tr>
-      <w:tr>
-        <w:tc>
-          <w:tcPr/>
-          <w:p>
-            <w:pPr>
-              <w:pStyle w:val="Compact"/>
-              <w:jc w:val="center"/>
-            </w:pPr>
-            <w:r>
-              <w:rPr>
-                <w:rFonts w:ascii="Times New Roman" w:hAnsi="Times New Roman" w:eastAsia="Times New Roman" w:cs="Times New Roman"/>
-              </w:rPr>
-              <w:t xml:space="preserve">45</w:t>
-            </w:r>
-          </w:p>
-        </w:tc>
-        <w:tc>
-          <w:tcPr/>
-          <w:p>
-            <w:pPr>
-              <w:pStyle w:val="Compact"/>
-              <w:jc w:val="center"/>
-            </w:pPr>
-            <w:r>
-              <w:rPr>
-                <w:rFonts w:hint="eastAsia" w:ascii="Times New Roman" w:hAnsi="Times New Roman" w:eastAsia="FangSong" w:cs="Times New Roman"/>
-              </w:rPr>
-              <w:t xml:space="preserve">初赛讲义</w:t>
-            </w:r>
-            <w:r>
-              <w:rPr>
-                <w:rFonts w:ascii="Times New Roman" w:hAnsi="Times New Roman" w:eastAsia="Times New Roman" w:cs="Times New Roman"/>
-              </w:rPr>
-              <w:t xml:space="preserve"> </w:t>
-            </w:r>
-            <w:r>
-              <w:rPr>
-                <w:rFonts w:hint="eastAsia" w:ascii="Times New Roman" w:hAnsi="Times New Roman" w:eastAsia="FangSong" w:cs="Times New Roman"/>
-              </w:rPr>
-              <w:t>习题</w:t>
-            </w:r>
-            <w:r>
-              <w:rPr>
-                <w:rFonts w:hint="eastAsia" w:ascii="Times New Roman" w:hAnsi="Times New Roman" w:eastAsia="Times New Roman" w:cs="Times New Roman"/>
-              </w:rPr>
-              <w:t>9.34</w:t>
-            </w:r>
-          </w:p>
-        </w:tc>
-        <w:tc>
-          <w:tcPr/>
-          <w:p>
-            <w:pPr>
-              <w:pStyle w:val="Compact"/>
-              <w:jc w:val="center"/>
-            </w:pPr>
-            <w:r>
-              <w:rPr>
-                <w:rFonts w:hint="eastAsia" w:ascii="Times New Roman" w:hAnsi="Times New Roman" w:eastAsia="FangSong" w:cs="Times New Roman"/>
-              </w:rPr>
-              <w:t xml:space="preserve">阿司匹林返滴定误差</w:t>
-            </w:r>
-          </w:p>
-        </w:tc>
-      </w:tr>
-      <w:tr>
-        <w:tc>
-          <w:tcPr/>
-          <w:p>
-            <w:pPr>
-              <w:pStyle w:val="Compact"/>
-              <w:jc w:val="center"/>
-            </w:pPr>
-            <w:r>
-              <w:rPr>
-                <w:rFonts w:ascii="Times New Roman" w:hAnsi="Times New Roman" w:eastAsia="Times New Roman" w:cs="Times New Roman"/>
-              </w:rPr>
-              <w:t xml:space="preserve">46</w:t>
-            </w:r>
-          </w:p>
-        </w:tc>
-        <w:tc>
-          <w:tcPr/>
-          <w:p>
-            <w:pPr>
-              <w:pStyle w:val="Compact"/>
-              <w:jc w:val="center"/>
-            </w:pPr>
-            <w:r>
-              <w:rPr>
-                <w:rFonts w:hint="eastAsia" w:ascii="Times New Roman" w:hAnsi="Times New Roman" w:eastAsia="FangSong" w:cs="Times New Roman"/>
-              </w:rPr>
-              <w:t xml:space="preserve">初赛讲义</w:t>
-            </w:r>
-            <w:r>
-              <w:rPr>
-                <w:rFonts w:ascii="Times New Roman" w:hAnsi="Times New Roman" w:eastAsia="Times New Roman" w:cs="Times New Roman"/>
-              </w:rPr>
-              <w:t xml:space="preserve"> </w:t>
-            </w:r>
-            <w:r>
-              <w:rPr>
-                <w:rFonts w:hint="eastAsia" w:ascii="Times New Roman" w:hAnsi="Times New Roman" w:eastAsia="FangSong" w:cs="Times New Roman"/>
-              </w:rPr>
-              <w:t>习题</w:t>
-            </w:r>
-            <w:r>
-              <w:rPr>
-                <w:rFonts w:hint="eastAsia" w:ascii="Times New Roman" w:hAnsi="Times New Roman" w:eastAsia="Times New Roman" w:cs="Times New Roman"/>
-              </w:rPr>
-              <w:t>9.41</w:t>
-            </w:r>
-          </w:p>
-        </w:tc>
-        <w:tc>
-          <w:tcPr/>
-          <w:p>
-            <w:pPr>
-              <w:pStyle w:val="Compact"/>
-              <w:jc w:val="center"/>
-            </w:pPr>
-            <w:r>
-              <w:rPr>
-                <w:rFonts w:hint="eastAsia" w:ascii="Times New Roman" w:hAnsi="Times New Roman" w:eastAsia="FangSong" w:cs="Times New Roman"/>
-              </w:rPr>
-              <w:t xml:space="preserve">指示剂变色范围与应用</w:t>
-            </w:r>
-          </w:p>
-        </w:tc>
-      </w:tr>
-      <w:tr>
-        <w:tc>
-          <w:tcPr/>
-          <w:p>
-            <w:pPr>
-              <w:pStyle w:val="Compact"/>
-              <w:jc w:val="center"/>
-            </w:pPr>
-            <w:r>
-              <w:rPr>
-                <w:rFonts w:ascii="Times New Roman" w:hAnsi="Times New Roman" w:eastAsia="Times New Roman" w:cs="Times New Roman"/>
-              </w:rPr>
-              <w:t xml:space="preserve">47</w:t>
-            </w:r>
-          </w:p>
-        </w:tc>
-        <w:tc>
-          <w:tcPr/>
-          <w:p>
-            <w:pPr>
-              <w:pStyle w:val="Compact"/>
-              <w:jc w:val="center"/>
-            </w:pPr>
-            <w:r>
-              <w:rPr>
-                <w:rFonts w:hint="eastAsia" w:ascii="Times New Roman" w:hAnsi="Times New Roman" w:eastAsia="FangSong" w:cs="Times New Roman"/>
-              </w:rPr>
-              <w:t xml:space="preserve">初赛讲义</w:t>
-            </w:r>
-            <w:r>
-              <w:rPr>
-                <w:rFonts w:ascii="Times New Roman" w:hAnsi="Times New Roman" w:eastAsia="Times New Roman" w:cs="Times New Roman"/>
-              </w:rPr>
-              <w:t xml:space="preserve"> </w:t>
-            </w:r>
-            <w:r>
-              <w:rPr>
-                <w:rFonts w:hint="eastAsia" w:ascii="Times New Roman" w:hAnsi="Times New Roman" w:eastAsia="FangSong" w:cs="Times New Roman"/>
-              </w:rPr>
-              <w:t>习题</w:t>
-            </w:r>
-            <w:r>
-              <w:rPr>
-                <w:rFonts w:hint="eastAsia" w:ascii="Times New Roman" w:hAnsi="Times New Roman" w:eastAsia="Times New Roman" w:cs="Times New Roman"/>
-              </w:rPr>
-              <w:t>9.28</w:t>
-            </w:r>
-          </w:p>
-        </w:tc>
-        <w:tc>
-          <w:tcPr/>
-          <w:p>
-            <w:pPr>
-              <w:pStyle w:val="Compact"/>
-              <w:jc w:val="center"/>
-            </w:pPr>
-            <w:r>
-              <w:rPr>
-                <w:rFonts w:hint="eastAsia" w:ascii="Times New Roman" w:hAnsi="Times New Roman" w:eastAsia="Times New Roman" w:cs="Times New Roman"/>
-              </w:rPr>
-              <w:t>CO2</w:t>
-            </w:r>
-            <w:r>
-              <w:rPr>
-                <w:rFonts w:hint="eastAsia" w:ascii="Times New Roman" w:hAnsi="Times New Roman" w:eastAsia="FangSong" w:cs="Times New Roman"/>
-              </w:rPr>
-              <w:t>分压与水体</w:t>
-            </w:r>
-            <w:r>
-              <w:rPr>
-                <w:rFonts w:hint="eastAsia" w:ascii="Times New Roman" w:hAnsi="Times New Roman" w:eastAsia="Times New Roman" w:cs="Times New Roman"/>
-              </w:rPr>
-              <w:t>pH</w:t>
-            </w:r>
-          </w:p>
-        </w:tc>
-      </w:tr>
-      <w:tr>
-        <w:tc>
-          <w:tcPr/>
-          <w:p>
-            <w:pPr>
-              <w:pStyle w:val="Compact"/>
-              <w:jc w:val="center"/>
-            </w:pPr>
-            <w:r>
-              <w:rPr>
-                <w:rFonts w:ascii="Times New Roman" w:hAnsi="Times New Roman" w:eastAsia="Times New Roman" w:cs="Times New Roman"/>
-              </w:rPr>
-              <w:t xml:space="preserve">48</w:t>
-            </w:r>
-          </w:p>
-        </w:tc>
-        <w:tc>
-          <w:tcPr/>
-          <w:p>
-            <w:pPr>
-              <w:pStyle w:val="Compact"/>
-              <w:jc w:val="center"/>
-            </w:pPr>
-            <w:r>
-              <w:rPr>
-                <w:rFonts w:hint="eastAsia" w:ascii="Times New Roman" w:hAnsi="Times New Roman" w:eastAsia="FangSong" w:cs="Times New Roman"/>
-              </w:rPr>
-              <w:t xml:space="preserve">初赛讲义</w:t>
-            </w:r>
-            <w:r>
-              <w:rPr>
-                <w:rFonts w:ascii="Times New Roman" w:hAnsi="Times New Roman" w:eastAsia="Times New Roman" w:cs="Times New Roman"/>
-              </w:rPr>
-              <w:t xml:space="preserve"> </w:t>
-            </w:r>
-            <w:r>
-              <w:rPr>
-                <w:rFonts w:hint="eastAsia" w:ascii="Times New Roman" w:hAnsi="Times New Roman" w:eastAsia="FangSong" w:cs="Times New Roman"/>
-              </w:rPr>
-              <w:t>习题</w:t>
-            </w:r>
-            <w:r>
-              <w:rPr>
-                <w:rFonts w:hint="eastAsia" w:ascii="Times New Roman" w:hAnsi="Times New Roman" w:eastAsia="Times New Roman" w:cs="Times New Roman"/>
-              </w:rPr>
-              <w:t>9.48</w:t>
-            </w:r>
-          </w:p>
-        </w:tc>
-        <w:tc>
-          <w:tcPr/>
-          <w:p>
-            <w:pPr>
-              <w:pStyle w:val="Compact"/>
-              <w:jc w:val="center"/>
-            </w:pPr>
-            <w:r>
-              <w:rPr>
-                <w:rFonts w:hint="eastAsia" w:ascii="Times New Roman" w:hAnsi="Times New Roman" w:eastAsia="Times New Roman" w:cs="Times New Roman"/>
-              </w:rPr>
-              <w:t>SO2</w:t>
-            </w:r>
-            <w:r>
-              <w:rPr>
-                <w:rFonts w:hint="eastAsia" w:ascii="Times New Roman" w:hAnsi="Times New Roman" w:eastAsia="FangSong" w:cs="Times New Roman"/>
-              </w:rPr>
-              <w:t>萃取与</w:t>
-            </w:r>
-            <w:r>
-              <w:rPr>
-                <w:rFonts w:hint="eastAsia" w:ascii="Times New Roman" w:hAnsi="Times New Roman" w:eastAsia="Times New Roman" w:cs="Times New Roman"/>
-              </w:rPr>
-              <w:t>NaOH</w:t>
-            </w:r>
-            <w:r>
-              <w:rPr>
-                <w:rFonts w:hint="eastAsia" w:ascii="Times New Roman" w:hAnsi="Times New Roman" w:eastAsia="FangSong" w:cs="Times New Roman"/>
-              </w:rPr>
-              <w:t>滴定</w:t>
-            </w:r>
-          </w:p>
-        </w:tc>
-      </w:tr>
-      <w:tr>
-        <w:tc>
-          <w:tcPr/>
-          <w:p>
-            <w:pPr>
-              <w:pStyle w:val="Compact"/>
-              <w:jc w:val="center"/>
-            </w:pPr>
-            <w:r>
-              <w:rPr>
-                <w:rFonts w:ascii="Times New Roman" w:hAnsi="Times New Roman" w:eastAsia="Times New Roman" w:cs="Times New Roman"/>
-              </w:rPr>
-              <w:t xml:space="preserve">49</w:t>
-            </w:r>
-          </w:p>
-        </w:tc>
-        <w:tc>
-          <w:tcPr/>
-          <w:p>
-            <w:pPr>
-              <w:pStyle w:val="Compact"/>
-              <w:jc w:val="center"/>
-            </w:pPr>
-            <w:r>
-              <w:rPr>
-                <w:rFonts w:hint="eastAsia" w:ascii="Times New Roman" w:hAnsi="Times New Roman" w:eastAsia="FangSong" w:cs="Times New Roman"/>
-              </w:rPr>
-              <w:t xml:space="preserve">上中</w:t>
-            </w:r>
-            <w:r>
-              <w:rPr>
-                <w:rFonts w:ascii="Times New Roman" w:hAnsi="Times New Roman" w:eastAsia="Times New Roman" w:cs="Times New Roman"/>
-              </w:rPr>
-              <w:t xml:space="preserve"> 061-1</w:t>
-            </w:r>
-          </w:p>
-        </w:tc>
-        <w:tc>
-          <w:tcPr/>
-          <w:p>
-            <w:pPr>
-              <w:pStyle w:val="Compact"/>
-              <w:jc w:val="center"/>
-            </w:pPr>
-            <w:r>
-              <w:rPr>
-                <w:rFonts w:hint="eastAsia" w:ascii="Times New Roman" w:hAnsi="Times New Roman" w:eastAsia="FangSong" w:cs="Times New Roman"/>
-              </w:rPr>
-              <w:t>有效数字与</w:t>
-            </w:r>
-            <w:r>
-              <w:rPr>
-                <w:rFonts w:hint="eastAsia" w:ascii="Times New Roman" w:hAnsi="Times New Roman" w:eastAsia="Times New Roman" w:cs="Times New Roman"/>
-              </w:rPr>
-              <w:t>pH</w:t>
-            </w:r>
-            <w:r>
-              <w:rPr>
-                <w:rFonts w:hint="eastAsia" w:ascii="Times New Roman" w:hAnsi="Times New Roman" w:eastAsia="FangSong" w:cs="Times New Roman"/>
-              </w:rPr>
-              <w:t>计算</w:t>
-            </w:r>
-          </w:p>
-        </w:tc>
-      </w:tr>
-      <w:tr>
-        <w:tc>
-          <w:tcPr/>
-          <w:p>
-            <w:pPr>
-              <w:pStyle w:val="Compact"/>
-              <w:jc w:val="center"/>
-            </w:pPr>
-            <w:r>
-              <w:rPr>
-                <w:rFonts w:ascii="Times New Roman" w:hAnsi="Times New Roman" w:eastAsia="Times New Roman" w:cs="Times New Roman"/>
-              </w:rPr>
-              <w:t xml:space="preserve">50</w:t>
-            </w:r>
-          </w:p>
-        </w:tc>
-        <w:tc>
-          <w:tcPr/>
-          <w:p>
-            <w:pPr>
-              <w:pStyle w:val="Compact"/>
-              <w:jc w:val="center"/>
-            </w:pPr>
-            <w:r>
-              <w:rPr>
-                <w:rFonts w:hint="eastAsia" w:ascii="Times New Roman" w:hAnsi="Times New Roman" w:eastAsia="FangSong" w:cs="Times New Roman"/>
-              </w:rPr>
-              <w:t xml:space="preserve">上中</w:t>
-            </w:r>
-            <w:r>
-              <w:rPr>
-                <w:rFonts w:ascii="Times New Roman" w:hAnsi="Times New Roman" w:eastAsia="Times New Roman" w:cs="Times New Roman"/>
-              </w:rPr>
-              <w:t xml:space="preserve"> 061-11</w:t>
-            </w:r>
-          </w:p>
-        </w:tc>
-        <w:tc>
-          <w:tcPr/>
-          <w:p>
-            <w:pPr>
-              <w:pStyle w:val="Compact"/>
-              <w:jc w:val="center"/>
-            </w:pPr>
-            <w:r>
-              <w:rPr>
-                <w:rFonts w:hint="eastAsia" w:ascii="Times New Roman" w:hAnsi="Times New Roman" w:eastAsia="FangSong" w:cs="Times New Roman"/>
-              </w:rPr>
-              <w:t>甲酸乙酸混合液</w:t>
-            </w:r>
-            <w:r>
-              <w:rPr>
-                <w:rFonts w:hint="eastAsia" w:ascii="Times New Roman" w:hAnsi="Times New Roman" w:eastAsia="Times New Roman" w:cs="Times New Roman"/>
-              </w:rPr>
-              <w:t>KMnO4</w:t>
-            </w:r>
-            <w:r>
-              <w:rPr>
-                <w:rFonts w:hint="eastAsia" w:ascii="Times New Roman" w:hAnsi="Times New Roman" w:eastAsia="FangSong" w:cs="Times New Roman"/>
-              </w:rPr>
-              <w:t>滴定</w:t>
-            </w:r>
-          </w:p>
-        </w:tc>
-      </w:tr>
-      <w:tr>
-        <w:tc>
-          <w:tcPr/>
-          <w:p>
-            <w:pPr>
-              <w:pStyle w:val="Compact"/>
-              <w:jc w:val="center"/>
-            </w:pPr>
-            <w:r>
-              <w:rPr>
-                <w:rFonts w:ascii="Times New Roman" w:hAnsi="Times New Roman" w:eastAsia="Times New Roman" w:cs="Times New Roman"/>
-              </w:rPr>
-              <w:t xml:space="preserve">51</w:t>
-            </w:r>
-          </w:p>
-        </w:tc>
-        <w:tc>
-          <w:tcPr/>
-          <w:p>
-            <w:pPr>
-              <w:pStyle w:val="Compact"/>
-              <w:jc w:val="center"/>
-            </w:pPr>
-            <w:r>
-              <w:rPr>
-                <w:rFonts w:hint="eastAsia" w:ascii="Times New Roman" w:hAnsi="Times New Roman" w:eastAsia="FangSong" w:cs="Times New Roman"/>
-              </w:rPr>
-              <w:t xml:space="preserve">赵鑫光</w:t>
-            </w:r>
-            <w:r>
-              <w:rPr>
-                <w:rFonts w:ascii="Times New Roman" w:hAnsi="Times New Roman" w:eastAsia="Times New Roman" w:cs="Times New Roman"/>
-              </w:rPr>
-              <w:t xml:space="preserve"> </w:t>
-            </w:r>
-            <w:r>
-              <w:rPr>
-                <w:rFonts w:hint="eastAsia" w:ascii="Times New Roman" w:hAnsi="Times New Roman" w:eastAsia="FangSong" w:cs="Times New Roman"/>
-              </w:rPr>
-              <w:t>习题</w:t>
-            </w:r>
-            <w:r>
-              <w:rPr>
-                <w:rFonts w:hint="eastAsia" w:ascii="Times New Roman" w:hAnsi="Times New Roman" w:eastAsia="Times New Roman" w:cs="Times New Roman"/>
-              </w:rPr>
-              <w:t>23</w:t>
-            </w:r>
-          </w:p>
-        </w:tc>
-        <w:tc>
-          <w:tcPr/>
-          <w:p>
-            <w:pPr>
-              <w:pStyle w:val="Compact"/>
-              <w:jc w:val="center"/>
-            </w:pPr>
-            <w:r>
-              <w:rPr>
-                <w:rFonts w:hint="eastAsia" w:ascii="Times New Roman" w:hAnsi="Times New Roman" w:eastAsia="FangSong" w:cs="Times New Roman"/>
-              </w:rPr>
-              <w:t>血液</w:t>
-            </w:r>
-            <w:r>
-              <w:rPr>
-                <w:rFonts w:hint="eastAsia" w:ascii="Times New Roman" w:hAnsi="Times New Roman" w:eastAsia="Times New Roman" w:cs="Times New Roman"/>
-              </w:rPr>
-              <w:t>H</w:t>
-            </w:r>
-            <w:r>
-              <w:rPr>
-                <w:rFonts w:hint="eastAsia" w:ascii="Times New Roman" w:hAnsi="Times New Roman" w:eastAsia="Times New Roman" w:cs="Times New Roman"/>
-                <w:vertAlign w:val="subscript"/>
-              </w:rPr>
-              <w:t>2</w:t>
-            </w:r>
-            <w:r>
-              <w:rPr>
-                <w:rFonts w:hint="eastAsia" w:ascii="Times New Roman" w:hAnsi="Times New Roman" w:eastAsia="Times New Roman" w:cs="Times New Roman"/>
-              </w:rPr>
-              <w:t>CO</w:t>
-            </w:r>
-            <w:r>
-              <w:rPr>
-                <w:rFonts w:hint="eastAsia" w:ascii="Times New Roman" w:hAnsi="Times New Roman" w:eastAsia="Times New Roman" w:cs="Times New Roman"/>
-                <w:vertAlign w:val="subscript"/>
-              </w:rPr>
-              <w:t>3</w:t>
-            </w:r>
-            <w:r>
-              <w:rPr>
-                <w:rFonts w:hint="eastAsia" w:ascii="Times New Roman" w:hAnsi="Times New Roman" w:eastAsia="Times New Roman" w:cs="Times New Roman"/>
-              </w:rPr>
-              <w:t>/HCO</w:t>
-            </w:r>
-            <w:r>
-              <w:rPr>
-                <w:rFonts w:hint="eastAsia" w:ascii="Times New Roman" w:hAnsi="Times New Roman" w:eastAsia="Times New Roman" w:cs="Times New Roman"/>
-                <w:vertAlign w:val="subscript"/>
-              </w:rPr>
-              <w:t>3</w:t>
-            </w:r>
-            <w:r>
-              <w:rPr>
-                <w:rFonts w:hint="eastAsia" w:ascii="Times New Roman" w:hAnsi="Times New Roman" w:eastAsia="Times New Roman" w:cs="Times New Roman"/>
-                <w:vertAlign w:val="superscript"/>
-              </w:rPr>
-              <w:t>-</w:t>
-            </w:r>
-            <w:r>
-              <w:rPr>
-                <w:rFonts w:hint="eastAsia" w:ascii="Times New Roman" w:hAnsi="Times New Roman" w:eastAsia="FangSong" w:cs="Times New Roman"/>
-              </w:rPr>
-              <w:t>缓冲</w:t>
-            </w:r>
-            <w:r>
-              <w:rPr>
-                <w:rFonts w:hint="eastAsia" w:ascii="Times New Roman" w:hAnsi="Times New Roman" w:eastAsia="Times New Roman" w:cs="Times New Roman"/>
-              </w:rPr>
-              <w:t>pH</w:t>
-            </w:r>
-            <w:r>
-              <w:rPr>
-                <w:rFonts w:hint="eastAsia" w:ascii="Times New Roman" w:hAnsi="Times New Roman" w:eastAsia="FangSong" w:cs="Times New Roman"/>
-              </w:rPr>
-              <w:t>计算</w:t>
-            </w:r>
-          </w:p>
-        </w:tc>
-      </w:tr>
-      <w:tr>
-        <w:tc>
-          <w:tcPr/>
-          <w:p>
-            <w:pPr>
-              <w:pStyle w:val="Compact"/>
-              <w:jc w:val="center"/>
-            </w:pPr>
-            <w:r>
-              <w:rPr>
-                <w:rFonts w:ascii="Times New Roman" w:hAnsi="Times New Roman" w:eastAsia="Times New Roman" w:cs="Times New Roman"/>
-              </w:rPr>
-              <w:t xml:space="preserve">52</w:t>
-            </w:r>
-          </w:p>
-        </w:tc>
-        <w:tc>
-          <w:tcPr/>
-          <w:p>
-            <w:pPr>
-              <w:pStyle w:val="Compact"/>
-              <w:jc w:val="center"/>
-            </w:pPr>
-            <w:r>
-              <w:rPr>
-                <w:rFonts w:hint="eastAsia" w:ascii="Times New Roman" w:hAnsi="Times New Roman" w:eastAsia="FangSong" w:cs="Times New Roman"/>
-              </w:rPr>
-              <w:t xml:space="preserve">赵鑫光</w:t>
-            </w:r>
-            <w:r>
-              <w:rPr>
-                <w:rFonts w:ascii="Times New Roman" w:hAnsi="Times New Roman" w:eastAsia="Times New Roman" w:cs="Times New Roman"/>
-              </w:rPr>
-              <w:t xml:space="preserve"> </w:t>
-            </w:r>
-            <w:r>
-              <w:rPr>
-                <w:rFonts w:hint="eastAsia" w:ascii="Times New Roman" w:hAnsi="Times New Roman" w:eastAsia="FangSong" w:cs="Times New Roman"/>
-              </w:rPr>
-              <w:t>习题</w:t>
-            </w:r>
-            <w:r>
-              <w:rPr>
-                <w:rFonts w:hint="eastAsia" w:ascii="Times New Roman" w:hAnsi="Times New Roman" w:eastAsia="Times New Roman" w:cs="Times New Roman"/>
-              </w:rPr>
-              <w:t>27</w:t>
-            </w:r>
-          </w:p>
-        </w:tc>
-        <w:tc>
-          <w:tcPr/>
-          <w:p>
-            <w:pPr>
-              <w:pStyle w:val="Compact"/>
-              <w:jc w:val="center"/>
-            </w:pPr>
-            <w:r>
-              <w:rPr>
-                <w:rFonts w:hint="eastAsia" w:ascii="Times New Roman" w:hAnsi="Times New Roman" w:eastAsia="FangSong" w:cs="Times New Roman"/>
-              </w:rPr>
-              <w:t>苯甲酸</w:t>
-            </w:r>
-            <w:r>
-              <w:rPr>
-                <w:rFonts w:hint="eastAsia" w:ascii="Times New Roman" w:hAnsi="Times New Roman" w:eastAsia="Times New Roman" w:cs="Times New Roman"/>
-              </w:rPr>
-              <w:t>+HCl</w:t>
-            </w:r>
-            <w:r>
-              <w:rPr>
-                <w:rFonts w:hint="eastAsia" w:ascii="Times New Roman" w:hAnsi="Times New Roman" w:eastAsia="FangSong" w:cs="Times New Roman"/>
-              </w:rPr>
-              <w:t>离解度与</w:t>
-            </w:r>
-            <w:r>
-              <w:rPr>
-                <w:rFonts w:hint="eastAsia" w:ascii="Times New Roman" w:hAnsi="Times New Roman" w:eastAsia="Times New Roman" w:cs="Times New Roman"/>
-              </w:rPr>
-              <w:t>Ka</w:t>
-            </w:r>
-            <w:r>
-              <w:rPr>
-                <w:rFonts w:hint="eastAsia" w:ascii="Times New Roman" w:hAnsi="Times New Roman" w:eastAsia="FangSong" w:cs="Times New Roman"/>
-              </w:rPr>
-              <w:t>判断</w:t>
-            </w:r>
-          </w:p>
-        </w:tc>
-      </w:tr>
-      <w:tr>
-        <w:tc>
-          <w:tcPr/>
-          <w:p>
-            <w:pPr>
-              <w:pStyle w:val="Compact"/>
-              <w:jc w:val="center"/>
-            </w:pPr>
-            <w:r>
-              <w:rPr>
-                <w:rFonts w:ascii="Times New Roman" w:hAnsi="Times New Roman" w:eastAsia="Times New Roman" w:cs="Times New Roman"/>
-              </w:rPr>
-              <w:t xml:space="preserve">53</w:t>
-            </w:r>
-          </w:p>
-        </w:tc>
-        <w:tc>
-          <w:tcPr/>
-          <w:p>
-            <w:pPr>
-              <w:pStyle w:val="Compact"/>
-              <w:jc w:val="center"/>
-            </w:pPr>
-            <w:r>
-              <w:rPr>
-                <w:rFonts w:hint="eastAsia" w:ascii="Times New Roman" w:hAnsi="Times New Roman" w:eastAsia="FangSong" w:cs="Times New Roman"/>
-              </w:rPr>
-              <w:t xml:space="preserve">赵鑫光</w:t>
-            </w:r>
-            <w:r>
-              <w:rPr>
-                <w:rFonts w:ascii="Times New Roman" w:hAnsi="Times New Roman" w:eastAsia="Times New Roman" w:cs="Times New Roman"/>
-              </w:rPr>
-              <w:t xml:space="preserve"> </w:t>
-            </w:r>
-            <w:r>
-              <w:rPr>
-                <w:rFonts w:hint="eastAsia" w:ascii="Times New Roman" w:hAnsi="Times New Roman" w:eastAsia="FangSong" w:cs="Times New Roman"/>
-              </w:rPr>
-              <w:t>习题</w:t>
-            </w:r>
-            <w:r>
-              <w:rPr>
-                <w:rFonts w:hint="eastAsia" w:ascii="Times New Roman" w:hAnsi="Times New Roman" w:eastAsia="Times New Roman" w:cs="Times New Roman"/>
-              </w:rPr>
-              <w:t>28</w:t>
-            </w:r>
-          </w:p>
-        </w:tc>
-        <w:tc>
-          <w:tcPr/>
-          <w:p>
-            <w:pPr>
-              <w:pStyle w:val="Compact"/>
-              <w:jc w:val="center"/>
-            </w:pPr>
-            <w:r>
-              <w:rPr>
-                <w:rFonts w:hint="eastAsia" w:ascii="Times New Roman" w:hAnsi="Times New Roman" w:eastAsia="FangSong" w:cs="Times New Roman"/>
-              </w:rPr>
-              <w:t>血液缓冲对</w:t>
-            </w:r>
-            <w:r>
-              <w:rPr>
-                <w:rFonts w:hint="eastAsia" w:ascii="Times New Roman" w:hAnsi="Times New Roman" w:eastAsia="Times New Roman" w:cs="Times New Roman"/>
-              </w:rPr>
-              <w:t>HCO</w:t>
-            </w:r>
-            <w:r>
-              <w:rPr>
-                <w:rFonts w:hint="eastAsia" w:ascii="Times New Roman" w:hAnsi="Times New Roman" w:eastAsia="Times New Roman" w:cs="Times New Roman"/>
-                <w:vertAlign w:val="subscript"/>
-              </w:rPr>
-              <w:t>3</w:t>
-            </w:r>
-            <w:r>
-              <w:rPr>
-                <w:rFonts w:hint="eastAsia" w:ascii="Times New Roman" w:hAnsi="Times New Roman" w:eastAsia="Times New Roman" w:cs="Times New Roman"/>
-                <w:vertAlign w:val="superscript"/>
-              </w:rPr>
-              <w:t>-</w:t>
-            </w:r>
-            <w:r>
-              <w:rPr>
-                <w:rFonts w:hint="eastAsia" w:ascii="Times New Roman" w:hAnsi="Times New Roman" w:eastAsia="Times New Roman" w:cs="Times New Roman"/>
-              </w:rPr>
-              <w:t>/H</w:t>
-            </w:r>
-            <w:r>
-              <w:rPr>
-                <w:rFonts w:hint="eastAsia" w:ascii="Times New Roman" w:hAnsi="Times New Roman" w:eastAsia="Times New Roman" w:cs="Times New Roman"/>
-                <w:vertAlign w:val="subscript"/>
-              </w:rPr>
-              <w:t>2</w:t>
-            </w:r>
-            <w:r>
-              <w:rPr>
-                <w:rFonts w:hint="eastAsia" w:ascii="Times New Roman" w:hAnsi="Times New Roman" w:eastAsia="Times New Roman" w:cs="Times New Roman"/>
-              </w:rPr>
-              <w:t>CO</w:t>
-            </w:r>
-            <w:r>
-              <w:rPr>
-                <w:rFonts w:hint="eastAsia" w:ascii="Times New Roman" w:hAnsi="Times New Roman" w:eastAsia="Times New Roman" w:cs="Times New Roman"/>
-                <w:vertAlign w:val="subscript"/>
-              </w:rPr>
-              <w:t>3</w:t>
-            </w:r>
-            <w:r>
-              <w:rPr>
-                <w:rFonts w:hint="eastAsia" w:ascii="Times New Roman" w:hAnsi="Times New Roman" w:eastAsia="FangSong" w:cs="Times New Roman"/>
-              </w:rPr>
-              <w:t>比值</w:t>
-            </w:r>
-          </w:p>
-        </w:tc>
-      </w:tr>
-      <w:tr>
-        <w:tc>
-          <w:tcPr/>
-          <w:p>
-            <w:pPr>
-              <w:pStyle w:val="Compact"/>
-              <w:jc w:val="center"/>
-            </w:pPr>
-            <w:r>
-              <w:rPr>
-                <w:rFonts w:ascii="Times New Roman" w:hAnsi="Times New Roman" w:eastAsia="Times New Roman" w:cs="Times New Roman"/>
-              </w:rPr>
-              <w:t xml:space="preserve">54</w:t>
-            </w:r>
-          </w:p>
-        </w:tc>
-        <w:tc>
-          <w:tcPr/>
-          <w:p>
-            <w:pPr>
-              <w:pStyle w:val="Compact"/>
-              <w:jc w:val="center"/>
-            </w:pPr>
-            <w:r>
-              <w:rPr>
-                <w:rFonts w:hint="eastAsia" w:ascii="Times New Roman" w:hAnsi="Times New Roman" w:eastAsia="FangSong" w:cs="Times New Roman"/>
-              </w:rPr>
-              <w:t xml:space="preserve">赵鑫光</w:t>
-            </w:r>
-            <w:r>
-              <w:rPr>
-                <w:rFonts w:ascii="Times New Roman" w:hAnsi="Times New Roman" w:eastAsia="Times New Roman" w:cs="Times New Roman"/>
-              </w:rPr>
-              <w:t xml:space="preserve"> </w:t>
-            </w:r>
-            <w:r>
-              <w:rPr>
-                <w:rFonts w:hint="eastAsia" w:ascii="Times New Roman" w:hAnsi="Times New Roman" w:eastAsia="FangSong" w:cs="Times New Roman"/>
-              </w:rPr>
-              <w:t>习题</w:t>
-            </w:r>
-            <w:r>
-              <w:rPr>
-                <w:rFonts w:hint="eastAsia" w:ascii="Times New Roman" w:hAnsi="Times New Roman" w:eastAsia="Times New Roman" w:cs="Times New Roman"/>
-              </w:rPr>
-              <w:t>30</w:t>
-            </w:r>
-          </w:p>
-        </w:tc>
-        <w:tc>
-          <w:tcPr/>
-          <w:p>
-            <w:pPr>
-              <w:pStyle w:val="Compact"/>
-              <w:jc w:val="center"/>
-            </w:pPr>
-            <w:r>
-              <w:rPr>
-                <w:rFonts w:hint="eastAsia" w:ascii="Times New Roman" w:hAnsi="Times New Roman" w:eastAsia="FangSong" w:cs="Times New Roman"/>
-              </w:rPr>
-              <w:t xml:space="preserve">一元弱酸稀释离解度变化</w:t>
-            </w:r>
-          </w:p>
-        </w:tc>
-      </w:tr>
-      <w:tr>
-        <w:tc>
-          <w:tcPr/>
-          <w:p>
-            <w:pPr>
-              <w:pStyle w:val="Compact"/>
-              <w:jc w:val="center"/>
-            </w:pPr>
-            <w:r>
-              <w:rPr>
-                <w:rFonts w:ascii="Times New Roman" w:hAnsi="Times New Roman" w:eastAsia="Times New Roman" w:cs="Times New Roman"/>
-              </w:rPr>
-              <w:t xml:space="preserve">55</w:t>
-            </w:r>
-          </w:p>
-        </w:tc>
-        <w:tc>
-          <w:tcPr/>
-          <w:p>
-            <w:pPr>
-              <w:pStyle w:val="Compact"/>
-              <w:jc w:val="center"/>
-            </w:pPr>
-            <w:r>
-              <w:rPr>
-                <w:rFonts w:hint="eastAsia" w:ascii="Times New Roman" w:hAnsi="Times New Roman" w:eastAsia="FangSong" w:cs="Times New Roman"/>
-              </w:rPr>
-              <w:t xml:space="preserve">无机</w:t>
-            </w:r>
-            <w:r>
-              <w:rPr>
-                <w:rFonts w:ascii="Times New Roman" w:hAnsi="Times New Roman" w:eastAsia="Times New Roman" w:cs="Times New Roman"/>
-              </w:rPr>
-              <w:t xml:space="preserve"> </w:t>
-            </w:r>
-            <w:r>
-              <w:rPr>
-                <w:rFonts w:hint="eastAsia" w:ascii="Times New Roman" w:hAnsi="Times New Roman" w:eastAsia="FangSong" w:cs="Times New Roman"/>
-              </w:rPr>
-              <w:t>例</w:t>
-            </w:r>
-            <w:r>
-              <w:rPr>
-                <w:rFonts w:hint="eastAsia" w:ascii="Times New Roman" w:hAnsi="Times New Roman" w:eastAsia="Times New Roman" w:cs="Times New Roman"/>
-              </w:rPr>
-              <w:t>8.4</w:t>
-            </w:r>
-          </w:p>
-        </w:tc>
-        <w:tc>
-          <w:tcPr/>
-          <w:p>
-            <w:pPr>
-              <w:pStyle w:val="Compact"/>
-              <w:jc w:val="center"/>
-            </w:pPr>
-            <w:r>
-              <w:rPr>
-                <w:rFonts w:hint="eastAsia" w:ascii="Times New Roman" w:hAnsi="Times New Roman" w:eastAsia="Times New Roman" w:cs="Times New Roman"/>
-              </w:rPr>
-              <w:t>HAc+HCN</w:t>
-            </w:r>
-            <w:r>
-              <w:rPr>
-                <w:rFonts w:hint="eastAsia" w:ascii="Times New Roman" w:hAnsi="Times New Roman" w:eastAsia="FangSong" w:cs="Times New Roman"/>
-              </w:rPr>
-              <w:t>混合弱酸离子浓度</w:t>
-            </w:r>
-          </w:p>
-        </w:tc>
-      </w:tr>
-      <w:tr>
-        <w:tc>
-          <w:tcPr/>
-          <w:p>
-            <w:pPr>
-              <w:pStyle w:val="Compact"/>
-              <w:jc w:val="center"/>
-            </w:pPr>
-            <w:r>
-              <w:rPr>
-                <w:rFonts w:ascii="Times New Roman" w:hAnsi="Times New Roman" w:eastAsia="Times New Roman" w:cs="Times New Roman"/>
-              </w:rPr>
-              <w:t xml:space="preserve">56</w:t>
-            </w:r>
-          </w:p>
-        </w:tc>
-        <w:tc>
-          <w:tcPr/>
-          <w:p>
-            <w:pPr>
-              <w:pStyle w:val="Compact"/>
-              <w:jc w:val="center"/>
-            </w:pPr>
-            <w:r>
-              <w:rPr>
-                <w:rFonts w:hint="eastAsia" w:ascii="Times New Roman" w:hAnsi="Times New Roman" w:eastAsia="FangSong" w:cs="Times New Roman"/>
-              </w:rPr>
-              <w:t xml:space="preserve">无机</w:t>
-            </w:r>
-            <w:r>
-              <w:rPr>
-                <w:rFonts w:ascii="Times New Roman" w:hAnsi="Times New Roman" w:eastAsia="Times New Roman" w:cs="Times New Roman"/>
-              </w:rPr>
-              <w:t xml:space="preserve"> </w:t>
-            </w:r>
-            <w:r>
-              <w:rPr>
-                <w:rFonts w:hint="eastAsia" w:ascii="Times New Roman" w:hAnsi="Times New Roman" w:eastAsia="FangSong" w:cs="Times New Roman"/>
-              </w:rPr>
-              <w:t>例</w:t>
-            </w:r>
-            <w:r>
-              <w:rPr>
-                <w:rFonts w:hint="eastAsia" w:ascii="Times New Roman" w:hAnsi="Times New Roman" w:eastAsia="Times New Roman" w:cs="Times New Roman"/>
-              </w:rPr>
-              <w:t>8.8</w:t>
-            </w:r>
-          </w:p>
-        </w:tc>
-        <w:tc>
-          <w:tcPr/>
-          <w:p>
-            <w:pPr>
-              <w:pStyle w:val="Compact"/>
-              <w:jc w:val="center"/>
-            </w:pPr>
-            <w:r>
-              <w:rPr>
-                <w:rFonts w:hint="eastAsia" w:ascii="Times New Roman" w:hAnsi="Times New Roman" w:eastAsia="FangSong" w:cs="Times New Roman"/>
-              </w:rPr>
-              <w:t>强碱滴定弱酸求</w:t>
-            </w:r>
-            <w:r>
-              <w:rPr>
-                <w:rFonts w:hint="eastAsia" w:ascii="Times New Roman" w:hAnsi="Times New Roman" w:eastAsia="Times New Roman" w:cs="Times New Roman"/>
-              </w:rPr>
-              <w:t>Ka</w:t>
-            </w:r>
-          </w:p>
-        </w:tc>
-      </w:tr>
-      <w:tr>
-        <w:tc>
-          <w:tcPr/>
-          <w:p>
-            <w:pPr>
-              <w:pStyle w:val="Compact"/>
-              <w:jc w:val="center"/>
-            </w:pPr>
-            <w:r>
-              <w:rPr>
-                <w:rFonts w:ascii="Times New Roman" w:hAnsi="Times New Roman" w:eastAsia="Times New Roman" w:cs="Times New Roman"/>
-              </w:rPr>
-              <w:t xml:space="preserve">57</w:t>
-            </w:r>
-          </w:p>
-        </w:tc>
-        <w:tc>
-          <w:tcPr/>
-          <w:p>
-            <w:pPr>
-              <w:pStyle w:val="Compact"/>
-              <w:jc w:val="center"/>
-            </w:pPr>
-            <w:r>
-              <w:rPr>
-                <w:rFonts w:hint="eastAsia" w:ascii="Times New Roman" w:hAnsi="Times New Roman" w:eastAsia="FangSong" w:cs="Times New Roman"/>
-              </w:rPr>
-              <w:t xml:space="preserve">无机</w:t>
-            </w:r>
-            <w:r>
-              <w:rPr>
-                <w:rFonts w:ascii="Times New Roman" w:hAnsi="Times New Roman" w:eastAsia="Times New Roman" w:cs="Times New Roman"/>
-              </w:rPr>
-              <w:t xml:space="preserve"> </w:t>
-            </w:r>
-            <w:r>
-              <w:rPr>
-                <w:rFonts w:hint="eastAsia" w:ascii="Times New Roman" w:hAnsi="Times New Roman" w:eastAsia="FangSong" w:cs="Times New Roman"/>
-              </w:rPr>
-              <w:t>例</w:t>
-            </w:r>
-            <w:r>
-              <w:rPr>
-                <w:rFonts w:hint="eastAsia" w:ascii="Times New Roman" w:hAnsi="Times New Roman" w:eastAsia="Times New Roman" w:cs="Times New Roman"/>
-              </w:rPr>
-              <w:t>8.3</w:t>
-            </w:r>
-          </w:p>
-        </w:tc>
-        <w:tc>
-          <w:tcPr/>
-          <w:p>
-            <w:pPr>
-              <w:pStyle w:val="Compact"/>
-              <w:jc w:val="center"/>
-            </w:pPr>
-            <w:r>
-              <w:rPr>
-                <w:rFonts w:hint="eastAsia" w:ascii="Times New Roman" w:hAnsi="Times New Roman" w:eastAsia="FangSong" w:cs="Times New Roman"/>
-              </w:rPr>
-              <w:t xml:space="preserve">三元酸起始浓度计算</w:t>
-            </w:r>
-          </w:p>
-        </w:tc>
-      </w:tr>
-      <w:tr>
-        <w:tc>
-          <w:tcPr/>
-          <w:p>
-            <w:pPr>
-              <w:pStyle w:val="Compact"/>
-              <w:jc w:val="center"/>
-            </w:pPr>
-            <w:r>
-              <w:rPr>
-                <w:rFonts w:ascii="Times New Roman" w:hAnsi="Times New Roman" w:eastAsia="Times New Roman" w:cs="Times New Roman"/>
-              </w:rPr>
-              <w:t xml:space="preserve">58</w:t>
-            </w:r>
-          </w:p>
-        </w:tc>
-        <w:tc>
-          <w:tcPr/>
-          <w:p>
-            <w:pPr>
-              <w:pStyle w:val="Compact"/>
-              <w:jc w:val="center"/>
-            </w:pPr>
-            <w:r>
-              <w:rPr>
-                <w:rFonts w:hint="eastAsia" w:ascii="Times New Roman" w:hAnsi="Times New Roman" w:eastAsia="FangSong" w:cs="Times New Roman"/>
-              </w:rPr>
-              <w:t xml:space="preserve">无机</w:t>
-            </w:r>
-            <w:r>
-              <w:rPr>
-                <w:rFonts w:ascii="Times New Roman" w:hAnsi="Times New Roman" w:eastAsia="Times New Roman" w:cs="Times New Roman"/>
-              </w:rPr>
-              <w:t xml:space="preserve"> </w:t>
-            </w:r>
-            <w:r>
-              <w:rPr>
-                <w:rFonts w:hint="eastAsia" w:ascii="Times New Roman" w:hAnsi="Times New Roman" w:eastAsia="FangSong" w:cs="Times New Roman"/>
-              </w:rPr>
-              <w:t xml:space="preserve">习题改编</w:t>
-            </w:r>
-          </w:p>
-        </w:tc>
-        <w:tc>
-          <w:tcPr/>
-          <w:p>
-            <w:pPr>
-              <w:pStyle w:val="Compact"/>
-              <w:jc w:val="center"/>
-            </w:pPr>
-            <w:r>
-              <w:rPr>
-                <w:rFonts w:hint="eastAsia" w:ascii="Times New Roman" w:hAnsi="Times New Roman" w:eastAsia="FangSong" w:cs="Times New Roman"/>
-              </w:rPr>
-              <w:t>血液</w:t>
-            </w:r>
-            <w:r>
-              <w:rPr>
-                <w:rFonts w:hint="eastAsia" w:ascii="Times New Roman" w:hAnsi="Times New Roman" w:eastAsia="Times New Roman" w:cs="Times New Roman"/>
-              </w:rPr>
-              <w:t>H</w:t>
-            </w:r>
-            <w:r>
-              <w:rPr>
-                <w:rFonts w:hint="eastAsia" w:ascii="Times New Roman" w:hAnsi="Times New Roman" w:eastAsia="Times New Roman" w:cs="Times New Roman"/>
-                <w:vertAlign w:val="subscript"/>
-              </w:rPr>
-              <w:t>2</w:t>
-            </w:r>
-            <w:r>
-              <w:rPr>
-                <w:rFonts w:hint="eastAsia" w:ascii="Times New Roman" w:hAnsi="Times New Roman" w:eastAsia="Times New Roman" w:cs="Times New Roman"/>
-              </w:rPr>
-              <w:t>CO</w:t>
-            </w:r>
-            <w:r>
-              <w:rPr>
-                <w:rFonts w:hint="eastAsia" w:ascii="Times New Roman" w:hAnsi="Times New Roman" w:eastAsia="Times New Roman" w:cs="Times New Roman"/>
-                <w:vertAlign w:val="subscript"/>
-              </w:rPr>
-              <w:t>3</w:t>
-            </w:r>
-            <w:r>
-              <w:rPr>
-                <w:rFonts w:hint="eastAsia" w:ascii="Times New Roman" w:hAnsi="Times New Roman" w:eastAsia="Times New Roman" w:cs="Times New Roman"/>
-              </w:rPr>
-              <w:t>/HCO</w:t>
-            </w:r>
-            <w:r>
-              <w:rPr>
-                <w:rFonts w:hint="eastAsia" w:ascii="Times New Roman" w:hAnsi="Times New Roman" w:eastAsia="Times New Roman" w:cs="Times New Roman"/>
-                <w:vertAlign w:val="subscript"/>
-              </w:rPr>
-              <w:t>3</w:t>
-            </w:r>
-            <w:r>
-              <w:rPr>
-                <w:rFonts w:hint="eastAsia" w:ascii="Times New Roman" w:hAnsi="Times New Roman" w:eastAsia="Times New Roman" w:cs="Times New Roman"/>
-                <w:vertAlign w:val="superscript"/>
-              </w:rPr>
-              <w:t>-</w:t>
-            </w:r>
-            <w:r>
-              <w:rPr>
-                <w:rFonts w:hint="eastAsia" w:ascii="Times New Roman" w:hAnsi="Times New Roman" w:eastAsia="FangSong" w:cs="Times New Roman"/>
-              </w:rPr>
-              <w:t>缓冲</w:t>
-            </w:r>
-            <w:r>
-              <w:rPr>
-                <w:rFonts w:hint="eastAsia" w:ascii="Times New Roman" w:hAnsi="Times New Roman" w:eastAsia="Times New Roman" w:cs="Times New Roman"/>
-              </w:rPr>
-              <w:t>pH</w:t>
-            </w:r>
-            <w:r>
-              <w:rPr>
-                <w:rFonts w:hint="eastAsia" w:ascii="Times New Roman" w:hAnsi="Times New Roman" w:eastAsia="FangSong" w:cs="Times New Roman"/>
-              </w:rPr>
-              <w:t>计算</w:t>
-            </w:r>
-          </w:p>
-        </w:tc>
-      </w:tr>
-    </w:tbl>
-    <w:p>
-      <w:pPr>
-        <w:spacing w:before="160" w:after="80"/>
-      </w:pPr>
-      <w:r>
-        <w:pict>
-          <v:rect style="width:0;height:1.5pt" o:hralign="center" o:hrstd="t" o:hr="t"/>
-        </w:pict>
-      </w:r>
-    </w:p>
-    <w:p>
-      <w:pPr>
-        <w:pStyle w:val="FirstParagraph"/>
-      </w:pPr>
-      <w:r>
-        <w:rPr>
-          <w:rFonts w:hint="eastAsia" w:ascii="Times New Roman" w:hAnsi="Times New Roman" w:eastAsia="FangSong" w:cs="Times New Roman"/>
-          <w:i/>
-          <w:iCs/>
-        </w:rPr>
-        <w:t>本习题集配套第一轮化学原理酸碱理论讲义</w:t>
-      </w:r>
-      <w:r>
-        <w:rPr>
-          <w:rFonts w:hint="eastAsia" w:ascii="Times New Roman" w:hAnsi="Times New Roman" w:eastAsia="Times New Roman" w:cs="Times New Roman"/>
-          <w:i/>
-          <w:iCs/>
-        </w:rPr>
-        <w:t>。</w:t>
-      </w:r>
-      <w:r>
-        <w:rPr>
-          <w:rFonts w:hint="eastAsia" w:ascii="Times New Roman" w:hAnsi="Times New Roman" w:eastAsia="FangSong" w:cs="Times New Roman"/>
-          <w:i/>
-          <w:iCs/>
-        </w:rPr>
-        <w:t>题目全部来自题库</w:t>
-      </w:r>
-      <w:r>
-        <w:rPr>
-          <w:rFonts w:hint="eastAsia" w:ascii="Times New Roman" w:hAnsi="Times New Roman" w:eastAsia="Times New Roman" w:cs="Times New Roman"/>
-          <w:i/>
-          <w:iCs/>
-        </w:rPr>
-        <w:t>，</w:t>
-      </w:r>
-      <w:r>
-        <w:rPr>
-          <w:rFonts w:hint="eastAsia" w:ascii="Times New Roman" w:hAnsi="Times New Roman" w:eastAsia="FangSong" w:cs="Times New Roman"/>
-          <w:i/>
-          <w:iCs/>
-        </w:rPr>
-        <w:t>包含完整解答</w:t>
-      </w:r>
-      <w:r>
-        <w:rPr>
-          <w:rFonts w:hint="eastAsia" w:ascii="Times New Roman" w:hAnsi="Times New Roman" w:eastAsia="Times New Roman" w:cs="Times New Roman"/>
-          <w:i/>
-          <w:iCs/>
-        </w:rPr>
-        <w:t>。</w:t>
-      </w:r>
-    </w:p>
-    <w:bookmarkEnd w:id="79"/>
-    <w:bookmarkEnd w:id="80"/>
     <w:sectPr>
       <w:footerReference w:type="default" r:id="rId9"/>
       <w:footnotePr>

--- a/00-首页/题组Word/第一轮习题集-学生版/第一轮化学原理-酸碱理论习题集.docx
+++ b/00-首页/题组Word/第一轮习题集-学生版/第一轮化学原理-酸碱理论习题集.docx
@@ -3,161 +3,6 @@
 <w:document xmlns:w="http://schemas.openxmlformats.org/wordprocessingml/2006/main" xmlns:m="http://schemas.openxmlformats.org/officeDocument/2006/math" xmlns:r="http://schemas.openxmlformats.org/officeDocument/2006/relationships" xmlns:o="urn:schemas-microsoft-com:office:office" xmlns:v="urn:schemas-microsoft-com:vml" xmlns:w10="urn:schemas-microsoft-com:office:word" xmlns:a="http://schemas.openxmlformats.org/drawingml/2006/main" xmlns:pic="http://schemas.openxmlformats.org/drawingml/2006/picture" xmlns:wp="http://schemas.openxmlformats.org/drawingml/2006/wordprocessingDrawing">
   <w:body>
     <w:bookmarkStart w:id="78" w:name="第一轮化学原理酸碱理论-习题集"/>
-    <w:p>
-      <w:pPr>
-        <w:spacing w:after="1800" w:before="1200" w:line="276" w:lineRule="auto"/>
-        <w:jc w:val="center"/>
-      </w:pPr>
-    </w:p>
-    <w:p>
-      <w:pPr>
-        <w:spacing w:after="320" w:before="0" w:line="276" w:lineRule="auto"/>
-        <w:jc w:val="center"/>
-      </w:pPr>
-      <w:r>
-        <w:rPr>
-          <w:rFonts w:ascii="Times New Roman" w:hAnsi="Times New Roman" w:eastAsia="SimHei" w:cs="Times New Roman"/>
-          <w:b/>
-          <w:color w:val="17324D"/>
-          <w:sz w:val="64"/>
-        </w:rPr>
-        <w:t>化学竞赛习题册</w:t>
-      </w:r>
-    </w:p>
-    <w:p>
-      <w:pPr>
-        <w:spacing w:after="120" w:before="0" w:line="276" w:lineRule="auto"/>
-        <w:jc w:val="center"/>
-      </w:pPr>
-      <w:r>
-        <w:rPr>
-          <w:rFonts w:ascii="Times New Roman" w:hAnsi="Times New Roman" w:eastAsia="Times New Roman" w:cs="Times New Roman"/>
-          <w:b w:val="0"/>
-          <w:color w:val="5B6975"/>
-          <w:sz w:val="32"/>
-        </w:rPr>
-        <w:t>student_build</w:t>
-      </w:r>
-    </w:p>
-    <w:p>
-      <w:pPr>
-        <w:spacing w:after="600" w:before="0" w:line="276" w:lineRule="auto"/>
-        <w:jc w:val="center"/>
-      </w:pPr>
-      <w:r>
-        <w:rPr>
-          <w:rFonts w:ascii="Times New Roman" w:hAnsi="Times New Roman" w:eastAsia="SimHei" w:cs="Times New Roman"/>
-          <w:b/>
-          <w:color w:val="17324D"/>
-          <w:sz w:val="44"/>
-        </w:rPr>
-        <w:t>第一轮化学原理</w:t>
-      </w:r>
-      <w:r>
-        <w:rPr>
-          <w:rFonts w:ascii="Times New Roman" w:hAnsi="Times New Roman" w:eastAsia="Times New Roman" w:cs="Times New Roman"/>
-          <w:b/>
-          <w:color w:val="17324D"/>
-          <w:sz w:val="44"/>
-        </w:rPr>
-        <w:t>·</w:t>
-      </w:r>
-      <w:r>
-        <w:rPr>
-          <w:rFonts w:ascii="Times New Roman" w:hAnsi="Times New Roman" w:eastAsia="SimHei" w:cs="Times New Roman"/>
-          <w:b/>
-          <w:color w:val="17324D"/>
-          <w:sz w:val="44"/>
-        </w:rPr>
-        <w:t>酸碱理论</w:t>
-      </w:r>
-      <w:r>
-        <w:rPr>
-          <w:rFonts w:ascii="Times New Roman" w:hAnsi="Times New Roman" w:eastAsia="Times New Roman" w:cs="Times New Roman"/>
-          <w:b/>
-          <w:color w:val="17324D"/>
-          <w:sz w:val="44"/>
-        </w:rPr>
-        <w:t xml:space="preserve"> </w:t>
-      </w:r>
-      <w:r>
-        <w:rPr>
-          <w:rFonts w:ascii="Times New Roman" w:hAnsi="Times New Roman" w:eastAsia="SimHei" w:cs="Times New Roman"/>
-          <w:b/>
-          <w:color w:val="17324D"/>
-          <w:sz w:val="44"/>
-        </w:rPr>
-        <w:t>习题集</w:t>
-      </w:r>
-    </w:p>
-    <w:p>
-      <w:pPr>
-        <w:spacing w:after="600" w:before="120" w:line="276" w:lineRule="auto"/>
-        <w:jc w:val="center"/>
-        <w:pBdr>
-          <w:bottom w:val="single" w:sz="8" w:space="4" w:color="4A6577"/>
-        </w:pBdr>
-      </w:pPr>
-    </w:p>
-    <w:p>
-      <w:pPr>
-        <w:spacing w:after="160" w:before="0" w:line="276" w:lineRule="auto"/>
-        <w:jc w:val="center"/>
-      </w:pPr>
-      <w:r>
-        <w:rPr>
-          <w:rFonts w:ascii="Times New Roman" w:hAnsi="Times New Roman" w:eastAsia="FangSong" w:cs="Times New Roman"/>
-          <w:b w:val="0"/>
-          <w:color w:val="5B6975"/>
-          <w:sz w:val="24"/>
-        </w:rPr>
-        <w:t>题量</w:t>
-      </w:r>
-      <w:r>
-        <w:rPr>
-          <w:rFonts w:ascii="Times New Roman" w:hAnsi="Times New Roman" w:eastAsia="Times New Roman" w:cs="Times New Roman"/>
-          <w:b w:val="0"/>
-          <w:color w:val="5B6975"/>
-          <w:sz w:val="24"/>
-        </w:rPr>
-        <w:t>：64</w:t>
-      </w:r>
-    </w:p>
-    <w:p>
-      <w:pPr>
-        <w:spacing w:after="160" w:before="0" w:line="276" w:lineRule="auto"/>
-        <w:jc w:val="center"/>
-      </w:pPr>
-      <w:r>
-        <w:rPr>
-          <w:rFonts w:ascii="Times New Roman" w:hAnsi="Times New Roman" w:eastAsia="FangSong" w:cs="Times New Roman"/>
-          <w:b w:val="0"/>
-          <w:color w:val="5B6975"/>
-          <w:sz w:val="24"/>
-        </w:rPr>
-        <w:t>日期</w:t>
-      </w:r>
-      <w:r>
-        <w:rPr>
-          <w:rFonts w:ascii="Times New Roman" w:hAnsi="Times New Roman" w:eastAsia="Times New Roman" w:cs="Times New Roman"/>
-          <w:b w:val="0"/>
-          <w:color w:val="5B6975"/>
-          <w:sz w:val="24"/>
-        </w:rPr>
-        <w:t>：2026-09-06</w:t>
-      </w:r>
-    </w:p>
-    <w:p>
-      <w:pPr>
-        <w:jc w:val="center"/>
-      </w:pPr>
-      <w:r>
-        <w:rPr>
-          <w:rFonts w:ascii="Times New Roman" w:hAnsi="Times New Roman" w:eastAsia="Times New Roman" w:cs="Times New Roman"/>
-        </w:rPr>
-        <w:br w:type="page"/>
-      </w:r>
-    </w:p>
     <w:p>
       <w:pPr>
         <w:pStyle w:val="Heading1"/>
